--- a/aoi_trace_viewer tutorial.docx
+++ b/aoi_trace_viewer tutorial.docx
@@ -3490,11 +3490,6 @@
       </w:r>
     </w:p>
     <w:p>
-      <w:pPr>
-        <w:rPr>
-          <w:rFonts w:hint="eastAsia"/>
-        </w:rPr>
-      </w:pPr>
       <w:r>
         <w:rPr>
           <w:rFonts w:hint="eastAsia"/>
@@ -4701,6 +4696,10 @@
     <w:p>
       <w:pPr>
         <w:pStyle w:val="Web"/>
+        <w:spacing w:after="0" w:afterAutospacing="0"/>
+        <w:rPr>
+          <w:rFonts w:hint="eastAsia"/>
+        </w:rPr>
       </w:pPr>
       <w:r>
         <w:rPr>
@@ -4708,10 +4707,10 @@
         </w:rPr>
         <w:lastRenderedPageBreak/>
         <w:drawing>
-          <wp:inline distT="0" distB="0" distL="0" distR="0" wp14:anchorId="002E34C1" wp14:editId="54EA3EDE">
-            <wp:extent cx="5759450" cy="3240405"/>
-            <wp:effectExtent l="0" t="0" r="0" b="0"/>
-            <wp:docPr id="680451780" name="圖片 6"/>
+          <wp:inline distT="0" distB="0" distL="0" distR="0" wp14:anchorId="35A98E18" wp14:editId="1681E18F">
+            <wp:extent cx="5727622" cy="3222498"/>
+            <wp:effectExtent l="0" t="0" r="6985" b="0"/>
+            <wp:docPr id="947744764" name="圖片 3"/>
             <wp:cNvGraphicFramePr>
               <a:graphicFrameLocks xmlns:a="http://schemas.openxmlformats.org/drawingml/2006/main" noChangeAspect="1"/>
             </wp:cNvGraphicFramePr>
@@ -4719,7 +4718,7 @@
               <a:graphicData uri="http://schemas.openxmlformats.org/drawingml/2006/picture">
                 <pic:pic xmlns:pic="http://schemas.openxmlformats.org/drawingml/2006/picture">
                   <pic:nvPicPr>
-                    <pic:cNvPr id="0" name="Picture 7"/>
+                    <pic:cNvPr id="0" name="Picture 1"/>
                     <pic:cNvPicPr>
                       <a:picLocks noChangeAspect="1" noChangeArrowheads="1"/>
                     </pic:cNvPicPr>
@@ -4740,7 +4739,7 @@
                   <pic:spPr bwMode="auto">
                     <a:xfrm>
                       <a:off x="0" y="0"/>
-                      <a:ext cx="5759450" cy="3240405"/>
+                      <a:ext cx="5732310" cy="3225135"/>
                     </a:xfrm>
                     <a:prstGeom prst="rect">
                       <a:avLst/>
@@ -5879,6 +5878,7 @@
           <w:ilvl w:val="0"/>
           <w:numId w:val="17"/>
         </w:numPr>
+        <w:spacing w:after="0" w:afterAutospacing="0"/>
         <w:rPr>
           <w:rFonts w:ascii="Times New Roman" w:hAnsi="Times New Roman" w:cs="Times New Roman"/>
         </w:rPr>
@@ -5903,7 +5903,107 @@
         <w:rPr>
           <w:rFonts w:ascii="Times New Roman" w:hAnsi="Times New Roman" w:cs="Times New Roman"/>
         </w:rPr>
-        <w:t>displays the read-only Current Fitted States table (sorted means S0 to Sk-1).</w:t>
+        <w:t>displays the read-only Current Fitted States table (sorted means S0 to Sk-1)</w:t>
+      </w:r>
+      <w:r>
+        <w:rPr>
+          <w:rFonts w:ascii="Times New Roman" w:hAnsi="Times New Roman" w:cs="Times New Roman" w:hint="eastAsia"/>
+        </w:rPr>
+        <w:t xml:space="preserve"> and the </w:t>
+      </w:r>
+      <w:r>
+        <w:rPr>
+          <w:rFonts w:ascii="Times New Roman" w:hAnsi="Times New Roman" w:cs="Times New Roman" w:hint="eastAsia"/>
+          <w:b/>
+          <w:bCs/>
+        </w:rPr>
+        <w:t>Merge States</w:t>
+      </w:r>
+      <w:r>
+        <w:rPr>
+          <w:rFonts w:ascii="Times New Roman" w:hAnsi="Times New Roman" w:cs="Times New Roman" w:hint="eastAsia"/>
+        </w:rPr>
+        <w:t xml:space="preserve"> function</w:t>
+      </w:r>
+      <w:r>
+        <w:rPr>
+          <w:rFonts w:ascii="Times New Roman" w:hAnsi="Times New Roman" w:cs="Times New Roman"/>
+        </w:rPr>
+        <w:t>.</w:t>
+      </w:r>
+    </w:p>
+    <w:p>
+      <w:pPr>
+        <w:pStyle w:val="Web"/>
+        <w:numPr>
+          <w:ilvl w:val="0"/>
+          <w:numId w:val="39"/>
+        </w:numPr>
+        <w:spacing w:before="0" w:beforeAutospacing="0"/>
+        <w:rPr>
+          <w:rFonts w:ascii="Times New Roman" w:hAnsi="Times New Roman" w:cs="Times New Roman"/>
+        </w:rPr>
+      </w:pPr>
+      <w:r>
+        <w:rPr>
+          <w:rFonts w:ascii="Times New Roman" w:hAnsi="Times New Roman" w:cs="Times New Roman"/>
+          <w:b/>
+          <w:bCs/>
+        </w:rPr>
+        <w:t>Merge threshold</w:t>
+      </w:r>
+      <w:r>
+        <w:rPr>
+          <w:rFonts w:ascii="Times New Roman" w:hAnsi="Times New Roman" w:cs="Times New Roman" w:hint="eastAsia"/>
+          <w:b/>
+          <w:bCs/>
+        </w:rPr>
+        <w:t>:</w:t>
+      </w:r>
+      <w:r>
+        <w:rPr>
+          <w:rFonts w:ascii="Times New Roman" w:hAnsi="Times New Roman" w:cs="Times New Roman" w:hint="eastAsia"/>
+        </w:rPr>
+        <w:t xml:space="preserve"> </w:t>
+      </w:r>
+      <w:r>
+        <w:rPr>
+          <w:rFonts w:ascii="Times New Roman" w:hAnsi="Times New Roman" w:cs="Times New Roman"/>
+        </w:rPr>
+        <w:t>sets the maximum absolute difference between two fitted state means for them to be considered the same state.</w:t>
+      </w:r>
+    </w:p>
+    <w:p>
+      <w:pPr>
+        <w:pStyle w:val="Web"/>
+        <w:numPr>
+          <w:ilvl w:val="0"/>
+          <w:numId w:val="39"/>
+        </w:numPr>
+        <w:spacing w:before="0" w:beforeAutospacing="0"/>
+        <w:rPr>
+          <w:rFonts w:ascii="Times New Roman" w:hAnsi="Times New Roman" w:cs="Times New Roman"/>
+        </w:rPr>
+      </w:pPr>
+      <w:r>
+        <w:rPr>
+          <w:rFonts w:ascii="Times New Roman" w:hAnsi="Times New Roman" w:cs="Times New Roman"/>
+          <w:b/>
+          <w:bCs/>
+        </w:rPr>
+        <w:t>Merge States</w:t>
+      </w:r>
+      <w:r>
+        <w:rPr>
+          <w:rFonts w:ascii="Times New Roman" w:hAnsi="Times New Roman" w:cs="Times New Roman" w:hint="eastAsia"/>
+        </w:rPr>
+        <w:t xml:space="preserve"> button: </w:t>
+      </w:r>
+      <w:r>
+        <w:rPr>
+          <w:rFonts w:ascii="Times New Roman" w:hAnsi="Times New Roman" w:cs="Times New Roman"/>
+        </w:rPr>
+        <w:t>after clicking, states whose means fall within the threshold are collapsed into one (averaged mean, remapped indices).</w:t>
       </w:r>
     </w:p>
     <w:p>
@@ -6017,9 +6117,9 @@
         </w:rPr>
         <w:lastRenderedPageBreak/>
         <w:drawing>
-          <wp:inline distT="0" distB="0" distL="0" distR="0" wp14:anchorId="477F0F11" wp14:editId="0209BE8E">
-            <wp:extent cx="5759346" cy="2126120"/>
-            <wp:effectExtent l="0" t="0" r="0" b="7620"/>
+          <wp:inline distT="0" distB="0" distL="0" distR="0" wp14:anchorId="477F0F11" wp14:editId="74ECCEE8">
+            <wp:extent cx="5758727" cy="1806360"/>
+            <wp:effectExtent l="0" t="0" r="0" b="3810"/>
             <wp:docPr id="845018439" name="圖片 8"/>
             <wp:cNvGraphicFramePr>
               <a:graphicFrameLocks xmlns:a="http://schemas.openxmlformats.org/drawingml/2006/main" noChangeAspect="1"/>
@@ -6041,7 +6141,7 @@
                         </a:ext>
                       </a:extLst>
                     </a:blip>
-                    <a:srcRect t="14719" b="19654"/>
+                    <a:srcRect t="20087" b="24150"/>
                     <a:stretch>
                       <a:fillRect/>
                     </a:stretch>
@@ -6049,7 +6149,7 @@
                   <pic:spPr bwMode="auto">
                     <a:xfrm>
                       <a:off x="0" y="0"/>
-                      <a:ext cx="5759450" cy="2126158"/>
+                      <a:ext cx="5759450" cy="1806587"/>
                     </a:xfrm>
                     <a:prstGeom prst="rect">
                       <a:avLst/>
@@ -6256,7 +6356,7 @@
         </w:numPr>
         <w:spacing w:before="0" w:beforeAutospacing="0" w:after="0" w:afterAutospacing="0"/>
         <w:rPr>
-          <w:rFonts w:ascii="Times New Roman" w:hAnsi="Times New Roman" w:cs="Times New Roman" w:hint="eastAsia"/>
+          <w:rFonts w:ascii="Times New Roman" w:hAnsi="Times New Roman" w:cs="Times New Roman"/>
         </w:rPr>
       </w:pPr>
       <w:r>
@@ -8802,6 +8902,119 @@
     </w:lvl>
   </w:abstractNum>
   <w:abstractNum w:abstractNumId="22" w15:restartNumberingAfterBreak="0">
+    <w:nsid w:val="30ED3474"/>
+    <w:multiLevelType w:val="hybridMultilevel"/>
+    <w:tmpl w:val="E7D0D41A"/>
+    <w:lvl w:ilvl="0" w:tplc="0409000B">
+      <w:start w:val="1"/>
+      <w:numFmt w:val="bullet"/>
+      <w:lvlText w:val=""/>
+      <w:lvlJc w:val="left"/>
+      <w:pPr>
+        <w:ind w:left="480" w:hanging="480"/>
+      </w:pPr>
+      <w:rPr>
+        <w:rFonts w:ascii="Wingdings" w:hAnsi="Wingdings" w:hint="default"/>
+      </w:rPr>
+    </w:lvl>
+    <w:lvl w:ilvl="1" w:tplc="04090003" w:tentative="1">
+      <w:start w:val="1"/>
+      <w:numFmt w:val="bullet"/>
+      <w:lvlText w:val=""/>
+      <w:lvlJc w:val="left"/>
+      <w:pPr>
+        <w:ind w:left="960" w:hanging="480"/>
+      </w:pPr>
+      <w:rPr>
+        <w:rFonts w:ascii="Wingdings" w:hAnsi="Wingdings" w:hint="default"/>
+      </w:rPr>
+    </w:lvl>
+    <w:lvl w:ilvl="2" w:tplc="04090005" w:tentative="1">
+      <w:start w:val="1"/>
+      <w:numFmt w:val="bullet"/>
+      <w:lvlText w:val=""/>
+      <w:lvlJc w:val="left"/>
+      <w:pPr>
+        <w:ind w:left="1440" w:hanging="480"/>
+      </w:pPr>
+      <w:rPr>
+        <w:rFonts w:ascii="Wingdings" w:hAnsi="Wingdings" w:hint="default"/>
+      </w:rPr>
+    </w:lvl>
+    <w:lvl w:ilvl="3" w:tplc="04090001" w:tentative="1">
+      <w:start w:val="1"/>
+      <w:numFmt w:val="bullet"/>
+      <w:lvlText w:val=""/>
+      <w:lvlJc w:val="left"/>
+      <w:pPr>
+        <w:ind w:left="1920" w:hanging="480"/>
+      </w:pPr>
+      <w:rPr>
+        <w:rFonts w:ascii="Wingdings" w:hAnsi="Wingdings" w:hint="default"/>
+      </w:rPr>
+    </w:lvl>
+    <w:lvl w:ilvl="4" w:tplc="04090003" w:tentative="1">
+      <w:start w:val="1"/>
+      <w:numFmt w:val="bullet"/>
+      <w:lvlText w:val=""/>
+      <w:lvlJc w:val="left"/>
+      <w:pPr>
+        <w:ind w:left="2400" w:hanging="480"/>
+      </w:pPr>
+      <w:rPr>
+        <w:rFonts w:ascii="Wingdings" w:hAnsi="Wingdings" w:hint="default"/>
+      </w:rPr>
+    </w:lvl>
+    <w:lvl w:ilvl="5" w:tplc="04090005" w:tentative="1">
+      <w:start w:val="1"/>
+      <w:numFmt w:val="bullet"/>
+      <w:lvlText w:val=""/>
+      <w:lvlJc w:val="left"/>
+      <w:pPr>
+        <w:ind w:left="2880" w:hanging="480"/>
+      </w:pPr>
+      <w:rPr>
+        <w:rFonts w:ascii="Wingdings" w:hAnsi="Wingdings" w:hint="default"/>
+      </w:rPr>
+    </w:lvl>
+    <w:lvl w:ilvl="6" w:tplc="04090001" w:tentative="1">
+      <w:start w:val="1"/>
+      <w:numFmt w:val="bullet"/>
+      <w:lvlText w:val=""/>
+      <w:lvlJc w:val="left"/>
+      <w:pPr>
+        <w:ind w:left="3360" w:hanging="480"/>
+      </w:pPr>
+      <w:rPr>
+        <w:rFonts w:ascii="Wingdings" w:hAnsi="Wingdings" w:hint="default"/>
+      </w:rPr>
+    </w:lvl>
+    <w:lvl w:ilvl="7" w:tplc="04090003" w:tentative="1">
+      <w:start w:val="1"/>
+      <w:numFmt w:val="bullet"/>
+      <w:lvlText w:val=""/>
+      <w:lvlJc w:val="left"/>
+      <w:pPr>
+        <w:ind w:left="3840" w:hanging="480"/>
+      </w:pPr>
+      <w:rPr>
+        <w:rFonts w:ascii="Wingdings" w:hAnsi="Wingdings" w:hint="default"/>
+      </w:rPr>
+    </w:lvl>
+    <w:lvl w:ilvl="8" w:tplc="04090005" w:tentative="1">
+      <w:start w:val="1"/>
+      <w:numFmt w:val="bullet"/>
+      <w:lvlText w:val=""/>
+      <w:lvlJc w:val="left"/>
+      <w:pPr>
+        <w:ind w:left="4320" w:hanging="480"/>
+      </w:pPr>
+      <w:rPr>
+        <w:rFonts w:ascii="Wingdings" w:hAnsi="Wingdings" w:hint="default"/>
+      </w:rPr>
+    </w:lvl>
+  </w:abstractNum>
+  <w:abstractNum w:abstractNumId="23" w15:restartNumberingAfterBreak="0">
     <w:nsid w:val="3D482E76"/>
     <w:multiLevelType w:val="hybridMultilevel"/>
     <w:tmpl w:val="3BA0CD36"/>
@@ -8914,7 +9127,7 @@
       </w:rPr>
     </w:lvl>
   </w:abstractNum>
-  <w:abstractNum w:abstractNumId="23" w15:restartNumberingAfterBreak="0">
+  <w:abstractNum w:abstractNumId="24" w15:restartNumberingAfterBreak="0">
     <w:nsid w:val="410E04B6"/>
     <w:multiLevelType w:val="hybridMultilevel"/>
     <w:tmpl w:val="EBAE2144"/>
@@ -9000,7 +9213,7 @@
       </w:pPr>
     </w:lvl>
   </w:abstractNum>
-  <w:abstractNum w:abstractNumId="24" w15:restartNumberingAfterBreak="0">
+  <w:abstractNum w:abstractNumId="25" w15:restartNumberingAfterBreak="0">
     <w:nsid w:val="421B4BA1"/>
     <w:multiLevelType w:val="hybridMultilevel"/>
     <w:tmpl w:val="510C92D4"/>
@@ -9113,7 +9326,7 @@
       </w:rPr>
     </w:lvl>
   </w:abstractNum>
-  <w:abstractNum w:abstractNumId="25" w15:restartNumberingAfterBreak="0">
+  <w:abstractNum w:abstractNumId="26" w15:restartNumberingAfterBreak="0">
     <w:nsid w:val="47AA792B"/>
     <w:multiLevelType w:val="hybridMultilevel"/>
     <w:tmpl w:val="5B4286F0"/>
@@ -9226,7 +9439,7 @@
       </w:rPr>
     </w:lvl>
   </w:abstractNum>
-  <w:abstractNum w:abstractNumId="26" w15:restartNumberingAfterBreak="0">
+  <w:abstractNum w:abstractNumId="27" w15:restartNumberingAfterBreak="0">
     <w:nsid w:val="47FA0502"/>
     <w:multiLevelType w:val="hybridMultilevel"/>
     <w:tmpl w:val="A0E4B654"/>
@@ -9339,7 +9552,7 @@
       </w:rPr>
     </w:lvl>
   </w:abstractNum>
-  <w:abstractNum w:abstractNumId="27" w15:restartNumberingAfterBreak="0">
+  <w:abstractNum w:abstractNumId="28" w15:restartNumberingAfterBreak="0">
     <w:nsid w:val="48D9021A"/>
     <w:multiLevelType w:val="hybridMultilevel"/>
     <w:tmpl w:val="9484122E"/>
@@ -9452,7 +9665,7 @@
       </w:rPr>
     </w:lvl>
   </w:abstractNum>
-  <w:abstractNum w:abstractNumId="28" w15:restartNumberingAfterBreak="0">
+  <w:abstractNum w:abstractNumId="29" w15:restartNumberingAfterBreak="0">
     <w:nsid w:val="4D7D036F"/>
     <w:multiLevelType w:val="hybridMultilevel"/>
     <w:tmpl w:val="166A2646"/>
@@ -9565,7 +9778,7 @@
       </w:rPr>
     </w:lvl>
   </w:abstractNum>
-  <w:abstractNum w:abstractNumId="29" w15:restartNumberingAfterBreak="0">
+  <w:abstractNum w:abstractNumId="30" w15:restartNumberingAfterBreak="0">
     <w:nsid w:val="558B779A"/>
     <w:multiLevelType w:val="hybridMultilevel"/>
     <w:tmpl w:val="46325036"/>
@@ -9656,7 +9869,7 @@
       </w:pPr>
     </w:lvl>
   </w:abstractNum>
-  <w:abstractNum w:abstractNumId="30" w15:restartNumberingAfterBreak="0">
+  <w:abstractNum w:abstractNumId="31" w15:restartNumberingAfterBreak="0">
     <w:nsid w:val="5FFD333F"/>
     <w:multiLevelType w:val="hybridMultilevel"/>
     <w:tmpl w:val="25E88ABE"/>
@@ -9769,7 +9982,7 @@
       </w:rPr>
     </w:lvl>
   </w:abstractNum>
-  <w:abstractNum w:abstractNumId="31" w15:restartNumberingAfterBreak="0">
+  <w:abstractNum w:abstractNumId="32" w15:restartNumberingAfterBreak="0">
     <w:nsid w:val="60DE7186"/>
     <w:multiLevelType w:val="hybridMultilevel"/>
     <w:tmpl w:val="C7EC3740"/>
@@ -9855,7 +10068,7 @@
       </w:pPr>
     </w:lvl>
   </w:abstractNum>
-  <w:abstractNum w:abstractNumId="32" w15:restartNumberingAfterBreak="0">
+  <w:abstractNum w:abstractNumId="33" w15:restartNumberingAfterBreak="0">
     <w:nsid w:val="65AC31E5"/>
     <w:multiLevelType w:val="hybridMultilevel"/>
     <w:tmpl w:val="9D7C15C0"/>
@@ -9941,7 +10154,7 @@
       </w:pPr>
     </w:lvl>
   </w:abstractNum>
-  <w:abstractNum w:abstractNumId="33" w15:restartNumberingAfterBreak="0">
+  <w:abstractNum w:abstractNumId="34" w15:restartNumberingAfterBreak="0">
     <w:nsid w:val="672C4E99"/>
     <w:multiLevelType w:val="hybridMultilevel"/>
     <w:tmpl w:val="FF200908"/>
@@ -10054,7 +10267,7 @@
       </w:rPr>
     </w:lvl>
   </w:abstractNum>
-  <w:abstractNum w:abstractNumId="34" w15:restartNumberingAfterBreak="0">
+  <w:abstractNum w:abstractNumId="35" w15:restartNumberingAfterBreak="0">
     <w:nsid w:val="6CD46012"/>
     <w:multiLevelType w:val="hybridMultilevel"/>
     <w:tmpl w:val="CC0682DC"/>
@@ -10143,7 +10356,7 @@
       </w:pPr>
     </w:lvl>
   </w:abstractNum>
-  <w:abstractNum w:abstractNumId="35" w15:restartNumberingAfterBreak="0">
+  <w:abstractNum w:abstractNumId="36" w15:restartNumberingAfterBreak="0">
     <w:nsid w:val="6EB9019F"/>
     <w:multiLevelType w:val="hybridMultilevel"/>
     <w:tmpl w:val="98E619AE"/>
@@ -10229,7 +10442,7 @@
       </w:pPr>
     </w:lvl>
   </w:abstractNum>
-  <w:abstractNum w:abstractNumId="36" w15:restartNumberingAfterBreak="0">
+  <w:abstractNum w:abstractNumId="37" w15:restartNumberingAfterBreak="0">
     <w:nsid w:val="7109288E"/>
     <w:multiLevelType w:val="hybridMultilevel"/>
     <w:tmpl w:val="3448FD7C"/>
@@ -10342,7 +10555,7 @@
       </w:rPr>
     </w:lvl>
   </w:abstractNum>
-  <w:abstractNum w:abstractNumId="37" w15:restartNumberingAfterBreak="0">
+  <w:abstractNum w:abstractNumId="38" w15:restartNumberingAfterBreak="0">
     <w:nsid w:val="7DB1550A"/>
     <w:multiLevelType w:val="hybridMultilevel"/>
     <w:tmpl w:val="C218C8EA"/>
@@ -10456,7 +10669,7 @@
     </w:lvl>
   </w:abstractNum>
   <w:num w:numId="1" w16cid:durableId="1107964870">
-    <w:abstractNumId w:val="35"/>
+    <w:abstractNumId w:val="36"/>
   </w:num>
   <w:num w:numId="2" w16cid:durableId="543444446">
     <w:abstractNumId w:val="17"/>
@@ -10465,13 +10678,13 @@
     <w:abstractNumId w:val="19"/>
   </w:num>
   <w:num w:numId="4" w16cid:durableId="717125743">
-    <w:abstractNumId w:val="28"/>
+    <w:abstractNumId w:val="29"/>
   </w:num>
   <w:num w:numId="5" w16cid:durableId="2048557030">
-    <w:abstractNumId w:val="33"/>
+    <w:abstractNumId w:val="34"/>
   </w:num>
   <w:num w:numId="6" w16cid:durableId="27611549">
-    <w:abstractNumId w:val="30"/>
+    <w:abstractNumId w:val="31"/>
   </w:num>
   <w:num w:numId="7" w16cid:durableId="115804199">
     <w:abstractNumId w:val="0"/>
@@ -10480,22 +10693,22 @@
     <w:abstractNumId w:val="2"/>
   </w:num>
   <w:num w:numId="9" w16cid:durableId="576282406">
-    <w:abstractNumId w:val="34"/>
+    <w:abstractNumId w:val="35"/>
   </w:num>
   <w:num w:numId="10" w16cid:durableId="1975793468">
-    <w:abstractNumId w:val="22"/>
+    <w:abstractNumId w:val="23"/>
   </w:num>
   <w:num w:numId="11" w16cid:durableId="1272008842">
     <w:abstractNumId w:val="7"/>
   </w:num>
   <w:num w:numId="12" w16cid:durableId="758136301">
-    <w:abstractNumId w:val="31"/>
+    <w:abstractNumId w:val="32"/>
   </w:num>
   <w:num w:numId="13" w16cid:durableId="56056473">
-    <w:abstractNumId w:val="32"/>
+    <w:abstractNumId w:val="33"/>
   </w:num>
   <w:num w:numId="14" w16cid:durableId="381442925">
-    <w:abstractNumId w:val="23"/>
+    <w:abstractNumId w:val="24"/>
   </w:num>
   <w:num w:numId="15" w16cid:durableId="1850829547">
     <w:abstractNumId w:val="11"/>
@@ -10504,7 +10717,7 @@
     <w:abstractNumId w:val="20"/>
   </w:num>
   <w:num w:numId="17" w16cid:durableId="446583886">
-    <w:abstractNumId w:val="29"/>
+    <w:abstractNumId w:val="30"/>
   </w:num>
   <w:num w:numId="18" w16cid:durableId="590628015">
     <w:abstractNumId w:val="14"/>
@@ -10519,7 +10732,7 @@
     <w:abstractNumId w:val="3"/>
   </w:num>
   <w:num w:numId="22" w16cid:durableId="1920940440">
-    <w:abstractNumId w:val="27"/>
+    <w:abstractNumId w:val="28"/>
   </w:num>
   <w:num w:numId="23" w16cid:durableId="17397248">
     <w:abstractNumId w:val="18"/>
@@ -10531,7 +10744,7 @@
     <w:abstractNumId w:val="12"/>
   </w:num>
   <w:num w:numId="26" w16cid:durableId="40789570">
-    <w:abstractNumId w:val="25"/>
+    <w:abstractNumId w:val="26"/>
   </w:num>
   <w:num w:numId="27" w16cid:durableId="1819298073">
     <w:abstractNumId w:val="10"/>
@@ -10543,10 +10756,10 @@
     <w:abstractNumId w:val="9"/>
   </w:num>
   <w:num w:numId="30" w16cid:durableId="1735855696">
-    <w:abstractNumId w:val="26"/>
+    <w:abstractNumId w:val="27"/>
   </w:num>
   <w:num w:numId="31" w16cid:durableId="1612317273">
-    <w:abstractNumId w:val="24"/>
+    <w:abstractNumId w:val="25"/>
   </w:num>
   <w:num w:numId="32" w16cid:durableId="16153978">
     <w:abstractNumId w:val="4"/>
@@ -10555,7 +10768,7 @@
     <w:abstractNumId w:val="21"/>
   </w:num>
   <w:num w:numId="34" w16cid:durableId="746616909">
-    <w:abstractNumId w:val="37"/>
+    <w:abstractNumId w:val="38"/>
   </w:num>
   <w:num w:numId="35" w16cid:durableId="627197994">
     <w:abstractNumId w:val="15"/>
@@ -10564,10 +10777,13 @@
     <w:abstractNumId w:val="16"/>
   </w:num>
   <w:num w:numId="37" w16cid:durableId="966007311">
-    <w:abstractNumId w:val="36"/>
+    <w:abstractNumId w:val="37"/>
   </w:num>
   <w:num w:numId="38" w16cid:durableId="1225917163">
     <w:abstractNumId w:val="8"/>
+  </w:num>
+  <w:num w:numId="39" w16cid:durableId="1009604231">
+    <w:abstractNumId w:val="22"/>
   </w:num>
 </w:numbering>
 </file>

--- a/aoi_trace_viewer tutorial.docx
+++ b/aoi_trace_viewer tutorial.docx
@@ -3758,6 +3758,7 @@
           <w:rFonts w:ascii="Times New Roman" w:hAnsi="Times New Roman" w:cs="Times New Roman"/>
           <w:b/>
           <w:bCs/>
+          <w:color w:val="EE0000"/>
         </w:rPr>
         <w:t>Crucial:</w:t>
       </w:r>
@@ -4697,9 +4698,6 @@
       <w:pPr>
         <w:pStyle w:val="Web"/>
         <w:spacing w:after="0" w:afterAutospacing="0"/>
-        <w:rPr>
-          <w:rFonts w:hint="eastAsia"/>
-        </w:rPr>
       </w:pPr>
       <w:r>
         <w:rPr>
@@ -6546,6 +6544,7 @@
           <w:ilvl w:val="0"/>
           <w:numId w:val="17"/>
         </w:numPr>
+        <w:spacing w:after="0" w:afterAutospacing="0"/>
         <w:rPr>
           <w:rFonts w:ascii="Times New Roman" w:hAnsi="Times New Roman" w:cs="Times New Roman"/>
         </w:rPr>
@@ -6565,6 +6564,297 @@
         </w:rPr>
         <w:t xml:space="preserve"> manages Censor Detection for traces where no breakpoints are found. You can set fallback breakpoints (Left Censor, Right Censor, or None) based on Upper/Lower intensity thresholds—highly useful for fast-photobleaching traces.</w:t>
       </w:r>
+    </w:p>
+    <w:p>
+      <w:pPr>
+        <w:pStyle w:val="Web"/>
+        <w:numPr>
+          <w:ilvl w:val="0"/>
+          <w:numId w:val="37"/>
+        </w:numPr>
+        <w:spacing w:before="0" w:beforeAutospacing="0"/>
+        <w:rPr>
+          <w:rFonts w:ascii="Times New Roman" w:hAnsi="Times New Roman" w:cs="Times New Roman"/>
+        </w:rPr>
+      </w:pPr>
+      <w:r>
+        <w:rPr>
+          <w:rFonts w:ascii="Times New Roman" w:hAnsi="Times New Roman" w:cs="Times New Roman"/>
+          <w:b/>
+          <w:bCs/>
+        </w:rPr>
+        <w:t xml:space="preserve">Upper intensity threshold: </w:t>
+      </w:r>
+      <w:r>
+        <w:rPr>
+          <w:rFonts w:ascii="Times New Roman" w:hAnsi="Times New Roman" w:cs="Times New Roman"/>
+        </w:rPr>
+        <w:t xml:space="preserve">If no breakpoints are found and the mean intensity is </w:t>
+      </w:r>
+      <w:r>
+        <w:rPr>
+          <w:rFonts w:ascii="Times New Roman" w:hAnsi="Times New Roman" w:cs="Times New Roman"/>
+          <w:b/>
+          <w:bCs/>
+        </w:rPr>
+        <w:t>above</w:t>
+      </w:r>
+      <w:r>
+        <w:rPr>
+          <w:rFonts w:ascii="Times New Roman" w:hAnsi="Times New Roman" w:cs="Times New Roman"/>
+        </w:rPr>
+        <w:t xml:space="preserve"> this value, a right censor is placed at the </w:t>
+      </w:r>
+      <w:r>
+        <w:rPr>
+          <w:rFonts w:ascii="Times New Roman" w:hAnsi="Times New Roman" w:cs="Times New Roman"/>
+          <w:b/>
+          <w:bCs/>
+        </w:rPr>
+        <w:t>last frame</w:t>
+      </w:r>
+      <w:r>
+        <w:rPr>
+          <w:rFonts w:ascii="Times New Roman" w:hAnsi="Times New Roman" w:cs="Times New Roman"/>
+        </w:rPr>
+        <w:t>.</w:t>
+      </w:r>
+    </w:p>
+    <w:p>
+      <w:pPr>
+        <w:pStyle w:val="Web"/>
+        <w:numPr>
+          <w:ilvl w:val="0"/>
+          <w:numId w:val="37"/>
+        </w:numPr>
+        <w:spacing w:before="0" w:beforeAutospacing="0" w:after="0" w:afterAutospacing="0"/>
+        <w:rPr>
+          <w:rFonts w:ascii="Times New Roman" w:hAnsi="Times New Roman" w:cs="Times New Roman"/>
+        </w:rPr>
+      </w:pPr>
+      <w:r>
+        <w:rPr>
+          <w:rFonts w:ascii="Times New Roman" w:hAnsi="Times New Roman" w:cs="Times New Roman"/>
+          <w:b/>
+          <w:bCs/>
+        </w:rPr>
+        <w:t>Lower intensity threshold:</w:t>
+      </w:r>
+      <w:r>
+        <w:rPr>
+          <w:rFonts w:ascii="Times New Roman" w:hAnsi="Times New Roman" w:cs="Times New Roman"/>
+        </w:rPr>
+        <w:t xml:space="preserve"> If no breakpoints are found and the mean intensity is </w:t>
+      </w:r>
+      <w:r>
+        <w:rPr>
+          <w:rFonts w:ascii="Times New Roman" w:hAnsi="Times New Roman" w:cs="Times New Roman"/>
+          <w:b/>
+          <w:bCs/>
+        </w:rPr>
+        <w:t>below</w:t>
+      </w:r>
+      <w:r>
+        <w:rPr>
+          <w:rFonts w:ascii="Times New Roman" w:hAnsi="Times New Roman" w:cs="Times New Roman"/>
+        </w:rPr>
+        <w:t xml:space="preserve"> this value, a left censor is placed at the </w:t>
+      </w:r>
+      <w:r>
+        <w:rPr>
+          <w:rFonts w:ascii="Times New Roman" w:hAnsi="Times New Roman" w:cs="Times New Roman"/>
+          <w:b/>
+          <w:bCs/>
+        </w:rPr>
+        <w:t>first frame</w:t>
+      </w:r>
+      <w:r>
+        <w:rPr>
+          <w:rFonts w:ascii="Times New Roman" w:hAnsi="Times New Roman" w:cs="Times New Roman"/>
+        </w:rPr>
+        <w:t>.</w:t>
+      </w:r>
+    </w:p>
+    <w:p>
+      <w:pPr>
+        <w:pStyle w:val="Web"/>
+        <w:spacing w:before="240" w:beforeAutospacing="0"/>
+        <w:rPr>
+          <w:rFonts w:ascii="Times New Roman" w:hAnsi="Times New Roman" w:cs="Times New Roman" w:hint="eastAsia"/>
+        </w:rPr>
+      </w:pPr>
+      <w:r>
+        <w:rPr>
+          <w:rFonts w:ascii="Times New Roman" w:hAnsi="Times New Roman" w:cs="Times New Roman"/>
+          <w:b/>
+          <w:bCs/>
+          <w:color w:val="EE0000"/>
+        </w:rPr>
+        <w:t>Crucial</w:t>
+      </w:r>
+      <w:r>
+        <w:rPr>
+          <w:rFonts w:ascii="Times New Roman" w:hAnsi="Times New Roman" w:cs="Times New Roman"/>
+          <w:b/>
+          <w:bCs/>
+        </w:rPr>
+        <w:t>:</w:t>
+      </w:r>
+      <w:r>
+        <w:rPr>
+          <w:rFonts w:ascii="Times New Roman" w:hAnsi="Times New Roman" w:cs="Times New Roman" w:hint="eastAsia"/>
+          <w:b/>
+          <w:bCs/>
+          <w:color w:val="EE0000"/>
+        </w:rPr>
+        <w:t xml:space="preserve"> </w:t>
+      </w:r>
+      <w:r>
+        <w:rPr>
+          <w:rFonts w:ascii="Times New Roman" w:hAnsi="Times New Roman" w:cs="Times New Roman" w:hint="eastAsia"/>
+        </w:rPr>
+        <w:t>Censor</w:t>
+      </w:r>
+      <w:r>
+        <w:rPr>
+          <w:rFonts w:ascii="Times New Roman" w:hAnsi="Times New Roman" w:cs="Times New Roman" w:hint="eastAsia"/>
+        </w:rPr>
+        <w:t xml:space="preserve"> Detection logic only for </w:t>
+      </w:r>
+      <w:r>
+        <w:rPr>
+          <w:rFonts w:ascii="Times New Roman" w:hAnsi="Times New Roman" w:cs="Times New Roman"/>
+        </w:rPr>
+        <w:t>“</w:t>
+      </w:r>
+      <w:r>
+        <w:rPr>
+          <w:rFonts w:ascii="Times New Roman" w:hAnsi="Times New Roman" w:cs="Times New Roman" w:hint="eastAsia"/>
+        </w:rPr>
+        <w:t>downward</w:t>
+      </w:r>
+      <w:r>
+        <w:rPr>
+          <w:rFonts w:ascii="Times New Roman" w:hAnsi="Times New Roman" w:cs="Times New Roman"/>
+        </w:rPr>
+        <w:t>”</w:t>
+      </w:r>
+      <w:r>
+        <w:rPr>
+          <w:rFonts w:ascii="Times New Roman" w:hAnsi="Times New Roman" w:cs="Times New Roman" w:hint="eastAsia"/>
+        </w:rPr>
+        <w:t xml:space="preserve"> event (</w:t>
+      </w:r>
+      <w:proofErr w:type="spellStart"/>
+      <w:r>
+        <w:rPr>
+          <w:rFonts w:ascii="Times New Roman" w:hAnsi="Times New Roman" w:cs="Times New Roman" w:hint="eastAsia"/>
+        </w:rPr>
+        <w:t>ie</w:t>
+      </w:r>
+      <w:proofErr w:type="spellEnd"/>
+      <w:r>
+        <w:rPr>
+          <w:rFonts w:ascii="Times New Roman" w:hAnsi="Times New Roman" w:cs="Times New Roman" w:hint="eastAsia"/>
+        </w:rPr>
+        <w:t xml:space="preserve">: </w:t>
+      </w:r>
+      <w:proofErr w:type="spellStart"/>
+      <w:r>
+        <w:rPr>
+          <w:rFonts w:ascii="Times New Roman" w:hAnsi="Times New Roman" w:cs="Times New Roman" w:hint="eastAsia"/>
+        </w:rPr>
+        <w:t>photobleach</w:t>
+      </w:r>
+      <w:proofErr w:type="spellEnd"/>
+      <w:r>
+        <w:rPr>
+          <w:rFonts w:ascii="Times New Roman" w:hAnsi="Times New Roman" w:cs="Times New Roman" w:hint="eastAsia"/>
+        </w:rPr>
+        <w:t xml:space="preserve">). </w:t>
+      </w:r>
+      <w:r>
+        <w:rPr>
+          <w:rFonts w:ascii="Times New Roman" w:hAnsi="Times New Roman" w:cs="Times New Roman"/>
+        </w:rPr>
+        <w:t>I</w:t>
+      </w:r>
+      <w:r>
+        <w:rPr>
+          <w:rFonts w:ascii="Times New Roman" w:hAnsi="Times New Roman" w:cs="Times New Roman" w:hint="eastAsia"/>
+        </w:rPr>
+        <w:t xml:space="preserve">f you need </w:t>
+      </w:r>
+      <w:r>
+        <w:rPr>
+          <w:rFonts w:ascii="Times New Roman" w:hAnsi="Times New Roman" w:cs="Times New Roman"/>
+        </w:rPr>
+        <w:t>“</w:t>
+      </w:r>
+      <w:r>
+        <w:rPr>
+          <w:rFonts w:ascii="Times New Roman" w:hAnsi="Times New Roman" w:cs="Times New Roman" w:hint="eastAsia"/>
+        </w:rPr>
+        <w:t>up</w:t>
+      </w:r>
+      <w:r>
+        <w:rPr>
+          <w:rFonts w:ascii="Times New Roman" w:hAnsi="Times New Roman" w:cs="Times New Roman" w:hint="eastAsia"/>
+        </w:rPr>
+        <w:t>ward</w:t>
+      </w:r>
+      <w:r>
+        <w:rPr>
+          <w:rFonts w:ascii="Times New Roman" w:hAnsi="Times New Roman" w:cs="Times New Roman"/>
+        </w:rPr>
+        <w:t>”</w:t>
+      </w:r>
+      <w:r>
+        <w:rPr>
+          <w:rFonts w:ascii="Times New Roman" w:hAnsi="Times New Roman" w:cs="Times New Roman" w:hint="eastAsia"/>
+        </w:rPr>
+        <w:t xml:space="preserve"> logic. </w:t>
+      </w:r>
+      <w:r>
+        <w:rPr>
+          <w:rFonts w:ascii="Segoe UI Emoji" w:hAnsi="Segoe UI Emoji" w:cs="Segoe UI Emoji"/>
+        </w:rPr>
+        <w:t>🐎</w:t>
+      </w:r>
+      <w:r>
+        <w:rPr>
+          <w:rFonts w:ascii="Times New Roman" w:hAnsi="Times New Roman" w:cs="Times New Roman"/>
+        </w:rPr>
+        <w:t xml:space="preserve"> said add by yourself</w:t>
+      </w:r>
+      <w:r>
+        <w:rPr>
+          <w:rFonts w:ascii="Times New Roman" w:hAnsi="Times New Roman" w:cs="Times New Roman" w:hint="eastAsia"/>
+        </w:rPr>
+        <w:t xml:space="preserve"> and create the </w:t>
+      </w:r>
+      <w:proofErr w:type="spellStart"/>
+      <w:r>
+        <w:rPr>
+          <w:rFonts w:ascii="Times New Roman" w:hAnsi="Times New Roman" w:cs="Times New Roman" w:hint="eastAsia"/>
+        </w:rPr>
+        <w:t>Trace_viewer</w:t>
+      </w:r>
+      <w:proofErr w:type="spellEnd"/>
+      <w:r>
+        <w:rPr>
+          <w:rFonts w:ascii="Times New Roman" w:hAnsi="Times New Roman" w:cs="Times New Roman" w:hint="eastAsia"/>
+        </w:rPr>
+        <w:t xml:space="preserve"> </w:t>
+      </w:r>
+      <w:proofErr w:type="gramStart"/>
+      <w:r>
+        <w:rPr>
+          <w:rFonts w:ascii="Times New Roman" w:hAnsi="Times New Roman" w:cs="Times New Roman" w:hint="eastAsia"/>
+        </w:rPr>
+        <w:t>3.0 !!!!!!!!!!!!</w:t>
+      </w:r>
+      <w:proofErr w:type="gramEnd"/>
     </w:p>
     <w:sectPr>
       <w:pgSz w:w="11906" w:h="16838"/>
@@ -10445,7 +10735,7 @@
   <w:abstractNum w:abstractNumId="37" w15:restartNumberingAfterBreak="0">
     <w:nsid w:val="7109288E"/>
     <w:multiLevelType w:val="hybridMultilevel"/>
-    <w:tmpl w:val="3448FD7C"/>
+    <w:tmpl w:val="5E00AF6A"/>
     <w:lvl w:ilvl="0" w:tplc="0409000B">
       <w:start w:val="1"/>
       <w:numFmt w:val="bullet"/>

--- a/aoi_trace_viewer tutorial.docx
+++ b/aoi_trace_viewer tutorial.docx
@@ -89,6 +89,7 @@
     <w:p>
       <w:pPr>
         <w:pStyle w:val="a3"/>
+        <w:ind w:leftChars="5" w:left="12"/>
         <w:rPr>
           <w:rFonts w:cs="Times New Roman"/>
           <w:b/>
@@ -101,9 +102,9 @@
           <w:noProof/>
         </w:rPr>
         <w:drawing>
-          <wp:inline distT="0" distB="0" distL="0" distR="0" wp14:anchorId="247C3855" wp14:editId="5E8E9916">
-            <wp:extent cx="5759450" cy="3239770"/>
-            <wp:effectExtent l="0" t="0" r="0" b="0"/>
+          <wp:inline distT="0" distB="0" distL="0" distR="0" wp14:anchorId="247C3855" wp14:editId="1F04400E">
+            <wp:extent cx="5669280" cy="3189048"/>
+            <wp:effectExtent l="0" t="0" r="7620" b="0"/>
             <wp:docPr id="812251147" name="圖片 23"/>
             <wp:cNvGraphicFramePr>
               <a:graphicFrameLocks xmlns:a="http://schemas.openxmlformats.org/drawingml/2006/main" noChangeAspect="1"/>
@@ -133,7 +134,7 @@
                   <pic:spPr bwMode="auto">
                     <a:xfrm>
                       <a:off x="0" y="0"/>
-                      <a:ext cx="5759450" cy="3239770"/>
+                      <a:ext cx="5675202" cy="3192379"/>
                     </a:xfrm>
                     <a:prstGeom prst="rect">
                       <a:avLst/>
@@ -417,16 +418,16 @@
           <w:noProof/>
         </w:rPr>
         <w:drawing>
-          <wp:anchor distT="0" distB="0" distL="114300" distR="114300" simplePos="0" relativeHeight="251729920" behindDoc="1" locked="0" layoutInCell="1" allowOverlap="1" wp14:anchorId="48306486" wp14:editId="7AFF2452">
+          <wp:anchor distT="0" distB="0" distL="114300" distR="114300" simplePos="0" relativeHeight="251729920" behindDoc="1" locked="0" layoutInCell="1" allowOverlap="1" wp14:anchorId="48306486" wp14:editId="08070142">
             <wp:simplePos x="0" y="0"/>
             <wp:positionH relativeFrom="column">
-              <wp:posOffset>2016125</wp:posOffset>
+              <wp:align>center</wp:align>
             </wp:positionH>
             <wp:positionV relativeFrom="paragraph">
-              <wp:posOffset>680923</wp:posOffset>
+              <wp:posOffset>698500</wp:posOffset>
             </wp:positionV>
-            <wp:extent cx="1771650" cy="561975"/>
-            <wp:effectExtent l="0" t="0" r="0" b="9525"/>
+            <wp:extent cx="1566000" cy="496800"/>
+            <wp:effectExtent l="0" t="0" r="0" b="0"/>
             <wp:wrapTopAndBottom/>
             <wp:docPr id="30" name="圖片 30"/>
             <wp:cNvGraphicFramePr>
@@ -454,7 +455,7 @@
                   <pic:spPr>
                     <a:xfrm>
                       <a:off x="0" y="0"/>
-                      <a:ext cx="1771650" cy="561975"/>
+                      <a:ext cx="1566000" cy="496800"/>
                     </a:xfrm>
                     <a:prstGeom prst="rect">
                       <a:avLst/>
@@ -463,6 +464,12 @@
                 </pic:pic>
               </a:graphicData>
             </a:graphic>
+            <wp14:sizeRelH relativeFrom="margin">
+              <wp14:pctWidth>0</wp14:pctWidth>
+            </wp14:sizeRelH>
+            <wp14:sizeRelV relativeFrom="margin">
+              <wp14:pctHeight>0</wp14:pctHeight>
+            </wp14:sizeRelV>
           </wp:anchor>
         </w:drawing>
       </w:r>
@@ -6115,9 +6122,9 @@
         </w:rPr>
         <w:lastRenderedPageBreak/>
         <w:drawing>
-          <wp:inline distT="0" distB="0" distL="0" distR="0" wp14:anchorId="477F0F11" wp14:editId="74ECCEE8">
-            <wp:extent cx="5758727" cy="1806360"/>
-            <wp:effectExtent l="0" t="0" r="0" b="3810"/>
+          <wp:inline distT="0" distB="0" distL="0" distR="0" wp14:anchorId="477F0F11" wp14:editId="0D9E7D5A">
+            <wp:extent cx="5756794" cy="1631290"/>
+            <wp:effectExtent l="0" t="0" r="0" b="7620"/>
             <wp:docPr id="845018439" name="圖片 8"/>
             <wp:cNvGraphicFramePr>
               <a:graphicFrameLocks xmlns:a="http://schemas.openxmlformats.org/drawingml/2006/main" noChangeAspect="1"/>
@@ -6139,7 +6146,7 @@
                         </a:ext>
                       </a:extLst>
                     </a:blip>
-                    <a:srcRect t="20087" b="24150"/>
+                    <a:srcRect t="22573" b="27051"/>
                     <a:stretch>
                       <a:fillRect/>
                     </a:stretch>
@@ -6147,7 +6154,7 @@
                   <pic:spPr bwMode="auto">
                     <a:xfrm>
                       <a:off x="0" y="0"/>
-                      <a:ext cx="5759450" cy="1806587"/>
+                      <a:ext cx="5759450" cy="1632043"/>
                     </a:xfrm>
                     <a:prstGeom prst="rect">
                       <a:avLst/>
@@ -6176,7 +6183,7 @@
           <w:ilvl w:val="0"/>
           <w:numId w:val="17"/>
         </w:numPr>
-        <w:spacing w:after="0" w:afterAutospacing="0"/>
+        <w:spacing w:before="0" w:beforeAutospacing="0" w:after="0" w:afterAutospacing="0"/>
         <w:rPr>
           <w:rFonts w:ascii="Times New Roman" w:hAnsi="Times New Roman" w:cs="Times New Roman"/>
         </w:rPr>
@@ -6680,183 +6687,178 @@
         <w:pStyle w:val="Web"/>
         <w:spacing w:before="240" w:beforeAutospacing="0"/>
         <w:rPr>
+          <w:rFonts w:ascii="Times New Roman" w:hAnsi="Times New Roman" w:cs="Times New Roman"/>
+        </w:rPr>
+      </w:pPr>
+      <w:r>
+        <w:rPr>
+          <w:rFonts w:ascii="Times New Roman" w:hAnsi="Times New Roman" w:cs="Times New Roman"/>
+          <w:b/>
+          <w:bCs/>
+          <w:color w:val="EE0000"/>
+        </w:rPr>
+        <w:t>Crucial</w:t>
+      </w:r>
+      <w:r>
+        <w:rPr>
+          <w:rFonts w:ascii="Times New Roman" w:hAnsi="Times New Roman" w:cs="Times New Roman"/>
+          <w:b/>
+          <w:bCs/>
+        </w:rPr>
+        <w:t>:</w:t>
+      </w:r>
+      <w:r>
+        <w:rPr>
           <w:rFonts w:ascii="Times New Roman" w:hAnsi="Times New Roman" w:cs="Times New Roman" w:hint="eastAsia"/>
-        </w:rPr>
-      </w:pPr>
-      <w:r>
-        <w:rPr>
-          <w:rFonts w:ascii="Times New Roman" w:hAnsi="Times New Roman" w:cs="Times New Roman"/>
           <w:b/>
           <w:bCs/>
           <w:color w:val="EE0000"/>
         </w:rPr>
-        <w:t>Crucial</w:t>
-      </w:r>
-      <w:r>
-        <w:rPr>
-          <w:rFonts w:ascii="Times New Roman" w:hAnsi="Times New Roman" w:cs="Times New Roman"/>
-          <w:b/>
-          <w:bCs/>
-        </w:rPr>
-        <w:t>:</w:t>
+        <w:t xml:space="preserve"> </w:t>
       </w:r>
       <w:r>
         <w:rPr>
           <w:rFonts w:ascii="Times New Roman" w:hAnsi="Times New Roman" w:cs="Times New Roman" w:hint="eastAsia"/>
-          <w:b/>
-          <w:bCs/>
-          <w:color w:val="EE0000"/>
+        </w:rPr>
+        <w:t>Censor</w:t>
+      </w:r>
+      <w:r>
+        <w:rPr>
+          <w:rFonts w:ascii="Times New Roman" w:hAnsi="Times New Roman" w:cs="Times New Roman" w:hint="eastAsia"/>
+        </w:rPr>
+        <w:t xml:space="preserve"> Detection logic only for </w:t>
+      </w:r>
+      <w:r>
+        <w:rPr>
+          <w:rFonts w:ascii="Times New Roman" w:hAnsi="Times New Roman" w:cs="Times New Roman"/>
+        </w:rPr>
+        <w:t>“</w:t>
+      </w:r>
+      <w:r>
+        <w:rPr>
+          <w:rFonts w:ascii="Times New Roman" w:hAnsi="Times New Roman" w:cs="Times New Roman" w:hint="eastAsia"/>
+        </w:rPr>
+        <w:t>downward</w:t>
+      </w:r>
+      <w:r>
+        <w:rPr>
+          <w:rFonts w:ascii="Times New Roman" w:hAnsi="Times New Roman" w:cs="Times New Roman"/>
+        </w:rPr>
+        <w:t>”</w:t>
+      </w:r>
+      <w:r>
+        <w:rPr>
+          <w:rFonts w:ascii="Times New Roman" w:hAnsi="Times New Roman" w:cs="Times New Roman" w:hint="eastAsia"/>
+        </w:rPr>
+        <w:t xml:space="preserve"> event (</w:t>
+      </w:r>
+      <w:proofErr w:type="spellStart"/>
+      <w:r>
+        <w:rPr>
+          <w:rFonts w:ascii="Times New Roman" w:hAnsi="Times New Roman" w:cs="Times New Roman" w:hint="eastAsia"/>
+        </w:rPr>
+        <w:t>ie</w:t>
+      </w:r>
+      <w:proofErr w:type="spellEnd"/>
+      <w:r>
+        <w:rPr>
+          <w:rFonts w:ascii="Times New Roman" w:hAnsi="Times New Roman" w:cs="Times New Roman" w:hint="eastAsia"/>
+        </w:rPr>
+        <w:t xml:space="preserve">: </w:t>
+      </w:r>
+      <w:proofErr w:type="spellStart"/>
+      <w:r>
+        <w:rPr>
+          <w:rFonts w:ascii="Times New Roman" w:hAnsi="Times New Roman" w:cs="Times New Roman" w:hint="eastAsia"/>
+        </w:rPr>
+        <w:t>photobleach</w:t>
+      </w:r>
+      <w:proofErr w:type="spellEnd"/>
+      <w:r>
+        <w:rPr>
+          <w:rFonts w:ascii="Times New Roman" w:hAnsi="Times New Roman" w:cs="Times New Roman" w:hint="eastAsia"/>
+        </w:rPr>
+        <w:t xml:space="preserve">). </w:t>
+      </w:r>
+      <w:r>
+        <w:rPr>
+          <w:rFonts w:ascii="Times New Roman" w:hAnsi="Times New Roman" w:cs="Times New Roman"/>
+        </w:rPr>
+        <w:t>I</w:t>
+      </w:r>
+      <w:r>
+        <w:rPr>
+          <w:rFonts w:ascii="Times New Roman" w:hAnsi="Times New Roman" w:cs="Times New Roman" w:hint="eastAsia"/>
+        </w:rPr>
+        <w:t xml:space="preserve">f you need </w:t>
+      </w:r>
+      <w:r>
+        <w:rPr>
+          <w:rFonts w:ascii="Times New Roman" w:hAnsi="Times New Roman" w:cs="Times New Roman"/>
+        </w:rPr>
+        <w:t>“</w:t>
+      </w:r>
+      <w:r>
+        <w:rPr>
+          <w:rFonts w:ascii="Times New Roman" w:hAnsi="Times New Roman" w:cs="Times New Roman" w:hint="eastAsia"/>
+        </w:rPr>
+        <w:t>upward</w:t>
+      </w:r>
+      <w:r>
+        <w:rPr>
+          <w:rFonts w:ascii="Times New Roman" w:hAnsi="Times New Roman" w:cs="Times New Roman"/>
+        </w:rPr>
+        <w:t>”</w:t>
+      </w:r>
+      <w:r>
+        <w:rPr>
+          <w:rFonts w:ascii="Times New Roman" w:hAnsi="Times New Roman" w:cs="Times New Roman" w:hint="eastAsia"/>
+        </w:rPr>
+        <w:t xml:space="preserve"> logic. </w:t>
+      </w:r>
+      <w:r>
+        <w:rPr>
+          <w:rFonts w:ascii="Segoe UI Emoji" w:hAnsi="Segoe UI Emoji" w:cs="Segoe UI Emoji"/>
+        </w:rPr>
+        <w:t>🐎</w:t>
+      </w:r>
+      <w:r>
+        <w:rPr>
+          <w:rFonts w:ascii="Times New Roman" w:hAnsi="Times New Roman" w:cs="Times New Roman"/>
+        </w:rPr>
+        <w:t xml:space="preserve"> said add by yourself</w:t>
+      </w:r>
+      <w:r>
+        <w:rPr>
+          <w:rFonts w:ascii="Times New Roman" w:hAnsi="Times New Roman" w:cs="Times New Roman" w:hint="eastAsia"/>
+        </w:rPr>
+        <w:t xml:space="preserve"> and create the </w:t>
+      </w:r>
+      <w:proofErr w:type="spellStart"/>
+      <w:r>
+        <w:rPr>
+          <w:rFonts w:ascii="Times New Roman" w:hAnsi="Times New Roman" w:cs="Times New Roman" w:hint="eastAsia"/>
+        </w:rPr>
+        <w:t>Trace_viewer</w:t>
+      </w:r>
+      <w:proofErr w:type="spellEnd"/>
+      <w:r>
+        <w:rPr>
+          <w:rFonts w:ascii="Times New Roman" w:hAnsi="Times New Roman" w:cs="Times New Roman" w:hint="eastAsia"/>
         </w:rPr>
         <w:t xml:space="preserve"> </w:t>
       </w:r>
+      <w:proofErr w:type="gramStart"/>
       <w:r>
         <w:rPr>
           <w:rFonts w:ascii="Times New Roman" w:hAnsi="Times New Roman" w:cs="Times New Roman" w:hint="eastAsia"/>
         </w:rPr>
-        <w:t>Censor</w:t>
-      </w:r>
-      <w:r>
-        <w:rPr>
-          <w:rFonts w:ascii="Times New Roman" w:hAnsi="Times New Roman" w:cs="Times New Roman" w:hint="eastAsia"/>
-        </w:rPr>
-        <w:t xml:space="preserve"> Detection logic only for </w:t>
-      </w:r>
-      <w:r>
-        <w:rPr>
-          <w:rFonts w:ascii="Times New Roman" w:hAnsi="Times New Roman" w:cs="Times New Roman"/>
-        </w:rPr>
-        <w:t>“</w:t>
-      </w:r>
-      <w:r>
-        <w:rPr>
-          <w:rFonts w:ascii="Times New Roman" w:hAnsi="Times New Roman" w:cs="Times New Roman" w:hint="eastAsia"/>
-        </w:rPr>
-        <w:t>downward</w:t>
-      </w:r>
-      <w:r>
-        <w:rPr>
-          <w:rFonts w:ascii="Times New Roman" w:hAnsi="Times New Roman" w:cs="Times New Roman"/>
-        </w:rPr>
-        <w:t>”</w:t>
-      </w:r>
-      <w:r>
-        <w:rPr>
-          <w:rFonts w:ascii="Times New Roman" w:hAnsi="Times New Roman" w:cs="Times New Roman" w:hint="eastAsia"/>
-        </w:rPr>
-        <w:t xml:space="preserve"> event (</w:t>
-      </w:r>
-      <w:proofErr w:type="spellStart"/>
-      <w:r>
-        <w:rPr>
-          <w:rFonts w:ascii="Times New Roman" w:hAnsi="Times New Roman" w:cs="Times New Roman" w:hint="eastAsia"/>
-        </w:rPr>
-        <w:t>ie</w:t>
-      </w:r>
-      <w:proofErr w:type="spellEnd"/>
-      <w:r>
-        <w:rPr>
-          <w:rFonts w:ascii="Times New Roman" w:hAnsi="Times New Roman" w:cs="Times New Roman" w:hint="eastAsia"/>
-        </w:rPr>
-        <w:t xml:space="preserve">: </w:t>
-      </w:r>
-      <w:proofErr w:type="spellStart"/>
-      <w:r>
-        <w:rPr>
-          <w:rFonts w:ascii="Times New Roman" w:hAnsi="Times New Roman" w:cs="Times New Roman" w:hint="eastAsia"/>
-        </w:rPr>
-        <w:t>photobleach</w:t>
-      </w:r>
-      <w:proofErr w:type="spellEnd"/>
-      <w:r>
-        <w:rPr>
-          <w:rFonts w:ascii="Times New Roman" w:hAnsi="Times New Roman" w:cs="Times New Roman" w:hint="eastAsia"/>
-        </w:rPr>
-        <w:t xml:space="preserve">). </w:t>
-      </w:r>
-      <w:r>
-        <w:rPr>
-          <w:rFonts w:ascii="Times New Roman" w:hAnsi="Times New Roman" w:cs="Times New Roman"/>
-        </w:rPr>
-        <w:t>I</w:t>
-      </w:r>
-      <w:r>
-        <w:rPr>
-          <w:rFonts w:ascii="Times New Roman" w:hAnsi="Times New Roman" w:cs="Times New Roman" w:hint="eastAsia"/>
-        </w:rPr>
-        <w:t xml:space="preserve">f you need </w:t>
-      </w:r>
-      <w:r>
-        <w:rPr>
-          <w:rFonts w:ascii="Times New Roman" w:hAnsi="Times New Roman" w:cs="Times New Roman"/>
-        </w:rPr>
-        <w:t>“</w:t>
-      </w:r>
-      <w:r>
-        <w:rPr>
-          <w:rFonts w:ascii="Times New Roman" w:hAnsi="Times New Roman" w:cs="Times New Roman" w:hint="eastAsia"/>
-        </w:rPr>
-        <w:t>up</w:t>
-      </w:r>
-      <w:r>
-        <w:rPr>
-          <w:rFonts w:ascii="Times New Roman" w:hAnsi="Times New Roman" w:cs="Times New Roman" w:hint="eastAsia"/>
-        </w:rPr>
-        <w:t>ward</w:t>
-      </w:r>
-      <w:r>
-        <w:rPr>
-          <w:rFonts w:ascii="Times New Roman" w:hAnsi="Times New Roman" w:cs="Times New Roman"/>
-        </w:rPr>
-        <w:t>”</w:t>
-      </w:r>
-      <w:r>
-        <w:rPr>
-          <w:rFonts w:ascii="Times New Roman" w:hAnsi="Times New Roman" w:cs="Times New Roman" w:hint="eastAsia"/>
-        </w:rPr>
-        <w:t xml:space="preserve"> logic. </w:t>
-      </w:r>
-      <w:r>
-        <w:rPr>
-          <w:rFonts w:ascii="Segoe UI Emoji" w:hAnsi="Segoe UI Emoji" w:cs="Segoe UI Emoji"/>
-        </w:rPr>
-        <w:t>🐎</w:t>
-      </w:r>
-      <w:r>
-        <w:rPr>
-          <w:rFonts w:ascii="Times New Roman" w:hAnsi="Times New Roman" w:cs="Times New Roman"/>
-        </w:rPr>
-        <w:t xml:space="preserve"> said add by yourself</w:t>
-      </w:r>
-      <w:r>
-        <w:rPr>
-          <w:rFonts w:ascii="Times New Roman" w:hAnsi="Times New Roman" w:cs="Times New Roman" w:hint="eastAsia"/>
-        </w:rPr>
-        <w:t xml:space="preserve"> and create the </w:t>
-      </w:r>
-      <w:proofErr w:type="spellStart"/>
-      <w:r>
-        <w:rPr>
-          <w:rFonts w:ascii="Times New Roman" w:hAnsi="Times New Roman" w:cs="Times New Roman" w:hint="eastAsia"/>
-        </w:rPr>
-        <w:t>Trace_viewer</w:t>
-      </w:r>
-      <w:proofErr w:type="spellEnd"/>
-      <w:r>
-        <w:rPr>
-          <w:rFonts w:ascii="Times New Roman" w:hAnsi="Times New Roman" w:cs="Times New Roman" w:hint="eastAsia"/>
-        </w:rPr>
-        <w:t xml:space="preserve"> </w:t>
-      </w:r>
-      <w:proofErr w:type="gramStart"/>
-      <w:r>
-        <w:rPr>
-          <w:rFonts w:ascii="Times New Roman" w:hAnsi="Times New Roman" w:cs="Times New Roman" w:hint="eastAsia"/>
-        </w:rPr>
         <w:t>3.0 !!!!!!!!!!!!</w:t>
       </w:r>
       <w:proofErr w:type="gramEnd"/>
     </w:p>
     <w:sectPr>
+      <w:headerReference w:type="default" r:id="rId23"/>
       <w:pgSz w:w="11906" w:h="16838"/>
       <w:pgMar w:top="1134" w:right="1418" w:bottom="1134" w:left="1418" w:header="851" w:footer="992" w:gutter="0"/>
       <w:cols w:space="425"/>
@@ -6902,6 +6904,47 @@
     </w:p>
   </w:footnote>
 </w:footnotes>
+</file>
+
+<file path=word/header1.xml><?xml version="1.0" encoding="utf-8"?>
+<w:hdr xmlns:wpc="http://schemas.microsoft.com/office/word/2010/wordprocessingCanvas" xmlns:cx="http://schemas.microsoft.com/office/drawing/2014/chartex" xmlns:cx1="http://schemas.microsoft.com/office/drawing/2015/9/8/chartex" xmlns:cx2="http://schemas.microsoft.com/office/drawing/2015/10/21/chartex" xmlns:cx3="http://schemas.microsoft.com/office/drawing/2016/5/9/chartex" xmlns:cx4="http://schemas.microsoft.com/office/drawing/2016/5/10/chartex" xmlns:cx5="http://schemas.microsoft.com/office/drawing/2016/5/11/chartex" xmlns:cx6="http://schemas.microsoft.com/office/drawing/2016/5/12/chartex" xmlns:cx7="http://schemas.microsoft.com/office/drawing/2016/5/13/chartex" xmlns:cx8="http://schemas.microsoft.com/office/drawing/2016/5/14/chartex" xmlns:mc="http://schemas.openxmlformats.org/markup-compatibility/2006" xmlns:aink="http://schemas.microsoft.com/office/drawing/2016/ink" xmlns:am3d="http://schemas.microsoft.com/office/drawing/2017/model3d" xmlns:o="urn:schemas-microsoft-com:office:office" xmlns:oel="http://schemas.microsoft.com/office/2019/extlst" xmlns:r="http://schemas.openxmlformats.org/officeDocument/2006/relationships" xmlns:m="http://schemas.openxmlformats.org/officeDocument/2006/math" xmlns:v="urn:schemas-microsoft-com:vml" xmlns:wp14="http://schemas.microsoft.com/office/word/2010/wordprocessingDrawing" xmlns:wp="http://schemas.openxmlformats.org/drawingml/2006/wordprocessingDrawing" xmlns:w10="urn:schemas-microsoft-com:office:word" xmlns:w="http://schemas.openxmlformats.org/wordprocessingml/2006/main" xmlns:w14="http://schemas.microsoft.com/office/word/2010/wordml" xmlns:w15="http://schemas.microsoft.com/office/word/2012/wordml" xmlns:w16cex="http://schemas.microsoft.com/office/word/2018/wordml/cex" xmlns:w16cid="http://schemas.microsoft.com/office/word/2016/wordml/cid" xmlns:w16="http://schemas.microsoft.com/office/word/2018/wordml" xmlns:w16du="http://schemas.microsoft.com/office/word/2023/wordml/word16du" xmlns:w16sdtdh="http://schemas.microsoft.com/office/word/2020/wordml/sdtdatahash" xmlns:w16sdtfl="http://schemas.microsoft.com/office/word/2024/wordml/sdtformatlock" xmlns:w16se="http://schemas.microsoft.com/office/word/2015/wordml/symex" xmlns:wpg="http://schemas.microsoft.com/office/word/2010/wordprocessingGroup" xmlns:wpi="http://schemas.microsoft.com/office/word/2010/wordprocessingInk" xmlns:wne="http://schemas.microsoft.com/office/word/2006/wordml" xmlns:wps="http://schemas.microsoft.com/office/word/2010/wordprocessingShape" mc:Ignorable="w14 w15 w16se w16cid w16 w16cex w16sdtdh w16sdtfl w16du wp14">
+  <w:p>
+    <w:pPr>
+      <w:pStyle w:val="a4"/>
+      <w:wordWrap w:val="0"/>
+      <w:jc w:val="right"/>
+      <w:rPr>
+        <w:rFonts w:hint="eastAsia"/>
+        <w:color w:val="808080" w:themeColor="background1" w:themeShade="80"/>
+        <w:sz w:val="16"/>
+        <w:szCs w:val="16"/>
+      </w:rPr>
+    </w:pPr>
+    <w:r>
+      <w:rPr>
+        <w:color w:val="808080" w:themeColor="background1" w:themeShade="80"/>
+        <w:sz w:val="16"/>
+        <w:szCs w:val="16"/>
+        <w:lang w:val="zh-TW"/>
+      </w:rPr>
+      <w:t xml:space="preserve"> </w:t>
+    </w:r>
+    <w:r>
+      <w:rPr>
+        <w:rFonts w:hint="eastAsia"/>
+        <w:color w:val="808080" w:themeColor="background1" w:themeShade="80"/>
+        <w:sz w:val="16"/>
+        <w:szCs w:val="16"/>
+      </w:rPr>
+      <w:t>Created by Wei &amp; MA</w:t>
+    </w:r>
+  </w:p>
+  <w:p>
+    <w:pPr>
+      <w:pStyle w:val="a4"/>
+    </w:pPr>
+  </w:p>
+</w:hdr>
 </file>
 
 <file path=word/numbering.xml><?xml version="1.0" encoding="utf-8"?>
@@ -11484,6 +11527,7 @@
   <w:style w:type="character" w:default="1" w:styleId="a0">
     <w:name w:val="Default Paragraph Font"/>
     <w:uiPriority w:val="1"/>
+    <w:semiHidden/>
     <w:unhideWhenUsed/>
   </w:style>
   <w:style w:type="table" w:default="1" w:styleId="a1">

--- a/aoi_trace_viewer tutorial.docx
+++ b/aoi_trace_viewer tutorial.docx
@@ -102,7 +102,7 @@
           <w:noProof/>
         </w:rPr>
         <w:drawing>
-          <wp:inline distT="0" distB="0" distL="0" distR="0" wp14:anchorId="247C3855" wp14:editId="1F04400E">
+          <wp:inline distT="0" distB="0" distL="0" distR="0" wp14:anchorId="247C3855" wp14:editId="6DA661F1">
             <wp:extent cx="5669280" cy="3189048"/>
             <wp:effectExtent l="0" t="0" r="7620" b="0"/>
             <wp:docPr id="812251147" name="圖片 23"/>
@@ -721,8 +721,14 @@
         <w:rPr>
           <w:rFonts w:cs="Times New Roman"/>
         </w:rPr>
+        <w:t xml:space="preserve">Average: The number of frames averaged to fit the AOI positions. 10 frames are </w:t>
+      </w:r>
+      <w:r>
+        <w:rPr>
+          <w:rFonts w:cs="Times New Roman"/>
+        </w:rPr>
         <w:lastRenderedPageBreak/>
-        <w:t>Average: The number of frames averaged to fit the AOI positions. 10 frames are recommended.</w:t>
+        <w:t>recommended.</w:t>
       </w:r>
     </w:p>
     <w:p>
@@ -4705,6 +4711,9 @@
       <w:pPr>
         <w:pStyle w:val="Web"/>
         <w:spacing w:after="0" w:afterAutospacing="0"/>
+        <w:rPr>
+          <w:rFonts w:hint="eastAsia"/>
+        </w:rPr>
       </w:pPr>
       <w:r>
         <w:rPr>
@@ -4712,10 +4721,10 @@
         </w:rPr>
         <w:lastRenderedPageBreak/>
         <w:drawing>
-          <wp:inline distT="0" distB="0" distL="0" distR="0" wp14:anchorId="35A98E18" wp14:editId="1681E18F">
-            <wp:extent cx="5727622" cy="3222498"/>
-            <wp:effectExtent l="0" t="0" r="6985" b="0"/>
-            <wp:docPr id="947744764" name="圖片 3"/>
+          <wp:inline distT="0" distB="0" distL="0" distR="0" wp14:anchorId="0BE4364F" wp14:editId="68FA83FD">
+            <wp:extent cx="5759450" cy="3239770"/>
+            <wp:effectExtent l="0" t="0" r="0" b="0"/>
+            <wp:docPr id="1232269094" name="圖片 3"/>
             <wp:cNvGraphicFramePr>
               <a:graphicFrameLocks xmlns:a="http://schemas.openxmlformats.org/drawingml/2006/main" noChangeAspect="1"/>
             </wp:cNvGraphicFramePr>
@@ -4744,7 +4753,7 @@
                   <pic:spPr bwMode="auto">
                     <a:xfrm>
                       <a:off x="0" y="0"/>
-                      <a:ext cx="5732310" cy="3225135"/>
+                      <a:ext cx="5759450" cy="3239770"/>
                     </a:xfrm>
                     <a:prstGeom prst="rect">
                       <a:avLst/>
@@ -4768,6 +4777,7 @@
           <w:ilvl w:val="0"/>
           <w:numId w:val="17"/>
         </w:numPr>
+        <w:spacing w:before="0" w:beforeAutospacing="0"/>
         <w:rPr>
           <w:rFonts w:ascii="Times New Roman" w:hAnsi="Times New Roman" w:cs="Times New Roman"/>
         </w:rPr>
@@ -5617,7 +5627,7 @@
           <w:bCs/>
           <w:color w:val="EE0000"/>
         </w:rPr>
-        <w:t>Q</w:t>
+        <w:t>R</w:t>
       </w:r>
       <w:r>
         <w:rPr>
@@ -5638,6 +5648,69 @@
           <w:rFonts w:ascii="Times New Roman" w:hAnsi="Times New Roman" w:cs="Times New Roman"/>
         </w:rPr>
         <w:t xml:space="preserve"> to record per-state dwell times.</w:t>
+      </w:r>
+    </w:p>
+    <w:p>
+      <w:pPr>
+        <w:pStyle w:val="Web"/>
+        <w:numPr>
+          <w:ilvl w:val="0"/>
+          <w:numId w:val="40"/>
+        </w:numPr>
+        <w:spacing w:before="0" w:beforeAutospacing="0" w:after="0" w:afterAutospacing="0"/>
+        <w:rPr>
+          <w:rFonts w:ascii="Times New Roman" w:hAnsi="Times New Roman" w:cs="Times New Roman" w:hint="eastAsia"/>
+        </w:rPr>
+      </w:pPr>
+      <w:r>
+        <w:rPr>
+          <w:rFonts w:ascii="Times New Roman" w:hAnsi="Times New Roman" w:cs="Times New Roman" w:hint="eastAsia"/>
+          <w:b/>
+          <w:bCs/>
+        </w:rPr>
+        <w:t>Max censor toggle:</w:t>
+      </w:r>
+      <w:r>
+        <w:rPr>
+          <w:rFonts w:ascii="Times New Roman" w:hAnsi="Times New Roman" w:cs="Times New Roman" w:hint="eastAsia"/>
+        </w:rPr>
+        <w:t xml:space="preserve"> </w:t>
+      </w:r>
+      <w:r>
+        <w:rPr>
+          <w:rFonts w:ascii="Times New Roman" w:hAnsi="Times New Roman" w:cs="Times New Roman" w:hint="eastAsia"/>
+        </w:rPr>
+        <w:t xml:space="preserve">If you turn </w:t>
+      </w:r>
+      <w:r>
+        <w:rPr>
+          <w:rFonts w:ascii="Times New Roman" w:hAnsi="Times New Roman" w:cs="Times New Roman"/>
+        </w:rPr>
+        <w:t>“</w:t>
+      </w:r>
+      <w:r>
+        <w:rPr>
+          <w:rFonts w:ascii="Times New Roman" w:hAnsi="Times New Roman" w:cs="Times New Roman" w:hint="eastAsia"/>
+        </w:rPr>
+        <w:t>ON</w:t>
+      </w:r>
+      <w:r>
+        <w:rPr>
+          <w:rFonts w:ascii="Times New Roman" w:hAnsi="Times New Roman" w:cs="Times New Roman"/>
+        </w:rPr>
+        <w:t>”</w:t>
+      </w:r>
+      <w:r>
+        <w:rPr>
+          <w:rFonts w:ascii="Times New Roman" w:hAnsi="Times New Roman" w:cs="Times New Roman" w:hint="eastAsia"/>
+        </w:rPr>
+        <w:t xml:space="preserve">. </w:t>
+      </w:r>
+      <w:r>
+        <w:rPr>
+          <w:rFonts w:ascii="Times New Roman" w:hAnsi="Times New Roman" w:cs="Times New Roman"/>
+        </w:rPr>
+        <w:t>Mark the dwell as censored (observed = 0) if it lasts for the entire length of the recording.</w:t>
       </w:r>
     </w:p>
     <w:p>
@@ -5890,12 +5963,12 @@
       </w:pPr>
       <w:r>
         <w:rPr>
-          <w:rFonts w:ascii="Times New Roman" w:hAnsi="Times New Roman" w:cs="Times New Roman"/>
+          <w:rFonts w:ascii="Times New Roman" w:hAnsi="Times New Roman" w:cs="Times New Roman" w:hint="eastAsia"/>
           <w:b/>
           <w:bCs/>
           <w:color w:val="EE0000"/>
         </w:rPr>
-        <w:t>R</w:t>
+        <w:t>S</w:t>
       </w:r>
       <w:r>
         <w:rPr>
@@ -6036,12 +6109,12 @@
       </w:r>
       <w:r>
         <w:rPr>
-          <w:rFonts w:ascii="Times New Roman" w:hAnsi="Times New Roman" w:cs="Times New Roman"/>
+          <w:rFonts w:ascii="Times New Roman" w:hAnsi="Times New Roman" w:cs="Times New Roman" w:hint="eastAsia"/>
           <w:b/>
           <w:bCs/>
           <w:color w:val="EE0000"/>
         </w:rPr>
-        <w:t>S</w:t>
+        <w:t>T</w:t>
       </w:r>
       <w:r>
         <w:rPr>
@@ -6058,12 +6131,12 @@
       </w:r>
       <w:r>
         <w:rPr>
-          <w:rFonts w:ascii="Times New Roman" w:hAnsi="Times New Roman" w:cs="Times New Roman"/>
+          <w:rFonts w:ascii="Times New Roman" w:hAnsi="Times New Roman" w:cs="Times New Roman" w:hint="eastAsia"/>
           <w:b/>
           <w:bCs/>
           <w:color w:val="EE0000"/>
         </w:rPr>
-        <w:t>T</w:t>
+        <w:t>U</w:t>
       </w:r>
       <w:r>
         <w:rPr>
@@ -6076,7 +6149,14 @@
         <w:rPr>
           <w:rFonts w:ascii="Times New Roman" w:hAnsi="Times New Roman" w:cs="Times New Roman"/>
         </w:rPr>
-        <w:t xml:space="preserve">sets the fit parameters (number of peaks, covariance type, initial means, bin size, and channel). Press </w:t>
+        <w:t xml:space="preserve">sets the fit parameters (number of peaks, covariance </w:t>
+      </w:r>
+      <w:r>
+        <w:rPr>
+          <w:rFonts w:ascii="Times New Roman" w:hAnsi="Times New Roman" w:cs="Times New Roman"/>
+        </w:rPr>
+        <w:lastRenderedPageBreak/>
+        <w:t xml:space="preserve">type, initial means, bin size, and channel). Press </w:t>
       </w:r>
       <w:r>
         <w:rPr>
@@ -6110,22 +6190,20 @@
     <w:p>
       <w:pPr>
         <w:rPr>
-          <w:rFonts w:cs="Times New Roman"/>
-          <w:bCs/>
-        </w:rPr>
-      </w:pPr>
-      <w:r>
-        <w:rPr>
-          <w:rFonts w:cs="Times New Roman"/>
-          <w:bCs/>
-          <w:noProof/>
-        </w:rPr>
-        <w:lastRenderedPageBreak/>
+          <w:rFonts w:cs="Times New Roman" w:hint="eastAsia"/>
+          <w:bCs/>
+        </w:rPr>
+      </w:pPr>
+      <w:r>
+        <w:rPr>
+          <w:rFonts w:cs="Times New Roman"/>
+          <w:bCs/>
+        </w:rPr>
         <w:drawing>
-          <wp:inline distT="0" distB="0" distL="0" distR="0" wp14:anchorId="477F0F11" wp14:editId="0D9E7D5A">
-            <wp:extent cx="5756794" cy="1631290"/>
-            <wp:effectExtent l="0" t="0" r="0" b="7620"/>
-            <wp:docPr id="845018439" name="圖片 8"/>
+          <wp:inline distT="0" distB="0" distL="0" distR="0" wp14:anchorId="01C00EF4" wp14:editId="486B003D">
+            <wp:extent cx="5758621" cy="1744952"/>
+            <wp:effectExtent l="0" t="0" r="0" b="8255"/>
+            <wp:docPr id="1791835513" name="圖片 4"/>
             <wp:cNvGraphicFramePr>
               <a:graphicFrameLocks xmlns:a="http://schemas.openxmlformats.org/drawingml/2006/main" noChangeAspect="1"/>
             </wp:cNvGraphicFramePr>
@@ -6133,7 +6211,7 @@
               <a:graphicData uri="http://schemas.openxmlformats.org/drawingml/2006/picture">
                 <pic:pic xmlns:pic="http://schemas.openxmlformats.org/drawingml/2006/picture">
                   <pic:nvPicPr>
-                    <pic:cNvPr id="0" name="Picture 14"/>
+                    <pic:cNvPr id="0" name="Picture 3"/>
                     <pic:cNvPicPr>
                       <a:picLocks noChangeAspect="1" noChangeArrowheads="1"/>
                     </pic:cNvPicPr>
@@ -6146,7 +6224,7 @@
                         </a:ext>
                       </a:extLst>
                     </a:blip>
-                    <a:srcRect t="22573" b="27051"/>
+                    <a:srcRect t="23074" b="23057"/>
                     <a:stretch>
                       <a:fillRect/>
                     </a:stretch>
@@ -6154,7 +6232,7 @@
                   <pic:spPr bwMode="auto">
                     <a:xfrm>
                       <a:off x="0" y="0"/>
-                      <a:ext cx="5759450" cy="1632043"/>
+                      <a:ext cx="5759450" cy="1745203"/>
                     </a:xfrm>
                     <a:prstGeom prst="rect">
                       <a:avLst/>
@@ -6202,12 +6280,12 @@
       </w:r>
       <w:r>
         <w:rPr>
-          <w:rFonts w:ascii="Times New Roman" w:hAnsi="Times New Roman" w:cs="Times New Roman"/>
+          <w:rFonts w:ascii="Times New Roman" w:hAnsi="Times New Roman" w:cs="Times New Roman" w:hint="eastAsia"/>
           <w:b/>
           <w:bCs/>
           <w:color w:val="EE0000"/>
         </w:rPr>
-        <w:t>U</w:t>
+        <w:t>V</w:t>
       </w:r>
       <w:r>
         <w:rPr>
@@ -6461,12 +6539,12 @@
       </w:pPr>
       <w:r>
         <w:rPr>
-          <w:rFonts w:ascii="Times New Roman" w:hAnsi="Times New Roman" w:cs="Times New Roman"/>
+          <w:rFonts w:ascii="Times New Roman" w:hAnsi="Times New Roman" w:cs="Times New Roman" w:hint="eastAsia"/>
           <w:b/>
           <w:bCs/>
           <w:color w:val="EE0000"/>
         </w:rPr>
-        <w:t>V</w:t>
+        <w:t>W</w:t>
       </w:r>
       <w:r>
         <w:rPr>
@@ -6558,12 +6636,12 @@
       </w:pPr>
       <w:r>
         <w:rPr>
-          <w:rFonts w:ascii="Times New Roman" w:hAnsi="Times New Roman" w:cs="Times New Roman"/>
+          <w:rFonts w:ascii="Times New Roman" w:hAnsi="Times New Roman" w:cs="Times New Roman" w:hint="eastAsia"/>
           <w:b/>
           <w:bCs/>
           <w:color w:val="EE0000"/>
         </w:rPr>
-        <w:t>W</w:t>
+        <w:t>X</w:t>
       </w:r>
       <w:r>
         <w:rPr>
@@ -6697,6 +6775,7 @@
           <w:bCs/>
           <w:color w:val="EE0000"/>
         </w:rPr>
+        <w:lastRenderedPageBreak/>
         <w:t>Crucial</w:t>
       </w:r>
       <w:r>
@@ -6939,11 +7018,6 @@
       <w:t>Created by Wei &amp; MA</w:t>
     </w:r>
   </w:p>
-  <w:p>
-    <w:pPr>
-      <w:pStyle w:val="a4"/>
-    </w:pPr>
-  </w:p>
 </w:hdr>
 </file>
 
@@ -10889,6 +10963,119 @@
     </w:lvl>
   </w:abstractNum>
   <w:abstractNum w:abstractNumId="38" w15:restartNumberingAfterBreak="0">
+    <w:nsid w:val="7ADF213F"/>
+    <w:multiLevelType w:val="hybridMultilevel"/>
+    <w:tmpl w:val="718A2FA6"/>
+    <w:lvl w:ilvl="0" w:tplc="0409000B">
+      <w:start w:val="1"/>
+      <w:numFmt w:val="bullet"/>
+      <w:lvlText w:val=""/>
+      <w:lvlJc w:val="left"/>
+      <w:pPr>
+        <w:ind w:left="480" w:hanging="480"/>
+      </w:pPr>
+      <w:rPr>
+        <w:rFonts w:ascii="Wingdings" w:hAnsi="Wingdings" w:hint="default"/>
+      </w:rPr>
+    </w:lvl>
+    <w:lvl w:ilvl="1" w:tplc="04090003" w:tentative="1">
+      <w:start w:val="1"/>
+      <w:numFmt w:val="bullet"/>
+      <w:lvlText w:val=""/>
+      <w:lvlJc w:val="left"/>
+      <w:pPr>
+        <w:ind w:left="960" w:hanging="480"/>
+      </w:pPr>
+      <w:rPr>
+        <w:rFonts w:ascii="Wingdings" w:hAnsi="Wingdings" w:hint="default"/>
+      </w:rPr>
+    </w:lvl>
+    <w:lvl w:ilvl="2" w:tplc="04090005" w:tentative="1">
+      <w:start w:val="1"/>
+      <w:numFmt w:val="bullet"/>
+      <w:lvlText w:val=""/>
+      <w:lvlJc w:val="left"/>
+      <w:pPr>
+        <w:ind w:left="1440" w:hanging="480"/>
+      </w:pPr>
+      <w:rPr>
+        <w:rFonts w:ascii="Wingdings" w:hAnsi="Wingdings" w:hint="default"/>
+      </w:rPr>
+    </w:lvl>
+    <w:lvl w:ilvl="3" w:tplc="04090001" w:tentative="1">
+      <w:start w:val="1"/>
+      <w:numFmt w:val="bullet"/>
+      <w:lvlText w:val=""/>
+      <w:lvlJc w:val="left"/>
+      <w:pPr>
+        <w:ind w:left="1920" w:hanging="480"/>
+      </w:pPr>
+      <w:rPr>
+        <w:rFonts w:ascii="Wingdings" w:hAnsi="Wingdings" w:hint="default"/>
+      </w:rPr>
+    </w:lvl>
+    <w:lvl w:ilvl="4" w:tplc="04090003" w:tentative="1">
+      <w:start w:val="1"/>
+      <w:numFmt w:val="bullet"/>
+      <w:lvlText w:val=""/>
+      <w:lvlJc w:val="left"/>
+      <w:pPr>
+        <w:ind w:left="2400" w:hanging="480"/>
+      </w:pPr>
+      <w:rPr>
+        <w:rFonts w:ascii="Wingdings" w:hAnsi="Wingdings" w:hint="default"/>
+      </w:rPr>
+    </w:lvl>
+    <w:lvl w:ilvl="5" w:tplc="04090005" w:tentative="1">
+      <w:start w:val="1"/>
+      <w:numFmt w:val="bullet"/>
+      <w:lvlText w:val=""/>
+      <w:lvlJc w:val="left"/>
+      <w:pPr>
+        <w:ind w:left="2880" w:hanging="480"/>
+      </w:pPr>
+      <w:rPr>
+        <w:rFonts w:ascii="Wingdings" w:hAnsi="Wingdings" w:hint="default"/>
+      </w:rPr>
+    </w:lvl>
+    <w:lvl w:ilvl="6" w:tplc="04090001" w:tentative="1">
+      <w:start w:val="1"/>
+      <w:numFmt w:val="bullet"/>
+      <w:lvlText w:val=""/>
+      <w:lvlJc w:val="left"/>
+      <w:pPr>
+        <w:ind w:left="3360" w:hanging="480"/>
+      </w:pPr>
+      <w:rPr>
+        <w:rFonts w:ascii="Wingdings" w:hAnsi="Wingdings" w:hint="default"/>
+      </w:rPr>
+    </w:lvl>
+    <w:lvl w:ilvl="7" w:tplc="04090003" w:tentative="1">
+      <w:start w:val="1"/>
+      <w:numFmt w:val="bullet"/>
+      <w:lvlText w:val=""/>
+      <w:lvlJc w:val="left"/>
+      <w:pPr>
+        <w:ind w:left="3840" w:hanging="480"/>
+      </w:pPr>
+      <w:rPr>
+        <w:rFonts w:ascii="Wingdings" w:hAnsi="Wingdings" w:hint="default"/>
+      </w:rPr>
+    </w:lvl>
+    <w:lvl w:ilvl="8" w:tplc="04090005" w:tentative="1">
+      <w:start w:val="1"/>
+      <w:numFmt w:val="bullet"/>
+      <w:lvlText w:val=""/>
+      <w:lvlJc w:val="left"/>
+      <w:pPr>
+        <w:ind w:left="4320" w:hanging="480"/>
+      </w:pPr>
+      <w:rPr>
+        <w:rFonts w:ascii="Wingdings" w:hAnsi="Wingdings" w:hint="default"/>
+      </w:rPr>
+    </w:lvl>
+  </w:abstractNum>
+  <w:abstractNum w:abstractNumId="39" w15:restartNumberingAfterBreak="0">
     <w:nsid w:val="7DB1550A"/>
     <w:multiLevelType w:val="hybridMultilevel"/>
     <w:tmpl w:val="C218C8EA"/>
@@ -11101,7 +11288,7 @@
     <w:abstractNumId w:val="21"/>
   </w:num>
   <w:num w:numId="34" w16cid:durableId="746616909">
-    <w:abstractNumId w:val="38"/>
+    <w:abstractNumId w:val="39"/>
   </w:num>
   <w:num w:numId="35" w16cid:durableId="627197994">
     <w:abstractNumId w:val="15"/>
@@ -11117,6 +11304,9 @@
   </w:num>
   <w:num w:numId="39" w16cid:durableId="1009604231">
     <w:abstractNumId w:val="22"/>
+  </w:num>
+  <w:num w:numId="40" w16cid:durableId="375542665">
+    <w:abstractNumId w:val="38"/>
   </w:num>
 </w:numbering>
 </file>
@@ -11527,7 +11717,6 @@
   <w:style w:type="character" w:default="1" w:styleId="a0">
     <w:name w:val="Default Paragraph Font"/>
     <w:uiPriority w:val="1"/>
-    <w:semiHidden/>
     <w:unhideWhenUsed/>
   </w:style>
   <w:style w:type="table" w:default="1" w:styleId="a1">

--- a/aoi_trace_viewer tutorial.docx
+++ b/aoi_trace_viewer tutorial.docx
@@ -506,21 +506,7 @@
         <w:rPr>
           <w:rFonts w:cs="Times New Roman"/>
         </w:rPr>
-        <w:t xml:space="preserve">. Ensure the folder you select contains sub-folders named "r", "g", or "b" that </w:t>
-      </w:r>
-      <w:proofErr w:type="gramStart"/>
-      <w:r>
-        <w:rPr>
-          <w:rFonts w:cs="Times New Roman"/>
-        </w:rPr>
-        <w:t>include .glimpse</w:t>
-      </w:r>
-      <w:proofErr w:type="gramEnd"/>
-      <w:r>
-        <w:rPr>
-          <w:rFonts w:cs="Times New Roman"/>
-        </w:rPr>
-        <w:t xml:space="preserve"> files. Click </w:t>
+        <w:t xml:space="preserve">. Ensure the folder you select contains sub-folders named "r", "g", or "b" that include .glimpse files. Click </w:t>
       </w:r>
       <w:r>
         <w:rPr>
@@ -2417,23 +2403,7 @@
           <w:rFonts w:cs="Times New Roman"/>
           <w:bCs/>
         </w:rPr>
-        <w:t xml:space="preserve"> file output by Aoi viewer. This software also </w:t>
-      </w:r>
-      <w:proofErr w:type="gramStart"/>
-      <w:r>
-        <w:rPr>
-          <w:rFonts w:cs="Times New Roman"/>
-          <w:bCs/>
-        </w:rPr>
-        <w:t>contain</w:t>
-      </w:r>
-      <w:proofErr w:type="gramEnd"/>
-      <w:r>
-        <w:rPr>
-          <w:rFonts w:cs="Times New Roman"/>
-          <w:bCs/>
-        </w:rPr>
-        <w:t xml:space="preserve"> breakpoint annotation, rupture detection, gaussian mixture, hmm fitting and blob visualization. </w:t>
+        <w:t xml:space="preserve"> file output by Aoi viewer. This software also contain breakpoint annotation, rupture detection, gaussian mixture, hmm fitting and blob visualization. </w:t>
       </w:r>
     </w:p>
     <w:p>
@@ -3997,21 +3967,7 @@
         <w:rPr>
           <w:rFonts w:ascii="Times New Roman" w:hAnsi="Times New Roman" w:cs="Times New Roman"/>
         </w:rPr>
-        <w:t xml:space="preserve"> Wipes every channel's </w:t>
-      </w:r>
-      <w:proofErr w:type="gramStart"/>
-      <w:r>
-        <w:rPr>
-          <w:rFonts w:ascii="Times New Roman" w:hAnsi="Times New Roman" w:cs="Times New Roman"/>
-        </w:rPr>
-        <w:t>breakpoints</w:t>
-      </w:r>
-      <w:proofErr w:type="gramEnd"/>
-      <w:r>
-        <w:rPr>
-          <w:rFonts w:ascii="Times New Roman" w:hAnsi="Times New Roman" w:cs="Times New Roman"/>
-        </w:rPr>
-        <w:t xml:space="preserve"> on the current trace.</w:t>
+        <w:t xml:space="preserve"> Wipes every channel's breakpoints on the current trace.</w:t>
       </w:r>
     </w:p>
     <w:p>
@@ -4337,21 +4293,7 @@
         <w:rPr>
           <w:rFonts w:ascii="Times New Roman" w:hAnsi="Times New Roman" w:cs="Times New Roman"/>
         </w:rPr>
-        <w:t xml:space="preserve"> Resets the zoom into the </w:t>
-      </w:r>
-      <w:proofErr w:type="gramStart"/>
-      <w:r>
-        <w:rPr>
-          <w:rFonts w:ascii="Times New Roman" w:hAnsi="Times New Roman" w:cs="Times New Roman"/>
-        </w:rPr>
-        <w:t>full time</w:t>
-      </w:r>
-      <w:proofErr w:type="gramEnd"/>
-      <w:r>
-        <w:rPr>
-          <w:rFonts w:ascii="Times New Roman" w:hAnsi="Times New Roman" w:cs="Times New Roman"/>
-        </w:rPr>
-        <w:t xml:space="preserve"> range.</w:t>
+        <w:t xml:space="preserve"> Resets the zoom into the full time range.</w:t>
       </w:r>
     </w:p>
     <w:p>
@@ -4711,9 +4653,6 @@
       <w:pPr>
         <w:pStyle w:val="Web"/>
         <w:spacing w:after="0" w:afterAutospacing="0"/>
-        <w:rPr>
-          <w:rFonts w:hint="eastAsia"/>
-        </w:rPr>
       </w:pPr>
       <w:r>
         <w:rPr>
@@ -5659,7 +5598,7 @@
         </w:numPr>
         <w:spacing w:before="0" w:beforeAutospacing="0" w:after="0" w:afterAutospacing="0"/>
         <w:rPr>
-          <w:rFonts w:ascii="Times New Roman" w:hAnsi="Times New Roman" w:cs="Times New Roman" w:hint="eastAsia"/>
+          <w:rFonts w:ascii="Times New Roman" w:hAnsi="Times New Roman" w:cs="Times New Roman"/>
         </w:rPr>
       </w:pPr>
       <w:r>
@@ -6086,6 +6025,22 @@
     </w:p>
     <w:p>
       <w:pPr>
+        <w:widowControl/>
+        <w:rPr>
+          <w:rFonts w:eastAsia="新細明體" w:cs="Times New Roman"/>
+          <w:kern w:val="0"/>
+          <w:szCs w:val="24"/>
+        </w:rPr>
+      </w:pPr>
+      <w:r>
+        <w:rPr>
+          <w:rFonts w:cs="Times New Roman"/>
+        </w:rPr>
+        <w:br w:type="page"/>
+      </w:r>
+    </w:p>
+    <w:p>
+      <w:pPr>
         <w:pStyle w:val="Web"/>
         <w:numPr>
           <w:ilvl w:val="0"/>
@@ -6099,6 +6054,7 @@
         <w:rPr>
           <w:rFonts w:ascii="Times New Roman" w:hAnsi="Times New Roman" w:cs="Times New Roman" w:hint="eastAsia"/>
         </w:rPr>
+        <w:lastRenderedPageBreak/>
         <w:t>GMM</w:t>
       </w:r>
       <w:r>
@@ -6149,14 +6105,7 @@
         <w:rPr>
           <w:rFonts w:ascii="Times New Roman" w:hAnsi="Times New Roman" w:cs="Times New Roman"/>
         </w:rPr>
-        <w:t xml:space="preserve">sets the fit parameters (number of peaks, covariance </w:t>
-      </w:r>
-      <w:r>
-        <w:rPr>
-          <w:rFonts w:ascii="Times New Roman" w:hAnsi="Times New Roman" w:cs="Times New Roman"/>
-        </w:rPr>
-        <w:lastRenderedPageBreak/>
-        <w:t xml:space="preserve">type, initial means, bin size, and channel). Press </w:t>
+        <w:t xml:space="preserve">sets the fit parameters (number of peaks, covariance type, initial means, bin size, and channel). Press </w:t>
       </w:r>
       <w:r>
         <w:rPr>
@@ -6190,14 +6139,15 @@
     <w:p>
       <w:pPr>
         <w:rPr>
-          <w:rFonts w:cs="Times New Roman" w:hint="eastAsia"/>
-          <w:bCs/>
-        </w:rPr>
-      </w:pPr>
-      <w:r>
-        <w:rPr>
-          <w:rFonts w:cs="Times New Roman"/>
-          <w:bCs/>
+          <w:rFonts w:cs="Times New Roman"/>
+          <w:bCs/>
+        </w:rPr>
+      </w:pPr>
+      <w:r>
+        <w:rPr>
+          <w:rFonts w:cs="Times New Roman"/>
+          <w:bCs/>
+          <w:noProof/>
         </w:rPr>
         <w:drawing>
           <wp:inline distT="0" distB="0" distL="0" distR="0" wp14:anchorId="01C00EF4" wp14:editId="486B003D">
@@ -6723,6 +6673,7 @@
           <w:b/>
           <w:bCs/>
         </w:rPr>
+        <w:lastRenderedPageBreak/>
         <w:t>Lower intensity threshold:</w:t>
       </w:r>
       <w:r>
@@ -6775,7 +6726,6 @@
           <w:bCs/>
           <w:color w:val="EE0000"/>
         </w:rPr>
-        <w:lastRenderedPageBreak/>
         <w:t>Crucial</w:t>
       </w:r>
       <w:r>
@@ -6925,16 +6875,8 @@
         <w:rPr>
           <w:rFonts w:ascii="Times New Roman" w:hAnsi="Times New Roman" w:cs="Times New Roman" w:hint="eastAsia"/>
         </w:rPr>
-        <w:t xml:space="preserve"> </w:t>
-      </w:r>
-      <w:proofErr w:type="gramStart"/>
-      <w:r>
-        <w:rPr>
-          <w:rFonts w:ascii="Times New Roman" w:hAnsi="Times New Roman" w:cs="Times New Roman" w:hint="eastAsia"/>
-        </w:rPr>
-        <w:t>3.0 !!!!!!!!!!!!</w:t>
-      </w:r>
-      <w:proofErr w:type="gramEnd"/>
+        <w:t xml:space="preserve"> 3.0 !!!!!!!!!!!!</w:t>
+      </w:r>
     </w:p>
     <w:sectPr>
       <w:headerReference w:type="default" r:id="rId23"/>
@@ -6993,7 +6935,6 @@
       <w:wordWrap w:val="0"/>
       <w:jc w:val="right"/>
       <w:rPr>
-        <w:rFonts w:hint="eastAsia"/>
         <w:color w:val="808080" w:themeColor="background1" w:themeShade="80"/>
         <w:sz w:val="16"/>
         <w:szCs w:val="16"/>
@@ -11717,6 +11658,7 @@
   <w:style w:type="character" w:default="1" w:styleId="a0">
     <w:name w:val="Default Paragraph Font"/>
     <w:uiPriority w:val="1"/>
+    <w:semiHidden/>
     <w:unhideWhenUsed/>
   </w:style>
   <w:style w:type="table" w:default="1" w:styleId="a1">

--- a/aoi_trace_viewer tutorial.docx
+++ b/aoi_trace_viewer tutorial.docx
@@ -259,21 +259,7 @@
         <w:rPr>
           <w:rFonts w:cs="Times New Roman"/>
         </w:rPr>
-        <w:t xml:space="preserve"> file on your Desktop. A webpage and a command prompt (</w:t>
-      </w:r>
-      <w:proofErr w:type="spellStart"/>
-      <w:r>
-        <w:rPr>
-          <w:rFonts w:cs="Times New Roman"/>
-        </w:rPr>
-        <w:t>cmd</w:t>
-      </w:r>
-      <w:proofErr w:type="spellEnd"/>
-      <w:r>
-        <w:rPr>
-          <w:rFonts w:cs="Times New Roman"/>
-        </w:rPr>
-        <w:t>) window will open. Wait until the command prompt displays a rocket icon, then press F5 to refresh the webpage.</w:t>
+        <w:t xml:space="preserve"> file on your Desktop. A webpage and a command prompt (cmd) window will open. Wait until the command prompt displays a rocket icon, then press F5 to refresh the webpage.</w:t>
       </w:r>
       <w:r>
         <w:rPr>
@@ -676,19 +662,11 @@
           <w:rFonts w:cs="Times New Roman"/>
         </w:rPr>
       </w:pPr>
-      <w:proofErr w:type="spellStart"/>
-      <w:r>
-        <w:rPr>
-          <w:rFonts w:cs="Times New Roman"/>
-        </w:rPr>
-        <w:t>Thres</w:t>
-      </w:r>
-      <w:proofErr w:type="spellEnd"/>
-      <w:r>
-        <w:rPr>
-          <w:rFonts w:cs="Times New Roman"/>
-        </w:rPr>
-        <w:t xml:space="preserve"> (Threshold): Sets the spot-selection criteria. AOIs below this threshold are excluded. Increase this value if too much non-signal background is selected (usually 7 for 512x512, and 15 for 1024x1024).</w:t>
+      <w:r>
+        <w:rPr>
+          <w:rFonts w:cs="Times New Roman"/>
+        </w:rPr>
+        <w:t>Thres (Threshold): Sets the spot-selection criteria. AOIs below this threshold are excluded. Increase this value if too much non-signal background is selected (usually 7 for 512x512, and 15 for 1024x1024).</w:t>
       </w:r>
     </w:p>
     <w:p>
@@ -733,21 +711,7 @@
         <w:rPr>
           <w:rFonts w:cs="Times New Roman"/>
         </w:rPr>
-        <w:t xml:space="preserve">Ratio: Sets the criterion for spot shape using Otsu and </w:t>
-      </w:r>
-      <w:proofErr w:type="spellStart"/>
-      <w:r>
-        <w:rPr>
-          <w:rFonts w:cs="Times New Roman"/>
-        </w:rPr>
-        <w:t>skimage</w:t>
-      </w:r>
-      <w:proofErr w:type="spellEnd"/>
-      <w:r>
-        <w:rPr>
-          <w:rFonts w:cs="Times New Roman"/>
-        </w:rPr>
-        <w:t xml:space="preserve"> algorithms. If the blob's major axis divided by its minor axis is greater than this ratio, the spot is excluded.</w:t>
+        <w:t>Ratio: Sets the criterion for spot shape using Otsu and skimage algorithms. If the blob's major axis divided by its minor axis is greater than this ratio, the spot is excluded.</w:t>
       </w:r>
     </w:p>
     <w:p>
@@ -781,19 +745,11 @@
           <w:rFonts w:cs="Times New Roman"/>
         </w:rPr>
       </w:pPr>
-      <w:proofErr w:type="spellStart"/>
-      <w:r>
-        <w:rPr>
-          <w:rFonts w:cs="Times New Roman"/>
-        </w:rPr>
-        <w:t>Min_D</w:t>
-      </w:r>
-      <w:proofErr w:type="spellEnd"/>
-      <w:r>
-        <w:rPr>
-          <w:rFonts w:cs="Times New Roman"/>
-        </w:rPr>
-        <w:t>: The minimum allowable distance between blobs. If two blobs are closer than this value, both are excluded. 9 is recommended.</w:t>
+      <w:r>
+        <w:rPr>
+          <w:rFonts w:cs="Times New Roman"/>
+        </w:rPr>
+        <w:t>Min_D: The minimum allowable distance between blobs. If two blobs are closer than this value, both are excluded. 9 is recommended.</w:t>
       </w:r>
     </w:p>
     <w:p>
@@ -831,21 +787,7 @@
         <w:rPr>
           <w:rFonts w:cs="Times New Roman"/>
         </w:rPr>
-        <w:t xml:space="preserve">Range: Adjusts the image contrast. Use the </w:t>
-      </w:r>
-      <w:proofErr w:type="spellStart"/>
-      <w:r>
-        <w:rPr>
-          <w:rFonts w:cs="Times New Roman"/>
-        </w:rPr>
-        <w:t>Autoscale</w:t>
-      </w:r>
-      <w:proofErr w:type="spellEnd"/>
-      <w:r>
-        <w:rPr>
-          <w:rFonts w:cs="Times New Roman"/>
-        </w:rPr>
-        <w:t xml:space="preserve"> button to set the minimum and maximum automatically, then manually adjust the maximum so the blobs are clearly visible without significant visual overflow.</w:t>
+        <w:t>Range: Adjusts the image contrast. Use the Autoscale button to set the minimum and maximum automatically, then manually adjust the maximum so the blobs are clearly visible without significant visual overflow.</w:t>
       </w:r>
     </w:p>
     <w:p>
@@ -1251,35 +1193,7 @@
         <w:rPr>
           <w:rFonts w:cs="Times New Roman"/>
         </w:rPr>
-        <w:t>, you will see that two new folders (circled and raw) and two new files (</w:t>
-      </w:r>
-      <w:proofErr w:type="spellStart"/>
-      <w:r>
-        <w:rPr>
-          <w:rFonts w:cs="Times New Roman"/>
-        </w:rPr>
-        <w:t>blobs.npz</w:t>
-      </w:r>
-      <w:proofErr w:type="spellEnd"/>
-      <w:r>
-        <w:rPr>
-          <w:rFonts w:cs="Times New Roman"/>
-        </w:rPr>
-        <w:t xml:space="preserve"> and </w:t>
-      </w:r>
-      <w:proofErr w:type="spellStart"/>
-      <w:r>
-        <w:rPr>
-          <w:rFonts w:cs="Times New Roman"/>
-        </w:rPr>
-        <w:t>dcombined_image.npy</w:t>
-      </w:r>
-      <w:proofErr w:type="spellEnd"/>
-      <w:r>
-        <w:rPr>
-          <w:rFonts w:cs="Times New Roman"/>
-        </w:rPr>
-        <w:t>) have been added to your directory.</w:t>
+        <w:t>, you will see that two new folders (circled and raw) and two new files (blobs.npz and dcombined_image.npy) have been added to your directory.</w:t>
       </w:r>
     </w:p>
     <w:p>
@@ -1355,7 +1269,31 @@
         <w:rPr>
           <w:rFonts w:cs="Times New Roman"/>
         </w:rPr>
-        <w:t xml:space="preserve"> (maximum distance for centers to be considered the same point).</w:t>
+        <w:t xml:space="preserve"> (maximum distance</w:t>
+      </w:r>
+      <w:r>
+        <w:rPr>
+          <w:rFonts w:cs="Times New Roman" w:hint="eastAsia"/>
+        </w:rPr>
+        <w:t xml:space="preserve"> (index)</w:t>
+      </w:r>
+      <w:r>
+        <w:rPr>
+          <w:rFonts w:cs="Times New Roman"/>
+        </w:rPr>
+        <w:t xml:space="preserve"> for centers to be considered the same point</w:t>
+      </w:r>
+      <w:r>
+        <w:rPr>
+          <w:rFonts w:cs="Times New Roman" w:hint="eastAsia"/>
+        </w:rPr>
+        <w:t xml:space="preserve"> after drift</w:t>
+      </w:r>
+      <w:r>
+        <w:rPr>
+          <w:rFonts w:cs="Times New Roman"/>
+        </w:rPr>
+        <w:t>).</w:t>
       </w:r>
     </w:p>
     <w:p>
@@ -1527,35 +1465,7 @@
         <w:rPr>
           <w:rFonts w:cs="Times New Roman"/>
         </w:rPr>
-        <w:t xml:space="preserve">If you already have </w:t>
-      </w:r>
-      <w:proofErr w:type="spellStart"/>
-      <w:r>
-        <w:rPr>
-          <w:rFonts w:cs="Times New Roman"/>
-        </w:rPr>
-        <w:t>selected_g</w:t>
-      </w:r>
-      <w:proofErr w:type="spellEnd"/>
-      <w:r>
-        <w:rPr>
-          <w:rFonts w:cs="Times New Roman"/>
-        </w:rPr>
-        <w:t xml:space="preserve"> and </w:t>
-      </w:r>
-      <w:proofErr w:type="spellStart"/>
-      <w:r>
-        <w:rPr>
-          <w:rFonts w:cs="Times New Roman"/>
-        </w:rPr>
-        <w:t>selected_b</w:t>
-      </w:r>
-      <w:proofErr w:type="spellEnd"/>
-      <w:r>
-        <w:rPr>
-          <w:rFonts w:cs="Times New Roman"/>
-        </w:rPr>
-        <w:t xml:space="preserve"> annotations that you want to keep, turn on the </w:t>
+        <w:t xml:space="preserve">If you already have selected_g and selected_b annotations that you want to keep, turn on the </w:t>
       </w:r>
       <w:r>
         <w:rPr>
@@ -2227,19 +2137,11 @@
           </wp:anchor>
         </w:drawing>
       </w:r>
-      <w:proofErr w:type="spellStart"/>
-      <w:r>
-        <w:rPr>
-          <w:rFonts w:cs="Times New Roman"/>
-        </w:rPr>
-        <w:t>total_intensity</w:t>
-      </w:r>
-      <w:proofErr w:type="spellEnd"/>
-      <w:r>
-        <w:rPr>
-          <w:rFonts w:cs="Times New Roman"/>
-        </w:rPr>
-        <w:t>: Contains the distribution graphs of the AOIs' intensities.</w:t>
+      <w:r>
+        <w:rPr>
+          <w:rFonts w:cs="Times New Roman"/>
+        </w:rPr>
+        <w:t>total_intensity: Contains the distribution graphs of the AOIs' intensities.</w:t>
       </w:r>
     </w:p>
     <w:p>
@@ -2345,17 +2247,8 @@
           <w:rFonts w:cs="Times New Roman"/>
           <w:b/>
         </w:rPr>
-        <w:t xml:space="preserve">What is </w:t>
-      </w:r>
-      <w:proofErr w:type="spellStart"/>
-      <w:r>
-        <w:rPr>
-          <w:rFonts w:cs="Times New Roman"/>
-          <w:b/>
-        </w:rPr>
-        <w:t>TraceViewer</w:t>
-      </w:r>
-      <w:proofErr w:type="spellEnd"/>
+        <w:t>What is TraceViewer</w:t>
+      </w:r>
     </w:p>
     <w:p>
       <w:pPr>
@@ -2371,39 +2264,7 @@
           <w:rFonts w:cs="Times New Roman"/>
           <w:bCs/>
         </w:rPr>
-        <w:t xml:space="preserve">In brief, </w:t>
-      </w:r>
-      <w:proofErr w:type="spellStart"/>
-      <w:r>
-        <w:rPr>
-          <w:rFonts w:cs="Times New Roman"/>
-          <w:bCs/>
-        </w:rPr>
-        <w:t>TraceViewer</w:t>
-      </w:r>
-      <w:proofErr w:type="spellEnd"/>
-      <w:r>
-        <w:rPr>
-          <w:rFonts w:cs="Times New Roman"/>
-          <w:bCs/>
-        </w:rPr>
-        <w:t xml:space="preserve"> helps user view the </w:t>
-      </w:r>
-      <w:proofErr w:type="spellStart"/>
-      <w:r>
-        <w:rPr>
-          <w:rFonts w:cs="Times New Roman"/>
-          <w:bCs/>
-        </w:rPr>
-        <w:t>data.npz</w:t>
-      </w:r>
-      <w:proofErr w:type="spellEnd"/>
-      <w:r>
-        <w:rPr>
-          <w:rFonts w:cs="Times New Roman"/>
-          <w:bCs/>
-        </w:rPr>
-        <w:t xml:space="preserve"> file output by Aoi viewer. This software also contain breakpoint annotation, rupture detection, gaussian mixture, hmm fitting and blob visualization. </w:t>
+        <w:t xml:space="preserve">In brief, TraceViewer helps user view the data.npz file output by Aoi viewer. This software also contain breakpoint annotation, rupture detection, gaussian mixture, hmm fitting and blob visualization. </w:t>
       </w:r>
     </w:p>
     <w:p>
@@ -2657,39 +2518,7 @@
           <w:rFonts w:cs="Times New Roman"/>
           <w:bCs/>
         </w:rPr>
-        <w:t>To use the Trace Viewer, click the trace_viewer2.0.bat file on your Desktop. A webpage and a command prompt (</w:t>
-      </w:r>
-      <w:proofErr w:type="spellStart"/>
-      <w:r>
-        <w:rPr>
-          <w:rFonts w:cs="Times New Roman"/>
-          <w:bCs/>
-        </w:rPr>
-        <w:t>cmd</w:t>
-      </w:r>
-      <w:proofErr w:type="spellEnd"/>
-      <w:r>
-        <w:rPr>
-          <w:rFonts w:cs="Times New Roman"/>
-          <w:bCs/>
-        </w:rPr>
-        <w:t xml:space="preserve">) window will open. Wait for the rocket icon to appear in the </w:t>
-      </w:r>
-      <w:proofErr w:type="spellStart"/>
-      <w:r>
-        <w:rPr>
-          <w:rFonts w:cs="Times New Roman"/>
-          <w:bCs/>
-        </w:rPr>
-        <w:t>cmd</w:t>
-      </w:r>
-      <w:proofErr w:type="spellEnd"/>
-      <w:r>
-        <w:rPr>
-          <w:rFonts w:cs="Times New Roman"/>
-          <w:bCs/>
-        </w:rPr>
-        <w:t xml:space="preserve"> window, then press F5 to refresh the webpage.</w:t>
+        <w:t>To use the Trace Viewer, click the trace_viewer2.0.bat file on your Desktop. A webpage and a command prompt (cmd) window will open. Wait for the rocket icon to appear in the cmd window, then press F5 to refresh the webpage.</w:t>
       </w:r>
     </w:p>
     <w:p>
@@ -3151,21 +2980,7 @@
         <w:rPr>
           <w:rFonts w:ascii="Times New Roman" w:hAnsi="Times New Roman" w:cs="Times New Roman"/>
         </w:rPr>
-        <w:t xml:space="preserve"> tab is set as the default (this is the most important part of the viewer). Paste your </w:t>
-      </w:r>
-      <w:proofErr w:type="spellStart"/>
-      <w:r>
-        <w:rPr>
-          <w:rFonts w:ascii="Times New Roman" w:hAnsi="Times New Roman" w:cs="Times New Roman"/>
-        </w:rPr>
-        <w:t>data.npz</w:t>
-      </w:r>
-      <w:proofErr w:type="spellEnd"/>
-      <w:r>
-        <w:rPr>
-          <w:rFonts w:ascii="Times New Roman" w:hAnsi="Times New Roman" w:cs="Times New Roman"/>
-        </w:rPr>
-        <w:t xml:space="preserve"> file path into </w:t>
+        <w:t xml:space="preserve"> tab is set as the default (this is the most important part of the viewer). Paste your data.npz file path into </w:t>
       </w:r>
       <w:r>
         <w:rPr>
@@ -3273,7 +3088,6 @@
         </w:rPr>
         <w:t xml:space="preserve">). </w:t>
       </w:r>
-      <w:proofErr w:type="spellStart"/>
       <w:r>
         <w:rPr>
           <w:rFonts w:ascii="Times New Roman" w:hAnsi="Times New Roman" w:cs="Times New Roman"/>
@@ -3282,42 +3096,12 @@
         </w:rPr>
         <w:t>Tot_B</w:t>
       </w:r>
-      <w:proofErr w:type="spellEnd"/>
-      <w:r>
-        <w:rPr>
-          <w:rFonts w:ascii="Times New Roman" w:hAnsi="Times New Roman" w:cs="Times New Roman"/>
-        </w:rPr>
-        <w:t xml:space="preserve"> represents the combined intensity of all 'b' excitations (bb + </w:t>
-      </w:r>
-      <w:proofErr w:type="spellStart"/>
-      <w:r>
-        <w:rPr>
-          <w:rFonts w:ascii="Times New Roman" w:hAnsi="Times New Roman" w:cs="Times New Roman"/>
-        </w:rPr>
-        <w:t>bg</w:t>
-      </w:r>
-      <w:proofErr w:type="spellEnd"/>
-      <w:r>
-        <w:rPr>
-          <w:rFonts w:ascii="Times New Roman" w:hAnsi="Times New Roman" w:cs="Times New Roman"/>
-        </w:rPr>
-        <w:t xml:space="preserve"> + </w:t>
-      </w:r>
-      <w:proofErr w:type="spellStart"/>
-      <w:r>
-        <w:rPr>
-          <w:rFonts w:ascii="Times New Roman" w:hAnsi="Times New Roman" w:cs="Times New Roman"/>
-        </w:rPr>
-        <w:t>br</w:t>
-      </w:r>
-      <w:proofErr w:type="spellEnd"/>
-      <w:r>
-        <w:rPr>
-          <w:rFonts w:ascii="Times New Roman" w:hAnsi="Times New Roman" w:cs="Times New Roman"/>
-        </w:rPr>
-        <w:t xml:space="preserve">). </w:t>
-      </w:r>
-      <w:proofErr w:type="spellStart"/>
+      <w:r>
+        <w:rPr>
+          <w:rFonts w:ascii="Times New Roman" w:hAnsi="Times New Roman" w:cs="Times New Roman"/>
+        </w:rPr>
+        <w:t xml:space="preserve"> represents the combined intensity of all 'b' excitations (bb + bg + br). </w:t>
+      </w:r>
       <w:r>
         <w:rPr>
           <w:rFonts w:ascii="Times New Roman" w:hAnsi="Times New Roman" w:cs="Times New Roman"/>
@@ -3326,7 +3110,6 @@
         </w:rPr>
         <w:t>Tot_G</w:t>
       </w:r>
-      <w:proofErr w:type="spellEnd"/>
       <w:r>
         <w:rPr>
           <w:rFonts w:ascii="Times New Roman" w:hAnsi="Times New Roman" w:cs="Times New Roman"/>
@@ -3406,15 +3189,7 @@
         <w:ind w:leftChars="0"/>
       </w:pPr>
       <w:r>
-        <w:t>Fix window average (</w:t>
-      </w:r>
-      <w:proofErr w:type="spellStart"/>
-      <w:r>
-        <w:t>Strided</w:t>
-      </w:r>
-      <w:proofErr w:type="spellEnd"/>
-      <w:r>
-        <w:t xml:space="preserve"> average)</w:t>
+        <w:t>Fix window average (Strided average)</w:t>
       </w:r>
     </w:p>
     <w:p>
@@ -3453,23 +3228,7 @@
         <w:ind w:leftChars="0"/>
       </w:pPr>
       <w:r>
-        <w:t xml:space="preserve">Sliding window </w:t>
-      </w:r>
-      <w:proofErr w:type="spellStart"/>
-      <w:r>
-        <w:t>Savgol</w:t>
-      </w:r>
-      <w:proofErr w:type="spellEnd"/>
-      <w:r>
-        <w:t xml:space="preserve"> (</w:t>
-      </w:r>
-      <w:proofErr w:type="spellStart"/>
-      <w:r>
-        <w:t>Savgol</w:t>
-      </w:r>
-      <w:proofErr w:type="spellEnd"/>
-      <w:r>
-        <w:t>)</w:t>
+        <w:t>Sliding window Savgol (Savgol)</w:t>
       </w:r>
     </w:p>
     <w:p>
@@ -3479,13 +3238,8 @@
         </w:rPr>
         <w:t xml:space="preserve">(Hint: if you need more understanding, view the smoothing.py in </w:t>
       </w:r>
-      <w:proofErr w:type="spellStart"/>
-      <w:r>
-        <w:t>Trace_viewer</w:t>
-      </w:r>
-      <w:proofErr w:type="spellEnd"/>
-      <w:r>
-        <w:t>\utils</w:t>
+      <w:r>
+        <w:t>Trace_viewer\utils</w:t>
       </w:r>
       <w:r>
         <w:rPr>
@@ -3720,21 +3474,7 @@
         <w:rPr>
           <w:rFonts w:ascii="Times New Roman" w:hAnsi="Times New Roman" w:cs="Times New Roman"/>
         </w:rPr>
-        <w:t xml:space="preserve"> keys). This maps to the </w:t>
-      </w:r>
-      <w:proofErr w:type="spellStart"/>
-      <w:r>
-        <w:rPr>
-          <w:rFonts w:ascii="Times New Roman" w:hAnsi="Times New Roman" w:cs="Times New Roman"/>
-        </w:rPr>
-        <w:t>selected_g.npz</w:t>
-      </w:r>
-      <w:proofErr w:type="spellEnd"/>
-      <w:r>
-        <w:rPr>
-          <w:rFonts w:ascii="Times New Roman" w:hAnsi="Times New Roman" w:cs="Times New Roman"/>
-        </w:rPr>
-        <w:t xml:space="preserve"> file: +1 (Good/Green), -1 (Bad/Red), or 0 (Unmarked/No color). </w:t>
+        <w:t xml:space="preserve"> keys). This maps to the selected_g.npz file: +1 (Good/Green), -1 (Bad/Red), or 0 (Unmarked/No color). </w:t>
       </w:r>
       <w:r>
         <w:rPr>
@@ -4124,21 +3864,7 @@
         <w:rPr>
           <w:rFonts w:ascii="Times New Roman" w:hAnsi="Times New Roman" w:cs="Times New Roman"/>
         </w:rPr>
-        <w:t xml:space="preserve"> Toggles a separate colocalized flag for the current trace (saved alongside </w:t>
-      </w:r>
-      <w:proofErr w:type="spellStart"/>
-      <w:r>
-        <w:rPr>
-          <w:rFonts w:ascii="Times New Roman" w:hAnsi="Times New Roman" w:cs="Times New Roman"/>
-        </w:rPr>
-        <w:t>selected_g</w:t>
-      </w:r>
-      <w:proofErr w:type="spellEnd"/>
-      <w:r>
-        <w:rPr>
-          <w:rFonts w:ascii="Times New Roman" w:hAnsi="Times New Roman" w:cs="Times New Roman"/>
-        </w:rPr>
-        <w:t xml:space="preserve"> when you press </w:t>
+        <w:t xml:space="preserve"> Toggles a separate colocalized flag for the current trace (saved alongside selected_g when you press </w:t>
       </w:r>
       <w:r>
         <w:rPr>
@@ -4211,21 +3937,7 @@
         <w:rPr>
           <w:rFonts w:ascii="Times New Roman" w:hAnsi="Times New Roman" w:cs="Times New Roman"/>
         </w:rPr>
-        <w:t xml:space="preserve"> Writes all breakpoint data to </w:t>
-      </w:r>
-      <w:proofErr w:type="spellStart"/>
-      <w:r>
-        <w:rPr>
-          <w:rFonts w:ascii="Times New Roman" w:hAnsi="Times New Roman" w:cs="Times New Roman"/>
-        </w:rPr>
-        <w:t>breakpoints.npz</w:t>
-      </w:r>
-      <w:proofErr w:type="spellEnd"/>
-      <w:r>
-        <w:rPr>
-          <w:rFonts w:ascii="Times New Roman" w:hAnsi="Times New Roman" w:cs="Times New Roman"/>
-        </w:rPr>
-        <w:t xml:space="preserve"> (the previous file is backed up with a timestamp).</w:t>
+        <w:t xml:space="preserve"> Writes all breakpoint data to breakpoints.npz (the previous file is backed up with a timestamp).</w:t>
       </w:r>
     </w:p>
     <w:p>
@@ -4252,21 +3964,7 @@
         <w:rPr>
           <w:rFonts w:ascii="Times New Roman" w:hAnsi="Times New Roman" w:cs="Times New Roman"/>
         </w:rPr>
-        <w:t xml:space="preserve"> Reloads </w:t>
-      </w:r>
-      <w:proofErr w:type="spellStart"/>
-      <w:r>
-        <w:rPr>
-          <w:rFonts w:ascii="Times New Roman" w:hAnsi="Times New Roman" w:cs="Times New Roman"/>
-        </w:rPr>
-        <w:t>breakpoints.npz</w:t>
-      </w:r>
-      <w:proofErr w:type="spellEnd"/>
-      <w:r>
-        <w:rPr>
-          <w:rFonts w:ascii="Times New Roman" w:hAnsi="Times New Roman" w:cs="Times New Roman"/>
-        </w:rPr>
-        <w:t xml:space="preserve"> into memory.</w:t>
+        <w:t xml:space="preserve"> Reloads breakpoints.npz into memory.</w:t>
       </w:r>
     </w:p>
     <w:p>
@@ -4348,45 +4046,13 @@
           <w:b/>
           <w:bCs/>
         </w:rPr>
-        <w:t xml:space="preserve">Plot </w:t>
-      </w:r>
-      <w:proofErr w:type="spellStart"/>
-      <w:r>
-        <w:rPr>
-          <w:rFonts w:ascii="Times New Roman" w:hAnsi="Times New Roman" w:cs="Times New Roman"/>
-          <w:b/>
-          <w:bCs/>
-        </w:rPr>
-        <w:t>FRET_g</w:t>
-      </w:r>
-      <w:proofErr w:type="spellEnd"/>
-      <w:r>
-        <w:rPr>
-          <w:rFonts w:ascii="Times New Roman" w:hAnsi="Times New Roman" w:cs="Times New Roman"/>
-          <w:b/>
-          <w:bCs/>
-        </w:rPr>
-        <w:t>:</w:t>
-      </w:r>
-      <w:r>
-        <w:rPr>
-          <w:rFonts w:ascii="Times New Roman" w:hAnsi="Times New Roman" w:cs="Times New Roman"/>
-        </w:rPr>
-        <w:t xml:space="preserve"> Batch-plots every trace's </w:t>
-      </w:r>
-      <w:proofErr w:type="spellStart"/>
-      <w:r>
-        <w:rPr>
-          <w:rFonts w:ascii="Times New Roman" w:hAnsi="Times New Roman" w:cs="Times New Roman"/>
-        </w:rPr>
-        <w:t>fret_g</w:t>
-      </w:r>
-      <w:proofErr w:type="spellEnd"/>
-      <w:r>
-        <w:rPr>
-          <w:rFonts w:ascii="Times New Roman" w:hAnsi="Times New Roman" w:cs="Times New Roman"/>
-        </w:rPr>
-        <w:t xml:space="preserve"> curve into PNG files for a dataset overview.</w:t>
+        <w:t>Plot FRET_g:</w:t>
+      </w:r>
+      <w:r>
+        <w:rPr>
+          <w:rFonts w:ascii="Times New Roman" w:hAnsi="Times New Roman" w:cs="Times New Roman"/>
+        </w:rPr>
+        <w:t xml:space="preserve"> Batch-plots every trace's fret_g curve into PNG files for a dataset overview.</w:t>
       </w:r>
     </w:p>
     <w:p>
@@ -4448,7 +4114,6 @@
         </w:rPr>
         <w:t xml:space="preserve">Press </w:t>
       </w:r>
-      <w:proofErr w:type="spellStart"/>
       <w:r>
         <w:rPr>
           <w:rFonts w:ascii="Times New Roman" w:hAnsi="Times New Roman" w:cs="Times New Roman"/>
@@ -4457,7 +4122,6 @@
         </w:rPr>
         <w:t>Ctrl+Z</w:t>
       </w:r>
-      <w:proofErr w:type="spellEnd"/>
       <w:r>
         <w:rPr>
           <w:rFonts w:ascii="Times New Roman" w:hAnsi="Times New Roman" w:cs="Times New Roman"/>
@@ -4481,21 +4145,7 @@
         <w:rPr>
           <w:rFonts w:ascii="Times New Roman" w:hAnsi="Times New Roman" w:cs="Times New Roman"/>
         </w:rPr>
-        <w:t xml:space="preserve">On the Tools, </w:t>
-      </w:r>
-      <w:proofErr w:type="spellStart"/>
-      <w:r>
-        <w:rPr>
-          <w:rFonts w:ascii="Times New Roman" w:hAnsi="Times New Roman" w:cs="Times New Roman"/>
-        </w:rPr>
-        <w:t>Aois</w:t>
-      </w:r>
-      <w:proofErr w:type="spellEnd"/>
-      <w:r>
-        <w:rPr>
-          <w:rFonts w:ascii="Times New Roman" w:hAnsi="Times New Roman" w:cs="Times New Roman"/>
-        </w:rPr>
-        <w:t>, and GMM tabs, it reverts breakpoint edits (Add/Remove, Set Dead/End, Clear/Set All, Auto-Find).</w:t>
+        <w:t>On the Tools, Aois, and GMM tabs, it reverts breakpoint edits (Add/Remove, Set Dead/End, Clear/Set All, Auto-Find).</w:t>
       </w:r>
     </w:p>
     <w:p>
@@ -4541,35 +4191,7 @@
         <w:rPr>
           <w:rFonts w:ascii="Times New Roman" w:hAnsi="Times New Roman" w:cs="Times New Roman"/>
         </w:rPr>
-        <w:t xml:space="preserve"> The history depth is 5 steps. The Rupture tab does not support </w:t>
-      </w:r>
-      <w:proofErr w:type="spellStart"/>
-      <w:r>
-        <w:rPr>
-          <w:rFonts w:ascii="Times New Roman" w:hAnsi="Times New Roman" w:cs="Times New Roman"/>
-        </w:rPr>
-        <w:t>Ctrl+Z</w:t>
-      </w:r>
-      <w:proofErr w:type="spellEnd"/>
-      <w:r>
-        <w:rPr>
-          <w:rFonts w:ascii="Times New Roman" w:hAnsi="Times New Roman" w:cs="Times New Roman"/>
-        </w:rPr>
-        <w:t xml:space="preserve"> (use its Clear buttons). Good/Bad marking (z/x keys) is never affected by </w:t>
-      </w:r>
-      <w:proofErr w:type="spellStart"/>
-      <w:r>
-        <w:rPr>
-          <w:rFonts w:ascii="Times New Roman" w:hAnsi="Times New Roman" w:cs="Times New Roman"/>
-        </w:rPr>
-        <w:t>Ctrl+Z</w:t>
-      </w:r>
-      <w:proofErr w:type="spellEnd"/>
-      <w:r>
-        <w:rPr>
-          <w:rFonts w:ascii="Times New Roman" w:hAnsi="Times New Roman" w:cs="Times New Roman"/>
-        </w:rPr>
-        <w:t>.</w:t>
+        <w:t xml:space="preserve"> The history depth is 5 steps. The Rupture tab does not support Ctrl+Z (use its Clear buttons). Good/Bad marking (z/x keys) is never affected by Ctrl+Z.</w:t>
       </w:r>
     </w:p>
     <w:p>
@@ -4583,14 +4205,12 @@
           <w:rFonts w:ascii="Times New Roman" w:hAnsi="Times New Roman" w:cs="Times New Roman"/>
         </w:rPr>
       </w:pPr>
-      <w:proofErr w:type="spellStart"/>
       <w:r>
         <w:rPr>
           <w:rFonts w:ascii="Times New Roman" w:hAnsi="Times New Roman" w:cs="Times New Roman" w:hint="eastAsia"/>
         </w:rPr>
         <w:t>Aois</w:t>
       </w:r>
-      <w:proofErr w:type="spellEnd"/>
       <w:r>
         <w:rPr>
           <w:rFonts w:ascii="Times New Roman" w:hAnsi="Times New Roman" w:cs="Times New Roman"/>
@@ -4833,43 +4453,19 @@
         </w:rPr>
         <w:t xml:space="preserve"> (only fits 'Good' traces), or apply the </w:t>
       </w:r>
-      <w:proofErr w:type="spellStart"/>
-      <w:r>
-        <w:rPr>
-          <w:rFonts w:ascii="Times New Roman" w:hAnsi="Times New Roman" w:cs="Times New Roman"/>
-          <w:b/>
-          <w:bCs/>
-        </w:rPr>
-        <w:t>Photobleach</w:t>
-      </w:r>
-      <w:proofErr w:type="spellEnd"/>
-      <w:r>
-        <w:rPr>
-          <w:rFonts w:ascii="Times New Roman" w:hAnsi="Times New Roman" w:cs="Times New Roman"/>
-          <w:b/>
-          <w:bCs/>
-        </w:rPr>
-        <w:t xml:space="preserve"> Filter</w:t>
-      </w:r>
-      <w:r>
-        <w:rPr>
-          <w:rFonts w:ascii="Times New Roman" w:hAnsi="Times New Roman" w:cs="Times New Roman"/>
-        </w:rPr>
-        <w:t xml:space="preserve"> (truncates the fit at the </w:t>
-      </w:r>
-      <w:proofErr w:type="spellStart"/>
-      <w:r>
-        <w:rPr>
-          <w:rFonts w:ascii="Times New Roman" w:hAnsi="Times New Roman" w:cs="Times New Roman"/>
-        </w:rPr>
-        <w:t>photobleach</w:t>
-      </w:r>
-      <w:proofErr w:type="spellEnd"/>
-      <w:r>
-        <w:rPr>
-          <w:rFonts w:ascii="Times New Roman" w:hAnsi="Times New Roman" w:cs="Times New Roman"/>
-        </w:rPr>
-        <w:t xml:space="preserve"> frame based on intensity). Press </w:t>
+      <w:r>
+        <w:rPr>
+          <w:rFonts w:ascii="Times New Roman" w:hAnsi="Times New Roman" w:cs="Times New Roman"/>
+          <w:b/>
+          <w:bCs/>
+        </w:rPr>
+        <w:t>Photobleach Filter</w:t>
+      </w:r>
+      <w:r>
+        <w:rPr>
+          <w:rFonts w:ascii="Times New Roman" w:hAnsi="Times New Roman" w:cs="Times New Roman"/>
+        </w:rPr>
+        <w:t xml:space="preserve"> (truncates the fit at the photobleach frame based on intensity). Press </w:t>
       </w:r>
       <w:r>
         <w:rPr>
@@ -4946,21 +4542,7 @@
         <w:rPr>
           <w:rFonts w:ascii="Times New Roman" w:hAnsi="Times New Roman" w:cs="Times New Roman"/>
         </w:rPr>
-        <w:t xml:space="preserve"> to fit. Use the Save/Load buttons to manage your </w:t>
-      </w:r>
-      <w:proofErr w:type="spellStart"/>
-      <w:r>
-        <w:rPr>
-          <w:rFonts w:ascii="Times New Roman" w:hAnsi="Times New Roman" w:cs="Times New Roman"/>
-        </w:rPr>
-        <w:t>hmm.npz</w:t>
-      </w:r>
-      <w:proofErr w:type="spellEnd"/>
-      <w:r>
-        <w:rPr>
-          <w:rFonts w:ascii="Times New Roman" w:hAnsi="Times New Roman" w:cs="Times New Roman"/>
-        </w:rPr>
-        <w:t xml:space="preserve"> prediction files and transition counts.</w:t>
+        <w:t xml:space="preserve"> to fit. Use the Save/Load buttons to manage your hmm.npz prediction files and transition counts.</w:t>
       </w:r>
     </w:p>
     <w:p>
@@ -5040,21 +4622,7 @@
         <w:rPr>
           <w:rFonts w:ascii="Times New Roman" w:hAnsi="Times New Roman" w:cs="Times New Roman"/>
         </w:rPr>
-        <w:t xml:space="preserve"> to run a fresh fit (saves a new </w:t>
-      </w:r>
-      <w:proofErr w:type="spellStart"/>
-      <w:r>
-        <w:rPr>
-          <w:rFonts w:ascii="Times New Roman" w:hAnsi="Times New Roman" w:cs="Times New Roman"/>
-        </w:rPr>
-        <w:t>model.pkl</w:t>
-      </w:r>
-      <w:proofErr w:type="spellEnd"/>
-      <w:r>
-        <w:rPr>
-          <w:rFonts w:ascii="Times New Roman" w:hAnsi="Times New Roman" w:cs="Times New Roman"/>
-        </w:rPr>
-        <w:t xml:space="preserve">). Turn </w:t>
+        <w:t xml:space="preserve"> to run a fresh fit (saves a new model.pkl). Turn </w:t>
       </w:r>
       <w:r>
         <w:rPr>
@@ -5110,7 +4678,20 @@
           <w:rFonts w:ascii="Times New Roman" w:hAnsi="Times New Roman" w:cs="Times New Roman"/>
         </w:rPr>
       </w:pPr>
-      <w:proofErr w:type="spellStart"/>
+      <w:r>
+        <w:rPr>
+          <w:rFonts w:ascii="Times New Roman" w:hAnsi="Times New Roman" w:cs="Times New Roman"/>
+          <w:b/>
+          <w:bCs/>
+        </w:rPr>
+        <w:t>n_iter &amp; Epoch:</w:t>
+      </w:r>
+      <w:r>
+        <w:rPr>
+          <w:rFonts w:ascii="Times New Roman" w:hAnsi="Times New Roman" w:cs="Times New Roman"/>
+        </w:rPr>
+        <w:t xml:space="preserve"> Set </w:t>
+      </w:r>
       <w:r>
         <w:rPr>
           <w:rFonts w:ascii="Times New Roman" w:hAnsi="Times New Roman" w:cs="Times New Roman"/>
@@ -5119,31 +4700,6 @@
         </w:rPr>
         <w:t>n_iter</w:t>
       </w:r>
-      <w:proofErr w:type="spellEnd"/>
-      <w:r>
-        <w:rPr>
-          <w:rFonts w:ascii="Times New Roman" w:hAnsi="Times New Roman" w:cs="Times New Roman"/>
-          <w:b/>
-          <w:bCs/>
-        </w:rPr>
-        <w:t xml:space="preserve"> &amp; Epoch:</w:t>
-      </w:r>
-      <w:r>
-        <w:rPr>
-          <w:rFonts w:ascii="Times New Roman" w:hAnsi="Times New Roman" w:cs="Times New Roman"/>
-        </w:rPr>
-        <w:t xml:space="preserve"> Set </w:t>
-      </w:r>
-      <w:proofErr w:type="spellStart"/>
-      <w:r>
-        <w:rPr>
-          <w:rFonts w:ascii="Times New Roman" w:hAnsi="Times New Roman" w:cs="Times New Roman"/>
-          <w:b/>
-          <w:bCs/>
-        </w:rPr>
-        <w:t>n_iter</w:t>
-      </w:r>
-      <w:proofErr w:type="spellEnd"/>
       <w:r>
         <w:rPr>
           <w:rFonts w:ascii="Times New Roman" w:hAnsi="Times New Roman" w:cs="Times New Roman"/>
@@ -5235,7 +4791,6 @@
         </w:rPr>
         <w:t xml:space="preserve">f you fit with intensity data </w:t>
       </w:r>
-      <w:proofErr w:type="spellStart"/>
       <w:r>
         <w:rPr>
           <w:rFonts w:ascii="Times New Roman" w:hAnsi="Times New Roman" w:cs="Times New Roman" w:hint="eastAsia"/>
@@ -5244,7 +4799,6 @@
         </w:rPr>
         <w:t>diag</w:t>
       </w:r>
-      <w:proofErr w:type="spellEnd"/>
       <w:r>
         <w:rPr>
           <w:rFonts w:ascii="Times New Roman" w:hAnsi="Times New Roman" w:cs="Times New Roman" w:hint="eastAsia"/>
@@ -5847,45 +5401,13 @@
           <w:b/>
           <w:bCs/>
         </w:rPr>
-        <w:t xml:space="preserve">Save </w:t>
-      </w:r>
-      <w:proofErr w:type="spellStart"/>
-      <w:r>
-        <w:rPr>
-          <w:rFonts w:ascii="Times New Roman" w:hAnsi="Times New Roman" w:cs="Times New Roman"/>
-          <w:b/>
-          <w:bCs/>
-        </w:rPr>
-        <w:t>Dwell.npz</w:t>
-      </w:r>
-      <w:proofErr w:type="spellEnd"/>
-      <w:r>
-        <w:rPr>
-          <w:rFonts w:ascii="Times New Roman" w:hAnsi="Times New Roman" w:cs="Times New Roman"/>
-          <w:b/>
-          <w:bCs/>
-        </w:rPr>
-        <w:t>:</w:t>
-      </w:r>
-      <w:r>
-        <w:rPr>
-          <w:rFonts w:ascii="Times New Roman" w:hAnsi="Times New Roman" w:cs="Times New Roman"/>
-        </w:rPr>
-        <w:t xml:space="preserve"> Applies your cuts, calculates the valid dwell durations in seconds, and saves them to </w:t>
-      </w:r>
-      <w:proofErr w:type="spellStart"/>
-      <w:r>
-        <w:rPr>
-          <w:rFonts w:ascii="Times New Roman" w:hAnsi="Times New Roman" w:cs="Times New Roman"/>
-        </w:rPr>
-        <w:t>dwell.npz</w:t>
-      </w:r>
-      <w:proofErr w:type="spellEnd"/>
-      <w:r>
-        <w:rPr>
-          <w:rFonts w:ascii="Times New Roman" w:hAnsi="Times New Roman" w:cs="Times New Roman"/>
-        </w:rPr>
-        <w:t>.</w:t>
+        <w:t>Save Dwell.npz:</w:t>
+      </w:r>
+      <w:r>
+        <w:rPr>
+          <w:rFonts w:ascii="Times New Roman" w:hAnsi="Times New Roman" w:cs="Times New Roman"/>
+        </w:rPr>
+        <w:t xml:space="preserve"> Applies your cuts, calculates the valid dwell durations in seconds, and saves them to dwell.npz.</w:t>
       </w:r>
     </w:p>
     <w:p>
@@ -6336,21 +5858,7 @@
         <w:rPr>
           <w:rFonts w:ascii="Times New Roman" w:hAnsi="Times New Roman" w:cs="Times New Roman"/>
         </w:rPr>
-        <w:t xml:space="preserve"> breakpoints on a trace that already has previously saved breakpoints (from an older </w:t>
-      </w:r>
-      <w:proofErr w:type="spellStart"/>
-      <w:r>
-        <w:rPr>
-          <w:rFonts w:ascii="Times New Roman" w:hAnsi="Times New Roman" w:cs="Times New Roman"/>
-        </w:rPr>
-        <w:t>breakpoints.npz</w:t>
-      </w:r>
-      <w:proofErr w:type="spellEnd"/>
-      <w:r>
-        <w:rPr>
-          <w:rFonts w:ascii="Times New Roman" w:hAnsi="Times New Roman" w:cs="Times New Roman"/>
-        </w:rPr>
-        <w:t xml:space="preserve"> file).</w:t>
+        <w:t xml:space="preserve"> breakpoints on a trace that already has previously saved breakpoints (from an older breakpoints.npz file).</w:t>
       </w:r>
     </w:p>
     <w:p>
@@ -6779,103 +6287,61 @@
         <w:rPr>
           <w:rFonts w:ascii="Times New Roman" w:hAnsi="Times New Roman" w:cs="Times New Roman" w:hint="eastAsia"/>
         </w:rPr>
-        <w:t xml:space="preserve"> event (</w:t>
-      </w:r>
-      <w:proofErr w:type="spellStart"/>
+        <w:t xml:space="preserve"> event (ie: photobleach). </w:t>
+      </w:r>
+      <w:r>
+        <w:rPr>
+          <w:rFonts w:ascii="Times New Roman" w:hAnsi="Times New Roman" w:cs="Times New Roman"/>
+        </w:rPr>
+        <w:t>I</w:t>
+      </w:r>
       <w:r>
         <w:rPr>
           <w:rFonts w:ascii="Times New Roman" w:hAnsi="Times New Roman" w:cs="Times New Roman" w:hint="eastAsia"/>
         </w:rPr>
-        <w:t>ie</w:t>
-      </w:r>
-      <w:proofErr w:type="spellEnd"/>
+        <w:t xml:space="preserve">f you need </w:t>
+      </w:r>
+      <w:r>
+        <w:rPr>
+          <w:rFonts w:ascii="Times New Roman" w:hAnsi="Times New Roman" w:cs="Times New Roman"/>
+        </w:rPr>
+        <w:t>“</w:t>
+      </w:r>
       <w:r>
         <w:rPr>
           <w:rFonts w:ascii="Times New Roman" w:hAnsi="Times New Roman" w:cs="Times New Roman" w:hint="eastAsia"/>
         </w:rPr>
-        <w:t xml:space="preserve">: </w:t>
-      </w:r>
-      <w:proofErr w:type="spellStart"/>
+        <w:t>upward</w:t>
+      </w:r>
+      <w:r>
+        <w:rPr>
+          <w:rFonts w:ascii="Times New Roman" w:hAnsi="Times New Roman" w:cs="Times New Roman"/>
+        </w:rPr>
+        <w:t>”</w:t>
+      </w:r>
       <w:r>
         <w:rPr>
           <w:rFonts w:ascii="Times New Roman" w:hAnsi="Times New Roman" w:cs="Times New Roman" w:hint="eastAsia"/>
         </w:rPr>
-        <w:t>photobleach</w:t>
-      </w:r>
-      <w:proofErr w:type="spellEnd"/>
+        <w:t xml:space="preserve"> logic. </w:t>
+      </w:r>
+      <w:r>
+        <w:rPr>
+          <w:rFonts w:ascii="Segoe UI Emoji" w:hAnsi="Segoe UI Emoji" w:cs="Segoe UI Emoji"/>
+        </w:rPr>
+        <w:t>🐎</w:t>
+      </w:r>
+      <w:r>
+        <w:rPr>
+          <w:rFonts w:ascii="Times New Roman" w:hAnsi="Times New Roman" w:cs="Times New Roman"/>
+        </w:rPr>
+        <w:t xml:space="preserve"> said add by yourself</w:t>
+      </w:r>
       <w:r>
         <w:rPr>
           <w:rFonts w:ascii="Times New Roman" w:hAnsi="Times New Roman" w:cs="Times New Roman" w:hint="eastAsia"/>
         </w:rPr>
-        <w:t xml:space="preserve">). </w:t>
-      </w:r>
-      <w:r>
-        <w:rPr>
-          <w:rFonts w:ascii="Times New Roman" w:hAnsi="Times New Roman" w:cs="Times New Roman"/>
-        </w:rPr>
-        <w:t>I</w:t>
-      </w:r>
-      <w:r>
-        <w:rPr>
-          <w:rFonts w:ascii="Times New Roman" w:hAnsi="Times New Roman" w:cs="Times New Roman" w:hint="eastAsia"/>
-        </w:rPr>
-        <w:t xml:space="preserve">f you need </w:t>
-      </w:r>
-      <w:r>
-        <w:rPr>
-          <w:rFonts w:ascii="Times New Roman" w:hAnsi="Times New Roman" w:cs="Times New Roman"/>
-        </w:rPr>
-        <w:t>“</w:t>
-      </w:r>
-      <w:r>
-        <w:rPr>
-          <w:rFonts w:ascii="Times New Roman" w:hAnsi="Times New Roman" w:cs="Times New Roman" w:hint="eastAsia"/>
-        </w:rPr>
-        <w:t>upward</w:t>
-      </w:r>
-      <w:r>
-        <w:rPr>
-          <w:rFonts w:ascii="Times New Roman" w:hAnsi="Times New Roman" w:cs="Times New Roman"/>
-        </w:rPr>
-        <w:t>”</w:t>
-      </w:r>
-      <w:r>
-        <w:rPr>
-          <w:rFonts w:ascii="Times New Roman" w:hAnsi="Times New Roman" w:cs="Times New Roman" w:hint="eastAsia"/>
-        </w:rPr>
-        <w:t xml:space="preserve"> logic. </w:t>
-      </w:r>
-      <w:r>
-        <w:rPr>
-          <w:rFonts w:ascii="Segoe UI Emoji" w:hAnsi="Segoe UI Emoji" w:cs="Segoe UI Emoji"/>
-        </w:rPr>
-        <w:t>🐎</w:t>
-      </w:r>
-      <w:r>
-        <w:rPr>
-          <w:rFonts w:ascii="Times New Roman" w:hAnsi="Times New Roman" w:cs="Times New Roman"/>
-        </w:rPr>
-        <w:t xml:space="preserve"> said add by yourself</w:t>
-      </w:r>
-      <w:r>
-        <w:rPr>
-          <w:rFonts w:ascii="Times New Roman" w:hAnsi="Times New Roman" w:cs="Times New Roman" w:hint="eastAsia"/>
-        </w:rPr>
-        <w:t xml:space="preserve"> and create the </w:t>
-      </w:r>
-      <w:proofErr w:type="spellStart"/>
-      <w:r>
-        <w:rPr>
-          <w:rFonts w:ascii="Times New Roman" w:hAnsi="Times New Roman" w:cs="Times New Roman" w:hint="eastAsia"/>
-        </w:rPr>
-        <w:t>Trace_viewer</w:t>
-      </w:r>
-      <w:proofErr w:type="spellEnd"/>
-      <w:r>
-        <w:rPr>
-          <w:rFonts w:ascii="Times New Roman" w:hAnsi="Times New Roman" w:cs="Times New Roman" w:hint="eastAsia"/>
-        </w:rPr>
-        <w:t xml:space="preserve"> 3.0 !!!!!!!!!!!!</w:t>
+        <w:t xml:space="preserve"> and create the Trace_viewer 3.0 !!!!!!!!!!!!</w:t>
       </w:r>
     </w:p>
     <w:sectPr>

--- a/aoi_trace_viewer tutorial.docx
+++ b/aoi_trace_viewer tutorial.docx
@@ -259,7 +259,21 @@
         <w:rPr>
           <w:rFonts w:cs="Times New Roman"/>
         </w:rPr>
-        <w:t xml:space="preserve"> file on your Desktop. A webpage and a command prompt (cmd) window will open. Wait until the command prompt displays a rocket icon, then press F5 to refresh the webpage.</w:t>
+        <w:t xml:space="preserve"> file on your Desktop. A webpage and a command prompt (</w:t>
+      </w:r>
+      <w:proofErr w:type="spellStart"/>
+      <w:r>
+        <w:rPr>
+          <w:rFonts w:cs="Times New Roman"/>
+        </w:rPr>
+        <w:t>cmd</w:t>
+      </w:r>
+      <w:proofErr w:type="spellEnd"/>
+      <w:r>
+        <w:rPr>
+          <w:rFonts w:cs="Times New Roman"/>
+        </w:rPr>
+        <w:t>) window will open. Wait until the command prompt displays a rocket icon, then press F5 to refresh the webpage.</w:t>
       </w:r>
       <w:r>
         <w:rPr>
@@ -492,7 +506,21 @@
         <w:rPr>
           <w:rFonts w:cs="Times New Roman"/>
         </w:rPr>
-        <w:t xml:space="preserve">. Ensure the folder you select contains sub-folders named "r", "g", or "b" that include .glimpse files. Click </w:t>
+        <w:t xml:space="preserve">. Ensure the folder you select contains sub-folders named "r", "g", or "b" that </w:t>
+      </w:r>
+      <w:proofErr w:type="gramStart"/>
+      <w:r>
+        <w:rPr>
+          <w:rFonts w:cs="Times New Roman"/>
+        </w:rPr>
+        <w:t>include .glimpse</w:t>
+      </w:r>
+      <w:proofErr w:type="gramEnd"/>
+      <w:r>
+        <w:rPr>
+          <w:rFonts w:cs="Times New Roman"/>
+        </w:rPr>
+        <w:t xml:space="preserve"> files. Click </w:t>
       </w:r>
       <w:r>
         <w:rPr>
@@ -662,11 +690,19 @@
           <w:rFonts w:cs="Times New Roman"/>
         </w:rPr>
       </w:pPr>
-      <w:r>
-        <w:rPr>
-          <w:rFonts w:cs="Times New Roman"/>
-        </w:rPr>
-        <w:t>Thres (Threshold): Sets the spot-selection criteria. AOIs below this threshold are excluded. Increase this value if too much non-signal background is selected (usually 7 for 512x512, and 15 for 1024x1024).</w:t>
+      <w:proofErr w:type="spellStart"/>
+      <w:r>
+        <w:rPr>
+          <w:rFonts w:cs="Times New Roman"/>
+        </w:rPr>
+        <w:t>Thres</w:t>
+      </w:r>
+      <w:proofErr w:type="spellEnd"/>
+      <w:r>
+        <w:rPr>
+          <w:rFonts w:cs="Times New Roman"/>
+        </w:rPr>
+        <w:t xml:space="preserve"> (Threshold): Sets the spot-selection criteria. AOIs below this threshold are excluded. Increase this value if too much non-signal background is selected (usually 7 for 512x512, and 15 for 1024x1024).</w:t>
       </w:r>
     </w:p>
     <w:p>
@@ -711,7 +747,21 @@
         <w:rPr>
           <w:rFonts w:cs="Times New Roman"/>
         </w:rPr>
-        <w:t>Ratio: Sets the criterion for spot shape using Otsu and skimage algorithms. If the blob's major axis divided by its minor axis is greater than this ratio, the spot is excluded.</w:t>
+        <w:t xml:space="preserve">Ratio: Sets the criterion for spot shape using Otsu and </w:t>
+      </w:r>
+      <w:proofErr w:type="spellStart"/>
+      <w:r>
+        <w:rPr>
+          <w:rFonts w:cs="Times New Roman"/>
+        </w:rPr>
+        <w:t>skimage</w:t>
+      </w:r>
+      <w:proofErr w:type="spellEnd"/>
+      <w:r>
+        <w:rPr>
+          <w:rFonts w:cs="Times New Roman"/>
+        </w:rPr>
+        <w:t xml:space="preserve"> algorithms. If the blob's major axis divided by its minor axis is greater than this ratio, the spot is excluded.</w:t>
       </w:r>
     </w:p>
     <w:p>
@@ -745,11 +795,19 @@
           <w:rFonts w:cs="Times New Roman"/>
         </w:rPr>
       </w:pPr>
-      <w:r>
-        <w:rPr>
-          <w:rFonts w:cs="Times New Roman"/>
-        </w:rPr>
-        <w:t>Min_D: The minimum allowable distance between blobs. If two blobs are closer than this value, both are excluded. 9 is recommended.</w:t>
+      <w:proofErr w:type="spellStart"/>
+      <w:r>
+        <w:rPr>
+          <w:rFonts w:cs="Times New Roman"/>
+        </w:rPr>
+        <w:t>Min_D</w:t>
+      </w:r>
+      <w:proofErr w:type="spellEnd"/>
+      <w:r>
+        <w:rPr>
+          <w:rFonts w:cs="Times New Roman"/>
+        </w:rPr>
+        <w:t>: The minimum allowable distance between blobs. If two blobs are closer than this value, both are excluded. 9 is recommended.</w:t>
       </w:r>
     </w:p>
     <w:p>
@@ -787,7 +845,21 @@
         <w:rPr>
           <w:rFonts w:cs="Times New Roman"/>
         </w:rPr>
-        <w:t>Range: Adjusts the image contrast. Use the Autoscale button to set the minimum and maximum automatically, then manually adjust the maximum so the blobs are clearly visible without significant visual overflow.</w:t>
+        <w:t xml:space="preserve">Range: Adjusts the image contrast. Use the </w:t>
+      </w:r>
+      <w:proofErr w:type="spellStart"/>
+      <w:r>
+        <w:rPr>
+          <w:rFonts w:cs="Times New Roman"/>
+        </w:rPr>
+        <w:t>Autoscale</w:t>
+      </w:r>
+      <w:proofErr w:type="spellEnd"/>
+      <w:r>
+        <w:rPr>
+          <w:rFonts w:cs="Times New Roman"/>
+        </w:rPr>
+        <w:t xml:space="preserve"> button to set the minimum and maximum automatically, then manually adjust the maximum so the blobs are clearly visible without significant visual overflow.</w:t>
       </w:r>
     </w:p>
     <w:p>
@@ -1193,7 +1265,35 @@
         <w:rPr>
           <w:rFonts w:cs="Times New Roman"/>
         </w:rPr>
-        <w:t>, you will see that two new folders (circled and raw) and two new files (blobs.npz and dcombined_image.npy) have been added to your directory.</w:t>
+        <w:t>, you will see that two new folders (circled and raw) and two new files (</w:t>
+      </w:r>
+      <w:proofErr w:type="spellStart"/>
+      <w:r>
+        <w:rPr>
+          <w:rFonts w:cs="Times New Roman"/>
+        </w:rPr>
+        <w:t>blobs.npz</w:t>
+      </w:r>
+      <w:proofErr w:type="spellEnd"/>
+      <w:r>
+        <w:rPr>
+          <w:rFonts w:cs="Times New Roman"/>
+        </w:rPr>
+        <w:t xml:space="preserve"> and </w:t>
+      </w:r>
+      <w:proofErr w:type="spellStart"/>
+      <w:r>
+        <w:rPr>
+          <w:rFonts w:cs="Times New Roman"/>
+        </w:rPr>
+        <w:t>dcombined_image.npy</w:t>
+      </w:r>
+      <w:proofErr w:type="spellEnd"/>
+      <w:r>
+        <w:rPr>
+          <w:rFonts w:cs="Times New Roman"/>
+        </w:rPr>
+        <w:t>) have been added to your directory.</w:t>
       </w:r>
     </w:p>
     <w:p>
@@ -1465,7 +1565,35 @@
         <w:rPr>
           <w:rFonts w:cs="Times New Roman"/>
         </w:rPr>
-        <w:t xml:space="preserve">If you already have selected_g and selected_b annotations that you want to keep, turn on the </w:t>
+        <w:t xml:space="preserve">If you already have </w:t>
+      </w:r>
+      <w:proofErr w:type="spellStart"/>
+      <w:r>
+        <w:rPr>
+          <w:rFonts w:cs="Times New Roman"/>
+        </w:rPr>
+        <w:t>selected_g</w:t>
+      </w:r>
+      <w:proofErr w:type="spellEnd"/>
+      <w:r>
+        <w:rPr>
+          <w:rFonts w:cs="Times New Roman"/>
+        </w:rPr>
+        <w:t xml:space="preserve"> and </w:t>
+      </w:r>
+      <w:proofErr w:type="spellStart"/>
+      <w:r>
+        <w:rPr>
+          <w:rFonts w:cs="Times New Roman"/>
+        </w:rPr>
+        <w:t>selected_b</w:t>
+      </w:r>
+      <w:proofErr w:type="spellEnd"/>
+      <w:r>
+        <w:rPr>
+          <w:rFonts w:cs="Times New Roman"/>
+        </w:rPr>
+        <w:t xml:space="preserve"> annotations that you want to keep, turn on the </w:t>
       </w:r>
       <w:r>
         <w:rPr>
@@ -1640,7 +1768,63 @@
         <w:rPr>
           <w:rFonts w:cs="Times New Roman"/>
         </w:rPr>
-        <w:t>Leakage: The beta constant used in the calculation. This calibrates the leakage of donor dye intensity into the acceptor channel and must be determined using donor-only substrates.</w:t>
+        <w:t xml:space="preserve">Leakage: The beta constant used in the calculation. This calibrates the leakage of donor dye intensity into the acceptor channel and must be determined using donor-only </w:t>
+      </w:r>
+      <w:proofErr w:type="gramStart"/>
+      <w:r>
+        <w:rPr>
+          <w:rFonts w:cs="Times New Roman"/>
+        </w:rPr>
+        <w:t>substrates.</w:t>
+      </w:r>
+      <w:r>
+        <w:rPr>
+          <w:rFonts w:cs="Times New Roman" w:hint="eastAsia"/>
+        </w:rPr>
+        <w:t>(</w:t>
+      </w:r>
+      <w:proofErr w:type="spellStart"/>
+      <w:proofErr w:type="gramEnd"/>
+      <w:r>
+        <w:rPr>
+          <w:rFonts w:cs="Times New Roman" w:hint="eastAsia"/>
+        </w:rPr>
+        <w:t>gr_leakage</w:t>
+      </w:r>
+      <w:proofErr w:type="spellEnd"/>
+      <w:r>
+        <w:rPr>
+          <w:rFonts w:cs="Times New Roman" w:hint="eastAsia"/>
+        </w:rPr>
+        <w:t xml:space="preserve"> = 1024*1024: </w:t>
+      </w:r>
+      <w:r>
+        <w:rPr>
+          <w:rFonts w:cs="Times New Roman" w:hint="eastAsia"/>
+          <w:b/>
+          <w:bCs/>
+        </w:rPr>
+        <w:t>0.024</w:t>
+      </w:r>
+      <w:r>
+        <w:rPr>
+          <w:rFonts w:cs="Times New Roman" w:hint="eastAsia"/>
+        </w:rPr>
+        <w:t xml:space="preserve">, 512*512: </w:t>
+      </w:r>
+      <w:r>
+        <w:rPr>
+          <w:rFonts w:cs="Times New Roman" w:hint="eastAsia"/>
+          <w:b/>
+          <w:bCs/>
+        </w:rPr>
+        <w:t>0.08</w:t>
+      </w:r>
+      <w:r>
+        <w:rPr>
+          <w:rFonts w:cs="Times New Roman" w:hint="eastAsia"/>
+        </w:rPr>
+        <w:t>)</w:t>
       </w:r>
     </w:p>
     <w:p>
@@ -2137,11 +2321,19 @@
           </wp:anchor>
         </w:drawing>
       </w:r>
-      <w:r>
-        <w:rPr>
-          <w:rFonts w:cs="Times New Roman"/>
-        </w:rPr>
-        <w:t>total_intensity: Contains the distribution graphs of the AOIs' intensities.</w:t>
+      <w:proofErr w:type="spellStart"/>
+      <w:r>
+        <w:rPr>
+          <w:rFonts w:cs="Times New Roman"/>
+        </w:rPr>
+        <w:t>total_intensity</w:t>
+      </w:r>
+      <w:proofErr w:type="spellEnd"/>
+      <w:r>
+        <w:rPr>
+          <w:rFonts w:cs="Times New Roman"/>
+        </w:rPr>
+        <w:t>: Contains the distribution graphs of the AOIs' intensities.</w:t>
       </w:r>
     </w:p>
     <w:p>
@@ -2247,8 +2439,17 @@
           <w:rFonts w:cs="Times New Roman"/>
           <w:b/>
         </w:rPr>
-        <w:t>What is TraceViewer</w:t>
-      </w:r>
+        <w:t xml:space="preserve">What is </w:t>
+      </w:r>
+      <w:proofErr w:type="spellStart"/>
+      <w:r>
+        <w:rPr>
+          <w:rFonts w:cs="Times New Roman"/>
+          <w:b/>
+        </w:rPr>
+        <w:t>TraceViewer</w:t>
+      </w:r>
+      <w:proofErr w:type="spellEnd"/>
     </w:p>
     <w:p>
       <w:pPr>
@@ -2264,7 +2465,55 @@
           <w:rFonts w:cs="Times New Roman"/>
           <w:bCs/>
         </w:rPr>
-        <w:t xml:space="preserve">In brief, TraceViewer helps user view the data.npz file output by Aoi viewer. This software also contain breakpoint annotation, rupture detection, gaussian mixture, hmm fitting and blob visualization. </w:t>
+        <w:t xml:space="preserve">In brief, </w:t>
+      </w:r>
+      <w:proofErr w:type="spellStart"/>
+      <w:r>
+        <w:rPr>
+          <w:rFonts w:cs="Times New Roman"/>
+          <w:bCs/>
+        </w:rPr>
+        <w:t>TraceViewer</w:t>
+      </w:r>
+      <w:proofErr w:type="spellEnd"/>
+      <w:r>
+        <w:rPr>
+          <w:rFonts w:cs="Times New Roman"/>
+          <w:bCs/>
+        </w:rPr>
+        <w:t xml:space="preserve"> helps user view the </w:t>
+      </w:r>
+      <w:proofErr w:type="spellStart"/>
+      <w:r>
+        <w:rPr>
+          <w:rFonts w:cs="Times New Roman"/>
+          <w:bCs/>
+        </w:rPr>
+        <w:t>data.npz</w:t>
+      </w:r>
+      <w:proofErr w:type="spellEnd"/>
+      <w:r>
+        <w:rPr>
+          <w:rFonts w:cs="Times New Roman"/>
+          <w:bCs/>
+        </w:rPr>
+        <w:t xml:space="preserve"> file output by Aoi viewer. This software also </w:t>
+      </w:r>
+      <w:proofErr w:type="gramStart"/>
+      <w:r>
+        <w:rPr>
+          <w:rFonts w:cs="Times New Roman"/>
+          <w:bCs/>
+        </w:rPr>
+        <w:t>contain</w:t>
+      </w:r>
+      <w:proofErr w:type="gramEnd"/>
+      <w:r>
+        <w:rPr>
+          <w:rFonts w:cs="Times New Roman"/>
+          <w:bCs/>
+        </w:rPr>
+        <w:t xml:space="preserve"> breakpoint annotation, rupture detection, gaussian mixture, hmm fitting and blob visualization. </w:t>
       </w:r>
     </w:p>
     <w:p>
@@ -2518,7 +2767,39 @@
           <w:rFonts w:cs="Times New Roman"/>
           <w:bCs/>
         </w:rPr>
-        <w:t>To use the Trace Viewer, click the trace_viewer2.0.bat file on your Desktop. A webpage and a command prompt (cmd) window will open. Wait for the rocket icon to appear in the cmd window, then press F5 to refresh the webpage.</w:t>
+        <w:t>To use the Trace Viewer, click the trace_viewer2.0.bat file on your Desktop. A webpage and a command prompt (</w:t>
+      </w:r>
+      <w:proofErr w:type="spellStart"/>
+      <w:r>
+        <w:rPr>
+          <w:rFonts w:cs="Times New Roman"/>
+          <w:bCs/>
+        </w:rPr>
+        <w:t>cmd</w:t>
+      </w:r>
+      <w:proofErr w:type="spellEnd"/>
+      <w:r>
+        <w:rPr>
+          <w:rFonts w:cs="Times New Roman"/>
+          <w:bCs/>
+        </w:rPr>
+        <w:t xml:space="preserve">) window will open. Wait for the rocket icon to appear in the </w:t>
+      </w:r>
+      <w:proofErr w:type="spellStart"/>
+      <w:r>
+        <w:rPr>
+          <w:rFonts w:cs="Times New Roman"/>
+          <w:bCs/>
+        </w:rPr>
+        <w:t>cmd</w:t>
+      </w:r>
+      <w:proofErr w:type="spellEnd"/>
+      <w:r>
+        <w:rPr>
+          <w:rFonts w:cs="Times New Roman"/>
+          <w:bCs/>
+        </w:rPr>
+        <w:t xml:space="preserve"> window, then press F5 to refresh the webpage.</w:t>
       </w:r>
     </w:p>
     <w:p>
@@ -2980,7 +3261,21 @@
         <w:rPr>
           <w:rFonts w:ascii="Times New Roman" w:hAnsi="Times New Roman" w:cs="Times New Roman"/>
         </w:rPr>
-        <w:t xml:space="preserve"> tab is set as the default (this is the most important part of the viewer). Paste your data.npz file path into </w:t>
+        <w:t xml:space="preserve"> tab is set as the default (this is the most important part of the viewer). Paste your </w:t>
+      </w:r>
+      <w:proofErr w:type="spellStart"/>
+      <w:r>
+        <w:rPr>
+          <w:rFonts w:ascii="Times New Roman" w:hAnsi="Times New Roman" w:cs="Times New Roman"/>
+        </w:rPr>
+        <w:t>data.npz</w:t>
+      </w:r>
+      <w:proofErr w:type="spellEnd"/>
+      <w:r>
+        <w:rPr>
+          <w:rFonts w:ascii="Times New Roman" w:hAnsi="Times New Roman" w:cs="Times New Roman"/>
+        </w:rPr>
+        <w:t xml:space="preserve"> file path into </w:t>
       </w:r>
       <w:r>
         <w:rPr>
@@ -3088,6 +3383,7 @@
         </w:rPr>
         <w:t xml:space="preserve">). </w:t>
       </w:r>
+      <w:proofErr w:type="spellStart"/>
       <w:r>
         <w:rPr>
           <w:rFonts w:ascii="Times New Roman" w:hAnsi="Times New Roman" w:cs="Times New Roman"/>
@@ -3096,12 +3392,42 @@
         </w:rPr>
         <w:t>Tot_B</w:t>
       </w:r>
-      <w:r>
-        <w:rPr>
-          <w:rFonts w:ascii="Times New Roman" w:hAnsi="Times New Roman" w:cs="Times New Roman"/>
-        </w:rPr>
-        <w:t xml:space="preserve"> represents the combined intensity of all 'b' excitations (bb + bg + br). </w:t>
-      </w:r>
+      <w:proofErr w:type="spellEnd"/>
+      <w:r>
+        <w:rPr>
+          <w:rFonts w:ascii="Times New Roman" w:hAnsi="Times New Roman" w:cs="Times New Roman"/>
+        </w:rPr>
+        <w:t xml:space="preserve"> represents the combined intensity of all 'b' excitations (bb + </w:t>
+      </w:r>
+      <w:proofErr w:type="spellStart"/>
+      <w:r>
+        <w:rPr>
+          <w:rFonts w:ascii="Times New Roman" w:hAnsi="Times New Roman" w:cs="Times New Roman"/>
+        </w:rPr>
+        <w:t>bg</w:t>
+      </w:r>
+      <w:proofErr w:type="spellEnd"/>
+      <w:r>
+        <w:rPr>
+          <w:rFonts w:ascii="Times New Roman" w:hAnsi="Times New Roman" w:cs="Times New Roman"/>
+        </w:rPr>
+        <w:t xml:space="preserve"> + </w:t>
+      </w:r>
+      <w:proofErr w:type="spellStart"/>
+      <w:r>
+        <w:rPr>
+          <w:rFonts w:ascii="Times New Roman" w:hAnsi="Times New Roman" w:cs="Times New Roman"/>
+        </w:rPr>
+        <w:t>br</w:t>
+      </w:r>
+      <w:proofErr w:type="spellEnd"/>
+      <w:r>
+        <w:rPr>
+          <w:rFonts w:ascii="Times New Roman" w:hAnsi="Times New Roman" w:cs="Times New Roman"/>
+        </w:rPr>
+        <w:t xml:space="preserve">). </w:t>
+      </w:r>
+      <w:proofErr w:type="spellStart"/>
       <w:r>
         <w:rPr>
           <w:rFonts w:ascii="Times New Roman" w:hAnsi="Times New Roman" w:cs="Times New Roman"/>
@@ -3110,6 +3436,7 @@
         </w:rPr>
         <w:t>Tot_G</w:t>
       </w:r>
+      <w:proofErr w:type="spellEnd"/>
       <w:r>
         <w:rPr>
           <w:rFonts w:ascii="Times New Roman" w:hAnsi="Times New Roman" w:cs="Times New Roman"/>
@@ -3189,7 +3516,15 @@
         <w:ind w:leftChars="0"/>
       </w:pPr>
       <w:r>
-        <w:t>Fix window average (Strided average)</w:t>
+        <w:t>Fix window average (</w:t>
+      </w:r>
+      <w:proofErr w:type="spellStart"/>
+      <w:r>
+        <w:t>Strided</w:t>
+      </w:r>
+      <w:proofErr w:type="spellEnd"/>
+      <w:r>
+        <w:t xml:space="preserve"> average)</w:t>
       </w:r>
     </w:p>
     <w:p>
@@ -3228,7 +3563,23 @@
         <w:ind w:leftChars="0"/>
       </w:pPr>
       <w:r>
-        <w:t>Sliding window Savgol (Savgol)</w:t>
+        <w:t xml:space="preserve">Sliding window </w:t>
+      </w:r>
+      <w:proofErr w:type="spellStart"/>
+      <w:r>
+        <w:t>Savgol</w:t>
+      </w:r>
+      <w:proofErr w:type="spellEnd"/>
+      <w:r>
+        <w:t xml:space="preserve"> (</w:t>
+      </w:r>
+      <w:proofErr w:type="spellStart"/>
+      <w:r>
+        <w:t>Savgol</w:t>
+      </w:r>
+      <w:proofErr w:type="spellEnd"/>
+      <w:r>
+        <w:t>)</w:t>
       </w:r>
     </w:p>
     <w:p>
@@ -3238,8 +3589,13 @@
         </w:rPr>
         <w:t xml:space="preserve">(Hint: if you need more understanding, view the smoothing.py in </w:t>
       </w:r>
-      <w:r>
-        <w:t>Trace_viewer\utils</w:t>
+      <w:proofErr w:type="spellStart"/>
+      <w:r>
+        <w:t>Trace_viewer</w:t>
+      </w:r>
+      <w:proofErr w:type="spellEnd"/>
+      <w:r>
+        <w:t>\utils</w:t>
       </w:r>
       <w:r>
         <w:rPr>
@@ -3474,7 +3830,21 @@
         <w:rPr>
           <w:rFonts w:ascii="Times New Roman" w:hAnsi="Times New Roman" w:cs="Times New Roman"/>
         </w:rPr>
-        <w:t xml:space="preserve"> keys). This maps to the selected_g.npz file: +1 (Good/Green), -1 (Bad/Red), or 0 (Unmarked/No color). </w:t>
+        <w:t xml:space="preserve"> keys). This maps to the </w:t>
+      </w:r>
+      <w:proofErr w:type="spellStart"/>
+      <w:r>
+        <w:rPr>
+          <w:rFonts w:ascii="Times New Roman" w:hAnsi="Times New Roman" w:cs="Times New Roman"/>
+        </w:rPr>
+        <w:t>selected_g.npz</w:t>
+      </w:r>
+      <w:proofErr w:type="spellEnd"/>
+      <w:r>
+        <w:rPr>
+          <w:rFonts w:ascii="Times New Roman" w:hAnsi="Times New Roman" w:cs="Times New Roman"/>
+        </w:rPr>
+        <w:t xml:space="preserve"> file: +1 (Good/Green), -1 (Bad/Red), or 0 (Unmarked/No color). </w:t>
       </w:r>
       <w:r>
         <w:rPr>
@@ -3707,7 +4077,21 @@
         <w:rPr>
           <w:rFonts w:ascii="Times New Roman" w:hAnsi="Times New Roman" w:cs="Times New Roman"/>
         </w:rPr>
-        <w:t xml:space="preserve"> Wipes every channel's breakpoints on the current trace.</w:t>
+        <w:t xml:space="preserve"> Wipes every channel's </w:t>
+      </w:r>
+      <w:proofErr w:type="gramStart"/>
+      <w:r>
+        <w:rPr>
+          <w:rFonts w:ascii="Times New Roman" w:hAnsi="Times New Roman" w:cs="Times New Roman"/>
+        </w:rPr>
+        <w:t>breakpoints</w:t>
+      </w:r>
+      <w:proofErr w:type="gramEnd"/>
+      <w:r>
+        <w:rPr>
+          <w:rFonts w:ascii="Times New Roman" w:hAnsi="Times New Roman" w:cs="Times New Roman"/>
+        </w:rPr>
+        <w:t xml:space="preserve"> on the current trace.</w:t>
       </w:r>
     </w:p>
     <w:p>
@@ -3864,7 +4248,21 @@
         <w:rPr>
           <w:rFonts w:ascii="Times New Roman" w:hAnsi="Times New Roman" w:cs="Times New Roman"/>
         </w:rPr>
-        <w:t xml:space="preserve"> Toggles a separate colocalized flag for the current trace (saved alongside selected_g when you press </w:t>
+        <w:t xml:space="preserve"> Toggles a separate colocalized flag for the current trace (saved alongside </w:t>
+      </w:r>
+      <w:proofErr w:type="spellStart"/>
+      <w:r>
+        <w:rPr>
+          <w:rFonts w:ascii="Times New Roman" w:hAnsi="Times New Roman" w:cs="Times New Roman"/>
+        </w:rPr>
+        <w:t>selected_g</w:t>
+      </w:r>
+      <w:proofErr w:type="spellEnd"/>
+      <w:r>
+        <w:rPr>
+          <w:rFonts w:ascii="Times New Roman" w:hAnsi="Times New Roman" w:cs="Times New Roman"/>
+        </w:rPr>
+        <w:t xml:space="preserve"> when you press </w:t>
       </w:r>
       <w:r>
         <w:rPr>
@@ -3937,7 +4335,21 @@
         <w:rPr>
           <w:rFonts w:ascii="Times New Roman" w:hAnsi="Times New Roman" w:cs="Times New Roman"/>
         </w:rPr>
-        <w:t xml:space="preserve"> Writes all breakpoint data to breakpoints.npz (the previous file is backed up with a timestamp).</w:t>
+        <w:t xml:space="preserve"> Writes all breakpoint data to </w:t>
+      </w:r>
+      <w:proofErr w:type="spellStart"/>
+      <w:r>
+        <w:rPr>
+          <w:rFonts w:ascii="Times New Roman" w:hAnsi="Times New Roman" w:cs="Times New Roman"/>
+        </w:rPr>
+        <w:t>breakpoints.npz</w:t>
+      </w:r>
+      <w:proofErr w:type="spellEnd"/>
+      <w:r>
+        <w:rPr>
+          <w:rFonts w:ascii="Times New Roman" w:hAnsi="Times New Roman" w:cs="Times New Roman"/>
+        </w:rPr>
+        <w:t xml:space="preserve"> (the previous file is backed up with a timestamp).</w:t>
       </w:r>
     </w:p>
     <w:p>
@@ -3964,7 +4376,21 @@
         <w:rPr>
           <w:rFonts w:ascii="Times New Roman" w:hAnsi="Times New Roman" w:cs="Times New Roman"/>
         </w:rPr>
-        <w:t xml:space="preserve"> Reloads breakpoints.npz into memory.</w:t>
+        <w:t xml:space="preserve"> Reloads </w:t>
+      </w:r>
+      <w:proofErr w:type="spellStart"/>
+      <w:r>
+        <w:rPr>
+          <w:rFonts w:ascii="Times New Roman" w:hAnsi="Times New Roman" w:cs="Times New Roman"/>
+        </w:rPr>
+        <w:t>breakpoints.npz</w:t>
+      </w:r>
+      <w:proofErr w:type="spellEnd"/>
+      <w:r>
+        <w:rPr>
+          <w:rFonts w:ascii="Times New Roman" w:hAnsi="Times New Roman" w:cs="Times New Roman"/>
+        </w:rPr>
+        <w:t xml:space="preserve"> into memory.</w:t>
       </w:r>
     </w:p>
     <w:p>
@@ -3991,7 +4417,21 @@
         <w:rPr>
           <w:rFonts w:ascii="Times New Roman" w:hAnsi="Times New Roman" w:cs="Times New Roman"/>
         </w:rPr>
-        <w:t xml:space="preserve"> Resets the zoom into the full time range.</w:t>
+        <w:t xml:space="preserve"> Resets the zoom into the </w:t>
+      </w:r>
+      <w:proofErr w:type="gramStart"/>
+      <w:r>
+        <w:rPr>
+          <w:rFonts w:ascii="Times New Roman" w:hAnsi="Times New Roman" w:cs="Times New Roman"/>
+        </w:rPr>
+        <w:t>full time</w:t>
+      </w:r>
+      <w:proofErr w:type="gramEnd"/>
+      <w:r>
+        <w:rPr>
+          <w:rFonts w:ascii="Times New Roman" w:hAnsi="Times New Roman" w:cs="Times New Roman"/>
+        </w:rPr>
+        <w:t xml:space="preserve"> range.</w:t>
       </w:r>
     </w:p>
     <w:p>
@@ -4046,13 +4486,45 @@
           <w:b/>
           <w:bCs/>
         </w:rPr>
-        <w:t>Plot FRET_g:</w:t>
-      </w:r>
-      <w:r>
-        <w:rPr>
-          <w:rFonts w:ascii="Times New Roman" w:hAnsi="Times New Roman" w:cs="Times New Roman"/>
-        </w:rPr>
-        <w:t xml:space="preserve"> Batch-plots every trace's fret_g curve into PNG files for a dataset overview.</w:t>
+        <w:t xml:space="preserve">Plot </w:t>
+      </w:r>
+      <w:proofErr w:type="spellStart"/>
+      <w:r>
+        <w:rPr>
+          <w:rFonts w:ascii="Times New Roman" w:hAnsi="Times New Roman" w:cs="Times New Roman"/>
+          <w:b/>
+          <w:bCs/>
+        </w:rPr>
+        <w:t>FRET_g</w:t>
+      </w:r>
+      <w:proofErr w:type="spellEnd"/>
+      <w:r>
+        <w:rPr>
+          <w:rFonts w:ascii="Times New Roman" w:hAnsi="Times New Roman" w:cs="Times New Roman"/>
+          <w:b/>
+          <w:bCs/>
+        </w:rPr>
+        <w:t>:</w:t>
+      </w:r>
+      <w:r>
+        <w:rPr>
+          <w:rFonts w:ascii="Times New Roman" w:hAnsi="Times New Roman" w:cs="Times New Roman"/>
+        </w:rPr>
+        <w:t xml:space="preserve"> Batch-plots every trace's </w:t>
+      </w:r>
+      <w:proofErr w:type="spellStart"/>
+      <w:r>
+        <w:rPr>
+          <w:rFonts w:ascii="Times New Roman" w:hAnsi="Times New Roman" w:cs="Times New Roman"/>
+        </w:rPr>
+        <w:t>fret_g</w:t>
+      </w:r>
+      <w:proofErr w:type="spellEnd"/>
+      <w:r>
+        <w:rPr>
+          <w:rFonts w:ascii="Times New Roman" w:hAnsi="Times New Roman" w:cs="Times New Roman"/>
+        </w:rPr>
+        <w:t xml:space="preserve"> curve into PNG files for a dataset overview.</w:t>
       </w:r>
     </w:p>
     <w:p>
@@ -4114,6 +4586,7 @@
         </w:rPr>
         <w:t xml:space="preserve">Press </w:t>
       </w:r>
+      <w:proofErr w:type="spellStart"/>
       <w:r>
         <w:rPr>
           <w:rFonts w:ascii="Times New Roman" w:hAnsi="Times New Roman" w:cs="Times New Roman"/>
@@ -4122,6 +4595,7 @@
         </w:rPr>
         <w:t>Ctrl+Z</w:t>
       </w:r>
+      <w:proofErr w:type="spellEnd"/>
       <w:r>
         <w:rPr>
           <w:rFonts w:ascii="Times New Roman" w:hAnsi="Times New Roman" w:cs="Times New Roman"/>
@@ -4145,7 +4619,21 @@
         <w:rPr>
           <w:rFonts w:ascii="Times New Roman" w:hAnsi="Times New Roman" w:cs="Times New Roman"/>
         </w:rPr>
-        <w:t>On the Tools, Aois, and GMM tabs, it reverts breakpoint edits (Add/Remove, Set Dead/End, Clear/Set All, Auto-Find).</w:t>
+        <w:t xml:space="preserve">On the Tools, </w:t>
+      </w:r>
+      <w:proofErr w:type="spellStart"/>
+      <w:r>
+        <w:rPr>
+          <w:rFonts w:ascii="Times New Roman" w:hAnsi="Times New Roman" w:cs="Times New Roman"/>
+        </w:rPr>
+        <w:t>Aois</w:t>
+      </w:r>
+      <w:proofErr w:type="spellEnd"/>
+      <w:r>
+        <w:rPr>
+          <w:rFonts w:ascii="Times New Roman" w:hAnsi="Times New Roman" w:cs="Times New Roman"/>
+        </w:rPr>
+        <w:t>, and GMM tabs, it reverts breakpoint edits (Add/Remove, Set Dead/End, Clear/Set All, Auto-Find).</w:t>
       </w:r>
     </w:p>
     <w:p>
@@ -4191,7 +4679,35 @@
         <w:rPr>
           <w:rFonts w:ascii="Times New Roman" w:hAnsi="Times New Roman" w:cs="Times New Roman"/>
         </w:rPr>
-        <w:t xml:space="preserve"> The history depth is 5 steps. The Rupture tab does not support Ctrl+Z (use its Clear buttons). Good/Bad marking (z/x keys) is never affected by Ctrl+Z.</w:t>
+        <w:t xml:space="preserve"> The history depth is 5 steps. The Rupture tab does not support </w:t>
+      </w:r>
+      <w:proofErr w:type="spellStart"/>
+      <w:r>
+        <w:rPr>
+          <w:rFonts w:ascii="Times New Roman" w:hAnsi="Times New Roman" w:cs="Times New Roman"/>
+        </w:rPr>
+        <w:t>Ctrl+Z</w:t>
+      </w:r>
+      <w:proofErr w:type="spellEnd"/>
+      <w:r>
+        <w:rPr>
+          <w:rFonts w:ascii="Times New Roman" w:hAnsi="Times New Roman" w:cs="Times New Roman"/>
+        </w:rPr>
+        <w:t xml:space="preserve"> (use its Clear buttons). Good/Bad marking (z/x keys) is never affected by </w:t>
+      </w:r>
+      <w:proofErr w:type="spellStart"/>
+      <w:r>
+        <w:rPr>
+          <w:rFonts w:ascii="Times New Roman" w:hAnsi="Times New Roman" w:cs="Times New Roman"/>
+        </w:rPr>
+        <w:t>Ctrl+Z</w:t>
+      </w:r>
+      <w:proofErr w:type="spellEnd"/>
+      <w:r>
+        <w:rPr>
+          <w:rFonts w:ascii="Times New Roman" w:hAnsi="Times New Roman" w:cs="Times New Roman"/>
+        </w:rPr>
+        <w:t>.</w:t>
       </w:r>
     </w:p>
     <w:p>
@@ -4205,12 +4721,14 @@
           <w:rFonts w:ascii="Times New Roman" w:hAnsi="Times New Roman" w:cs="Times New Roman"/>
         </w:rPr>
       </w:pPr>
+      <w:proofErr w:type="spellStart"/>
       <w:r>
         <w:rPr>
           <w:rFonts w:ascii="Times New Roman" w:hAnsi="Times New Roman" w:cs="Times New Roman" w:hint="eastAsia"/>
         </w:rPr>
         <w:t>Aois</w:t>
       </w:r>
+      <w:proofErr w:type="spellEnd"/>
       <w:r>
         <w:rPr>
           <w:rFonts w:ascii="Times New Roman" w:hAnsi="Times New Roman" w:cs="Times New Roman"/>
@@ -4453,19 +4971,43 @@
         </w:rPr>
         <w:t xml:space="preserve"> (only fits 'Good' traces), or apply the </w:t>
       </w:r>
-      <w:r>
-        <w:rPr>
-          <w:rFonts w:ascii="Times New Roman" w:hAnsi="Times New Roman" w:cs="Times New Roman"/>
-          <w:b/>
-          <w:bCs/>
-        </w:rPr>
-        <w:t>Photobleach Filter</w:t>
-      </w:r>
-      <w:r>
-        <w:rPr>
-          <w:rFonts w:ascii="Times New Roman" w:hAnsi="Times New Roman" w:cs="Times New Roman"/>
-        </w:rPr>
-        <w:t xml:space="preserve"> (truncates the fit at the photobleach frame based on intensity). Press </w:t>
+      <w:proofErr w:type="spellStart"/>
+      <w:r>
+        <w:rPr>
+          <w:rFonts w:ascii="Times New Roman" w:hAnsi="Times New Roman" w:cs="Times New Roman"/>
+          <w:b/>
+          <w:bCs/>
+        </w:rPr>
+        <w:t>Photobleach</w:t>
+      </w:r>
+      <w:proofErr w:type="spellEnd"/>
+      <w:r>
+        <w:rPr>
+          <w:rFonts w:ascii="Times New Roman" w:hAnsi="Times New Roman" w:cs="Times New Roman"/>
+          <w:b/>
+          <w:bCs/>
+        </w:rPr>
+        <w:t xml:space="preserve"> Filter</w:t>
+      </w:r>
+      <w:r>
+        <w:rPr>
+          <w:rFonts w:ascii="Times New Roman" w:hAnsi="Times New Roman" w:cs="Times New Roman"/>
+        </w:rPr>
+        <w:t xml:space="preserve"> (truncates the fit at the </w:t>
+      </w:r>
+      <w:proofErr w:type="spellStart"/>
+      <w:r>
+        <w:rPr>
+          <w:rFonts w:ascii="Times New Roman" w:hAnsi="Times New Roman" w:cs="Times New Roman"/>
+        </w:rPr>
+        <w:t>photobleach</w:t>
+      </w:r>
+      <w:proofErr w:type="spellEnd"/>
+      <w:r>
+        <w:rPr>
+          <w:rFonts w:ascii="Times New Roman" w:hAnsi="Times New Roman" w:cs="Times New Roman"/>
+        </w:rPr>
+        <w:t xml:space="preserve"> frame based on intensity). Press </w:t>
       </w:r>
       <w:r>
         <w:rPr>
@@ -4542,7 +5084,21 @@
         <w:rPr>
           <w:rFonts w:ascii="Times New Roman" w:hAnsi="Times New Roman" w:cs="Times New Roman"/>
         </w:rPr>
-        <w:t xml:space="preserve"> to fit. Use the Save/Load buttons to manage your hmm.npz prediction files and transition counts.</w:t>
+        <w:t xml:space="preserve"> to fit. Use the Save/Load buttons to manage your </w:t>
+      </w:r>
+      <w:proofErr w:type="spellStart"/>
+      <w:r>
+        <w:rPr>
+          <w:rFonts w:ascii="Times New Roman" w:hAnsi="Times New Roman" w:cs="Times New Roman"/>
+        </w:rPr>
+        <w:t>hmm.npz</w:t>
+      </w:r>
+      <w:proofErr w:type="spellEnd"/>
+      <w:r>
+        <w:rPr>
+          <w:rFonts w:ascii="Times New Roman" w:hAnsi="Times New Roman" w:cs="Times New Roman"/>
+        </w:rPr>
+        <w:t xml:space="preserve"> prediction files and transition counts.</w:t>
       </w:r>
     </w:p>
     <w:p>
@@ -4622,7 +5178,21 @@
         <w:rPr>
           <w:rFonts w:ascii="Times New Roman" w:hAnsi="Times New Roman" w:cs="Times New Roman"/>
         </w:rPr>
-        <w:t xml:space="preserve"> to run a fresh fit (saves a new model.pkl). Turn </w:t>
+        <w:t xml:space="preserve"> to run a fresh fit (saves a new </w:t>
+      </w:r>
+      <w:proofErr w:type="spellStart"/>
+      <w:r>
+        <w:rPr>
+          <w:rFonts w:ascii="Times New Roman" w:hAnsi="Times New Roman" w:cs="Times New Roman"/>
+        </w:rPr>
+        <w:t>model.pkl</w:t>
+      </w:r>
+      <w:proofErr w:type="spellEnd"/>
+      <w:r>
+        <w:rPr>
+          <w:rFonts w:ascii="Times New Roman" w:hAnsi="Times New Roman" w:cs="Times New Roman"/>
+        </w:rPr>
+        <w:t xml:space="preserve">). Turn </w:t>
       </w:r>
       <w:r>
         <w:rPr>
@@ -4678,13 +5248,23 @@
           <w:rFonts w:ascii="Times New Roman" w:hAnsi="Times New Roman" w:cs="Times New Roman"/>
         </w:rPr>
       </w:pPr>
-      <w:r>
-        <w:rPr>
-          <w:rFonts w:ascii="Times New Roman" w:hAnsi="Times New Roman" w:cs="Times New Roman"/>
-          <w:b/>
-          <w:bCs/>
-        </w:rPr>
-        <w:t>n_iter &amp; Epoch:</w:t>
+      <w:proofErr w:type="spellStart"/>
+      <w:r>
+        <w:rPr>
+          <w:rFonts w:ascii="Times New Roman" w:hAnsi="Times New Roman" w:cs="Times New Roman"/>
+          <w:b/>
+          <w:bCs/>
+        </w:rPr>
+        <w:t>n_iter</w:t>
+      </w:r>
+      <w:proofErr w:type="spellEnd"/>
+      <w:r>
+        <w:rPr>
+          <w:rFonts w:ascii="Times New Roman" w:hAnsi="Times New Roman" w:cs="Times New Roman"/>
+          <w:b/>
+          <w:bCs/>
+        </w:rPr>
+        <w:t xml:space="preserve"> &amp; Epoch:</w:t>
       </w:r>
       <w:r>
         <w:rPr>
@@ -4692,6 +5272,7 @@
         </w:rPr>
         <w:t xml:space="preserve"> Set </w:t>
       </w:r>
+      <w:proofErr w:type="spellStart"/>
       <w:r>
         <w:rPr>
           <w:rFonts w:ascii="Times New Roman" w:hAnsi="Times New Roman" w:cs="Times New Roman"/>
@@ -4700,6 +5281,7 @@
         </w:rPr>
         <w:t>n_iter</w:t>
       </w:r>
+      <w:proofErr w:type="spellEnd"/>
       <w:r>
         <w:rPr>
           <w:rFonts w:ascii="Times New Roman" w:hAnsi="Times New Roman" w:cs="Times New Roman"/>
@@ -4791,6 +5373,7 @@
         </w:rPr>
         <w:t xml:space="preserve">f you fit with intensity data </w:t>
       </w:r>
+      <w:proofErr w:type="spellStart"/>
       <w:r>
         <w:rPr>
           <w:rFonts w:ascii="Times New Roman" w:hAnsi="Times New Roman" w:cs="Times New Roman" w:hint="eastAsia"/>
@@ -4799,6 +5382,7 @@
         </w:rPr>
         <w:t>diag</w:t>
       </w:r>
+      <w:proofErr w:type="spellEnd"/>
       <w:r>
         <w:rPr>
           <w:rFonts w:ascii="Times New Roman" w:hAnsi="Times New Roman" w:cs="Times New Roman" w:hint="eastAsia"/>
@@ -5401,13 +5985,45 @@
           <w:b/>
           <w:bCs/>
         </w:rPr>
-        <w:t>Save Dwell.npz:</w:t>
-      </w:r>
-      <w:r>
-        <w:rPr>
-          <w:rFonts w:ascii="Times New Roman" w:hAnsi="Times New Roman" w:cs="Times New Roman"/>
-        </w:rPr>
-        <w:t xml:space="preserve"> Applies your cuts, calculates the valid dwell durations in seconds, and saves them to dwell.npz.</w:t>
+        <w:t xml:space="preserve">Save </w:t>
+      </w:r>
+      <w:proofErr w:type="spellStart"/>
+      <w:r>
+        <w:rPr>
+          <w:rFonts w:ascii="Times New Roman" w:hAnsi="Times New Roman" w:cs="Times New Roman"/>
+          <w:b/>
+          <w:bCs/>
+        </w:rPr>
+        <w:t>Dwell.npz</w:t>
+      </w:r>
+      <w:proofErr w:type="spellEnd"/>
+      <w:r>
+        <w:rPr>
+          <w:rFonts w:ascii="Times New Roman" w:hAnsi="Times New Roman" w:cs="Times New Roman"/>
+          <w:b/>
+          <w:bCs/>
+        </w:rPr>
+        <w:t>:</w:t>
+      </w:r>
+      <w:r>
+        <w:rPr>
+          <w:rFonts w:ascii="Times New Roman" w:hAnsi="Times New Roman" w:cs="Times New Roman"/>
+        </w:rPr>
+        <w:t xml:space="preserve"> Applies your cuts, calculates the valid dwell durations in seconds, and saves them to </w:t>
+      </w:r>
+      <w:proofErr w:type="spellStart"/>
+      <w:r>
+        <w:rPr>
+          <w:rFonts w:ascii="Times New Roman" w:hAnsi="Times New Roman" w:cs="Times New Roman"/>
+        </w:rPr>
+        <w:t>dwell.npz</w:t>
+      </w:r>
+      <w:proofErr w:type="spellEnd"/>
+      <w:r>
+        <w:rPr>
+          <w:rFonts w:ascii="Times New Roman" w:hAnsi="Times New Roman" w:cs="Times New Roman"/>
+        </w:rPr>
+        <w:t>.</w:t>
       </w:r>
     </w:p>
     <w:p>
@@ -5858,7 +6474,21 @@
         <w:rPr>
           <w:rFonts w:ascii="Times New Roman" w:hAnsi="Times New Roman" w:cs="Times New Roman"/>
         </w:rPr>
-        <w:t xml:space="preserve"> breakpoints on a trace that already has previously saved breakpoints (from an older breakpoints.npz file).</w:t>
+        <w:t xml:space="preserve"> breakpoints on a trace that already has previously saved breakpoints (from an older </w:t>
+      </w:r>
+      <w:proofErr w:type="spellStart"/>
+      <w:r>
+        <w:rPr>
+          <w:rFonts w:ascii="Times New Roman" w:hAnsi="Times New Roman" w:cs="Times New Roman"/>
+        </w:rPr>
+        <w:t>breakpoints.npz</w:t>
+      </w:r>
+      <w:proofErr w:type="spellEnd"/>
+      <w:r>
+        <w:rPr>
+          <w:rFonts w:ascii="Times New Roman" w:hAnsi="Times New Roman" w:cs="Times New Roman"/>
+        </w:rPr>
+        <w:t xml:space="preserve"> file).</w:t>
       </w:r>
     </w:p>
     <w:p>
@@ -6287,7 +6917,35 @@
         <w:rPr>
           <w:rFonts w:ascii="Times New Roman" w:hAnsi="Times New Roman" w:cs="Times New Roman" w:hint="eastAsia"/>
         </w:rPr>
-        <w:t xml:space="preserve"> event (ie: photobleach). </w:t>
+        <w:t xml:space="preserve"> event (</w:t>
+      </w:r>
+      <w:proofErr w:type="spellStart"/>
+      <w:r>
+        <w:rPr>
+          <w:rFonts w:ascii="Times New Roman" w:hAnsi="Times New Roman" w:cs="Times New Roman" w:hint="eastAsia"/>
+        </w:rPr>
+        <w:t>ie</w:t>
+      </w:r>
+      <w:proofErr w:type="spellEnd"/>
+      <w:r>
+        <w:rPr>
+          <w:rFonts w:ascii="Times New Roman" w:hAnsi="Times New Roman" w:cs="Times New Roman" w:hint="eastAsia"/>
+        </w:rPr>
+        <w:t xml:space="preserve">: </w:t>
+      </w:r>
+      <w:proofErr w:type="spellStart"/>
+      <w:r>
+        <w:rPr>
+          <w:rFonts w:ascii="Times New Roman" w:hAnsi="Times New Roman" w:cs="Times New Roman" w:hint="eastAsia"/>
+        </w:rPr>
+        <w:t>photobleach</w:t>
+      </w:r>
+      <w:proofErr w:type="spellEnd"/>
+      <w:r>
+        <w:rPr>
+          <w:rFonts w:ascii="Times New Roman" w:hAnsi="Times New Roman" w:cs="Times New Roman" w:hint="eastAsia"/>
+        </w:rPr>
+        <w:t xml:space="preserve">). </w:t>
       </w:r>
       <w:r>
         <w:rPr>
@@ -6341,8 +6999,30 @@
         <w:rPr>
           <w:rFonts w:ascii="Times New Roman" w:hAnsi="Times New Roman" w:cs="Times New Roman" w:hint="eastAsia"/>
         </w:rPr>
-        <w:t xml:space="preserve"> and create the Trace_viewer 3.0 !!!!!!!!!!!!</w:t>
-      </w:r>
+        <w:t xml:space="preserve"> and create the </w:t>
+      </w:r>
+      <w:proofErr w:type="spellStart"/>
+      <w:r>
+        <w:rPr>
+          <w:rFonts w:ascii="Times New Roman" w:hAnsi="Times New Roman" w:cs="Times New Roman" w:hint="eastAsia"/>
+        </w:rPr>
+        <w:t>Trace_viewer</w:t>
+      </w:r>
+      <w:proofErr w:type="spellEnd"/>
+      <w:r>
+        <w:rPr>
+          <w:rFonts w:ascii="Times New Roman" w:hAnsi="Times New Roman" w:cs="Times New Roman" w:hint="eastAsia"/>
+        </w:rPr>
+        <w:t xml:space="preserve"> </w:t>
+      </w:r>
+      <w:proofErr w:type="gramStart"/>
+      <w:r>
+        <w:rPr>
+          <w:rFonts w:ascii="Times New Roman" w:hAnsi="Times New Roman" w:cs="Times New Roman" w:hint="eastAsia"/>
+        </w:rPr>
+        <w:t>3.0 !!!!!!!!!!!!</w:t>
+      </w:r>
+      <w:proofErr w:type="gramEnd"/>
     </w:p>
     <w:sectPr>
       <w:headerReference w:type="default" r:id="rId23"/>

--- a/aoi_trace_viewer tutorial.docx
+++ b/aoi_trace_viewer tutorial.docx
@@ -538,12 +538,12 @@
       </w:r>
       <w:r>
         <w:rPr>
-          <w:rFonts w:cs="Times New Roman"/>
+          <w:rFonts w:cs="Times New Roman" w:hint="eastAsia"/>
           <w:b/>
           <w:bCs/>
           <w:color w:val="EE0000"/>
         </w:rPr>
-        <w:t>G</w:t>
+        <w:t>K</w:t>
       </w:r>
       <w:r>
         <w:rPr>
@@ -807,7 +807,27 @@
         <w:rPr>
           <w:rFonts w:cs="Times New Roman"/>
         </w:rPr>
-        <w:t>: The minimum allowable distance between blobs. If two blobs are closer than this value, both are excluded. 9 is recommended.</w:t>
+        <w:t xml:space="preserve">: The minimum allowable distance between blobs. If two blobs are closer than this value, both are excluded. 9 is </w:t>
+      </w:r>
+      <w:proofErr w:type="gramStart"/>
+      <w:r>
+        <w:rPr>
+          <w:rFonts w:cs="Times New Roman"/>
+        </w:rPr>
+        <w:t>recommended.</w:t>
+      </w:r>
+      <w:r>
+        <w:rPr>
+          <w:rFonts w:cs="Times New Roman" w:hint="eastAsia"/>
+        </w:rPr>
+        <w:t>(</w:t>
+      </w:r>
+      <w:proofErr w:type="gramEnd"/>
+      <w:r>
+        <w:rPr>
+          <w:rFonts w:cs="Times New Roman" w:hint="eastAsia"/>
+        </w:rPr>
+        <w:t>unit: pixel)</w:t>
       </w:r>
     </w:p>
     <w:p>
@@ -1312,7 +1332,39 @@
         <w:rPr>
           <w:rFonts w:cs="Times New Roman"/>
         </w:rPr>
-        <w:t xml:space="preserve">If the signal slowly departs from the initial blob over time, use the </w:t>
+        <w:t>If the signal</w:t>
+      </w:r>
+      <w:r>
+        <w:rPr>
+          <w:rFonts w:cs="Times New Roman" w:hint="eastAsia"/>
+        </w:rPr>
+        <w:t xml:space="preserve"> dot</w:t>
+      </w:r>
+      <w:r>
+        <w:rPr>
+          <w:rFonts w:cs="Times New Roman" w:hint="eastAsia"/>
+        </w:rPr>
+        <w:t>s</w:t>
+      </w:r>
+      <w:r>
+        <w:rPr>
+          <w:rFonts w:cs="Times New Roman"/>
+        </w:rPr>
+        <w:t xml:space="preserve"> slowly </w:t>
+      </w:r>
+      <w:proofErr w:type="gramStart"/>
+      <w:r>
+        <w:rPr>
+          <w:rFonts w:cs="Times New Roman"/>
+        </w:rPr>
+        <w:t>departs</w:t>
+      </w:r>
+      <w:proofErr w:type="gramEnd"/>
+      <w:r>
+        <w:rPr>
+          <w:rFonts w:cs="Times New Roman"/>
+        </w:rPr>
+        <w:t xml:space="preserve"> from the initial blob over time, use the </w:t>
       </w:r>
       <w:r>
         <w:rPr>
@@ -1375,7 +1427,19 @@
         <w:rPr>
           <w:rFonts w:cs="Times New Roman" w:hint="eastAsia"/>
         </w:rPr>
-        <w:t xml:space="preserve"> (index)</w:t>
+        <w:t xml:space="preserve"> (</w:t>
+      </w:r>
+      <w:r>
+        <w:rPr>
+          <w:rFonts w:cs="Times New Roman" w:hint="eastAsia"/>
+        </w:rPr>
+        <w:t>pixel</w:t>
+      </w:r>
+      <w:r>
+        <w:rPr>
+          <w:rFonts w:cs="Times New Roman" w:hint="eastAsia"/>
+        </w:rPr>
+        <w:t>)</w:t>
       </w:r>
       <w:r>
         <w:rPr>
@@ -1677,7 +1741,25 @@
         <w:rPr>
           <w:rFonts w:cs="Times New Roman"/>
         </w:rPr>
-        <w:t>(for example, change "0" to another number). This creates a new, separate folder to store the new FRET values.</w:t>
+        <w:t xml:space="preserve">(for example, change "0" to </w:t>
+      </w:r>
+      <w:r>
+        <w:rPr>
+          <w:rFonts w:cs="Times New Roman"/>
+        </w:rPr>
+        <w:t>another</w:t>
+      </w:r>
+      <w:r>
+        <w:rPr>
+          <w:rFonts w:cs="Times New Roman" w:hint="eastAsia"/>
+        </w:rPr>
+        <w:t xml:space="preserve"> positive integral</w:t>
+      </w:r>
+      <w:r>
+        <w:rPr>
+          <w:rFonts w:cs="Times New Roman"/>
+        </w:rPr>
+        <w:t xml:space="preserve"> number). This creates a new, separate folder to store the new FRET values.</w:t>
       </w:r>
     </w:p>
     <w:p>
@@ -1749,7 +1831,33 @@
         <w:rPr>
           <w:rFonts w:cs="Times New Roman"/>
         </w:rPr>
-        <w:t>Red/Green toggle: Filters out dead acceptor dyes (like Cy3'/Cy5'). If an AOI's intensity falls below this threshold, it is excluded and its value becomes -1.</w:t>
+        <w:t>Red/Green toggle: Filters out dead acceptor dyes (like Cy3'/Cy5'). If an AOI's intensity falls below this threshold, it is excluded and its</w:t>
+      </w:r>
+      <w:r>
+        <w:rPr>
+          <w:rFonts w:cs="Times New Roman" w:hint="eastAsia"/>
+        </w:rPr>
+        <w:t xml:space="preserve"> </w:t>
+      </w:r>
+      <w:proofErr w:type="spellStart"/>
+      <w:r>
+        <w:rPr>
+          <w:rFonts w:cs="Times New Roman"/>
+        </w:rPr>
+        <w:t>selected_g</w:t>
+      </w:r>
+      <w:proofErr w:type="spellEnd"/>
+      <w:r>
+        <w:rPr>
+          <w:rFonts w:cs="Times New Roman" w:hint="eastAsia"/>
+        </w:rPr>
+        <w:t>/b</w:t>
+      </w:r>
+      <w:r>
+        <w:rPr>
+          <w:rFonts w:cs="Times New Roman"/>
+        </w:rPr>
+        <w:t xml:space="preserve"> value becomes -1.</w:t>
       </w:r>
     </w:p>
     <w:p>
@@ -2382,6 +2490,154 @@
           <w:rFonts w:cs="Times New Roman"/>
         </w:rPr>
         <w:t>.</w:t>
+      </w:r>
+    </w:p>
+    <w:p>
+      <w:pPr>
+        <w:pStyle w:val="a3"/>
+        <w:numPr>
+          <w:ilvl w:val="0"/>
+          <w:numId w:val="18"/>
+        </w:numPr>
+        <w:ind w:leftChars="0"/>
+        <w:rPr>
+          <w:rFonts w:cs="Times New Roman"/>
+        </w:rPr>
+      </w:pPr>
+      <w:r>
+        <w:rPr>
+          <w:rFonts w:cs="Times New Roman"/>
+        </w:rPr>
+        <w:t>T</w:t>
+      </w:r>
+      <w:r>
+        <w:rPr>
+          <w:rFonts w:cs="Times New Roman" w:hint="eastAsia"/>
+        </w:rPr>
+        <w:t xml:space="preserve">he trace and annotation data will storage at </w:t>
+      </w:r>
+      <w:proofErr w:type="spellStart"/>
+      <w:r>
+        <w:rPr>
+          <w:rFonts w:cs="Times New Roman" w:hint="eastAsia"/>
+          <w:b/>
+          <w:bCs/>
+        </w:rPr>
+        <w:t>grb</w:t>
+      </w:r>
+      <w:r>
+        <w:rPr>
+          <w:rFonts w:cs="Times New Roman" w:hint="eastAsia"/>
+          <w:b/>
+          <w:bCs/>
+        </w:rPr>
+        <w:t>_folder_</w:t>
+      </w:r>
+      <w:r>
+        <w:rPr>
+          <w:rFonts w:cs="Times New Roman" w:hint="eastAsia"/>
+          <w:b/>
+          <w:bCs/>
+        </w:rPr>
+        <w:t>Path</w:t>
+      </w:r>
+      <w:proofErr w:type="spellEnd"/>
+      <w:proofErr w:type="gramStart"/>
+      <w:r>
+        <w:rPr>
+          <w:rFonts w:cs="Times New Roman"/>
+          <w:b/>
+          <w:bCs/>
+        </w:rPr>
+        <w:t>\FRET\</w:t>
+      </w:r>
+      <w:r>
+        <w:rPr>
+          <w:rFonts w:cs="Times New Roman" w:hint="eastAsia"/>
+          <w:b/>
+          <w:bCs/>
+        </w:rPr>
+        <w:t>{</w:t>
+      </w:r>
+      <w:proofErr w:type="gramEnd"/>
+      <w:r>
+        <w:rPr>
+          <w:rFonts w:cs="Times New Roman" w:hint="eastAsia"/>
+          <w:b/>
+          <w:bCs/>
+        </w:rPr>
+        <w:t xml:space="preserve">Folder number in </w:t>
+      </w:r>
+      <w:r>
+        <w:rPr>
+          <w:rFonts w:cs="Times New Roman" w:hint="eastAsia"/>
+          <w:b/>
+          <w:bCs/>
+          <w:color w:val="EE0000"/>
+        </w:rPr>
+        <w:t>M</w:t>
+      </w:r>
+      <w:r>
+        <w:rPr>
+          <w:rFonts w:cs="Times New Roman" w:hint="eastAsia"/>
+          <w:b/>
+          <w:bCs/>
+        </w:rPr>
+        <w:t xml:space="preserve">}, </w:t>
+      </w:r>
+      <w:r>
+        <w:rPr>
+          <w:rFonts w:cs="Times New Roman" w:hint="eastAsia"/>
+        </w:rPr>
+        <w:t>which called</w:t>
+      </w:r>
+      <w:r>
+        <w:rPr>
+          <w:rFonts w:cs="Times New Roman" w:hint="eastAsia"/>
+        </w:rPr>
+        <w:t xml:space="preserve"> </w:t>
+      </w:r>
+      <w:proofErr w:type="spellStart"/>
+      <w:r>
+        <w:rPr>
+          <w:rFonts w:cs="Times New Roman" w:hint="eastAsia"/>
+        </w:rPr>
+        <w:t>data.npz</w:t>
+      </w:r>
+      <w:proofErr w:type="spellEnd"/>
+      <w:r>
+        <w:rPr>
+          <w:rFonts w:cs="Times New Roman" w:hint="eastAsia"/>
+        </w:rPr>
+        <w:t xml:space="preserve">, </w:t>
+      </w:r>
+      <w:proofErr w:type="spellStart"/>
+      <w:r>
+        <w:rPr>
+          <w:rFonts w:cs="Times New Roman" w:hint="eastAsia"/>
+        </w:rPr>
+        <w:t>selected_g</w:t>
+      </w:r>
+      <w:proofErr w:type="spellEnd"/>
+      <w:r>
+        <w:rPr>
+          <w:rFonts w:cs="Times New Roman" w:hint="eastAsia"/>
+        </w:rPr>
+        <w:t>/</w:t>
+      </w:r>
+      <w:proofErr w:type="spellStart"/>
+      <w:r>
+        <w:rPr>
+          <w:rFonts w:cs="Times New Roman" w:hint="eastAsia"/>
+        </w:rPr>
+        <w:t>b.npy</w:t>
+      </w:r>
+      <w:proofErr w:type="spellEnd"/>
+      <w:r>
+        <w:rPr>
+          <w:rFonts w:cs="Times New Roman" w:hint="eastAsia"/>
+        </w:rPr>
+        <w:t>, respectively.</w:t>
       </w:r>
     </w:p>
     <w:p>

--- a/aoi_trace_viewer tutorial.docx
+++ b/aoi_trace_viewer tutorial.docx
@@ -1012,7 +1012,34 @@
         <w:rPr>
           <w:rFonts w:cs="Times New Roman"/>
         </w:rPr>
-        <w:t xml:space="preserve"> and wait for the Blob progress bar in </w:t>
+        <w:t xml:space="preserve"> </w:t>
+      </w:r>
+      <w:r>
+        <w:rPr>
+          <w:rFonts w:cs="Times New Roman" w:hint="eastAsia"/>
+        </w:rPr>
+        <w:t xml:space="preserve">in </w:t>
+      </w:r>
+      <w:r>
+        <w:rPr>
+          <w:rFonts w:cs="Times New Roman" w:hint="eastAsia"/>
+          <w:b/>
+          <w:bCs/>
+          <w:color w:val="EE0000"/>
+        </w:rPr>
+        <w:t>G</w:t>
+      </w:r>
+      <w:r>
+        <w:rPr>
+          <w:rFonts w:cs="Times New Roman" w:hint="eastAsia"/>
+        </w:rPr>
+        <w:t xml:space="preserve"> </w:t>
+      </w:r>
+      <w:r>
+        <w:rPr>
+          <w:rFonts w:cs="Times New Roman"/>
+        </w:rPr>
+        <w:t xml:space="preserve">and wait for the Blob progress bar in </w:t>
       </w:r>
       <w:r>
         <w:rPr>
@@ -1229,6 +1256,37 @@
           <w:bCs/>
         </w:rPr>
         <w:t>Cal intensity</w:t>
+      </w:r>
+      <w:r>
+        <w:rPr>
+          <w:rFonts w:cs="Times New Roman" w:hint="eastAsia"/>
+          <w:b/>
+          <w:bCs/>
+        </w:rPr>
+        <w:t xml:space="preserve"> </w:t>
+      </w:r>
+      <w:r>
+        <w:rPr>
+          <w:rFonts w:cs="Times New Roman" w:hint="eastAsia"/>
+        </w:rPr>
+        <w:t>in</w:t>
+      </w:r>
+      <w:r>
+        <w:rPr>
+          <w:rFonts w:cs="Times New Roman" w:hint="eastAsia"/>
+          <w:b/>
+          <w:bCs/>
+        </w:rPr>
+        <w:t xml:space="preserve"> </w:t>
+      </w:r>
+      <w:r>
+        <w:rPr>
+          <w:rFonts w:cs="Times New Roman" w:hint="eastAsia"/>
+          <w:b/>
+          <w:bCs/>
+          <w:color w:val="EE0000"/>
+        </w:rPr>
+        <w:t>G</w:t>
       </w:r>
       <w:r>
         <w:rPr>
